--- a/redaction/chapitre7/paragraphes.docx
+++ b/redaction/chapitre7/paragraphes.docx
@@ -2,13 +2,13 @@
 <file path=word/document.xml><?xml version="1.0" encoding="utf-8"?>
 <w:document xmlns:w="http://schemas.openxmlformats.org/wordprocessingml/2006/main" xmlns:m="http://schemas.openxmlformats.org/officeDocument/2006/math" xmlns:r="http://schemas.openxmlformats.org/officeDocument/2006/relationships" xmlns:o="urn:schemas-microsoft-com:office:office" xmlns:v="urn:schemas-microsoft-com:vml" xmlns:w10="urn:schemas-microsoft-com:office:word" xmlns:a="http://schemas.openxmlformats.org/drawingml/2006/main" xmlns:pic="http://schemas.openxmlformats.org/drawingml/2006/picture" xmlns:wp="http://schemas.openxmlformats.org/drawingml/2006/wordprocessingDrawing">
   <w:body>
-    <w:bookmarkStart w:id="28" w:name="Xf551a79da18240d57cc22a11b928de2acde61d1"/>
+    <w:bookmarkStart w:id="25" w:name="X75f17c22aca9a351ad7a235f97b0b5ee5c5ffe0"/>
     <w:p>
       <w:pPr>
         <w:pStyle w:val="Heading1"/>
       </w:pPr>
       <w:r>
-        <w:t xml:space="preserve">Chapitre 7 : Les fonctions et passage d’arguments</w:t>
+        <w:t xml:space="preserve">Chapitre 5 : Manipulation des données structurées - list, dict et set</w:t>
       </w:r>
     </w:p>
     <w:p>
@@ -16,7 +16,7 @@
         <w:pStyle w:val="FirstParagraph"/>
       </w:pPr>
       <w:r>
-        <w:t xml:space="preserve">Les fonctions permettent de modulariser le code en regroupant des instructions réutilisables sous un même nom. Maîtriser le passage d’arguments et les structures de retour est indispensable pour concevoir des programmes propres et maintenables.</w:t>
+        <w:t xml:space="preserve">La manipulation des données structurées permet d’organiser, de stocker et de parcourir efficacement des collections d’éléments en Python. Maîtriser ces structures est indispensable pour traiter des volumes d’informations complexes.</w:t>
       </w:r>
       <w:r>
         <w:t xml:space="preserve"> </w:t>
@@ -31,18 +31,10 @@
           <w:ilvl w:val="0"/>
           <w:numId w:val="1001"/>
         </w:numPr>
-      </w:pPr>
-      <w:r>
-        <w:t xml:space="preserve">Définition des fonctions, arguments, passage et valeur de retour (</w:t>
-      </w:r>
-      <w:r>
-        <w:rPr>
-          <w:rStyle w:val="VerbatimChar"/>
-        </w:rPr>
-        <w:t xml:space="preserve">return</w:t>
-      </w:r>
-      <w:r>
-        <w:t xml:space="preserve">)</w:t>
+        <w:pStyle w:val="Compact"/>
+      </w:pPr>
+      <w:r>
+        <w:t xml:space="preserve">Gestion des listes</w:t>
       </w:r>
     </w:p>
     <w:p>
@@ -51,9 +43,10 @@
           <w:ilvl w:val="0"/>
           <w:numId w:val="1001"/>
         </w:numPr>
-      </w:pPr>
-      <w:r>
-        <w:t xml:space="preserve">Arguments et valeurs par défaut</w:t>
+        <w:pStyle w:val="Compact"/>
+      </w:pPr>
+      <w:r>
+        <w:t xml:space="preserve">Gestion des dictionnaires (dict)</w:t>
       </w:r>
     </w:p>
     <w:p>
@@ -62,44 +55,10 @@
           <w:ilvl w:val="0"/>
           <w:numId w:val="1001"/>
         </w:numPr>
-      </w:pPr>
-      <w:r>
-        <w:t xml:space="preserve">Arguments variables via les tuples,</w:t>
-      </w:r>
-      <w:r>
-        <w:t xml:space="preserve"> </w:t>
-      </w:r>
-      <w:r>
-        <w:rPr>
-          <w:rStyle w:val="VerbatimChar"/>
-        </w:rPr>
-        <w:t xml:space="preserve">*args</w:t>
-      </w:r>
-      <w:r>
-        <w:t xml:space="preserve"> </w:t>
-      </w:r>
-      <w:r>
-        <w:t xml:space="preserve">et</w:t>
-      </w:r>
-      <w:r>
-        <w:t xml:space="preserve"> </w:t>
-      </w:r>
-      <w:r>
-        <w:rPr>
-          <w:rStyle w:val="VerbatimChar"/>
-        </w:rPr>
-        <w:t xml:space="preserve">**kwargs</w:t>
-      </w:r>
-    </w:p>
-    <w:p>
-      <w:pPr>
-        <w:numPr>
-          <w:ilvl w:val="0"/>
-          <w:numId w:val="1001"/>
-        </w:numPr>
-      </w:pPr>
-      <w:r>
-        <w:t xml:space="preserve">Fonctions en tant qu’arguments (délégués)</w:t>
+        <w:pStyle w:val="Compact"/>
+      </w:pPr>
+      <w:r>
+        <w:t xml:space="preserve">Gestion des ensembles (set)</w:t>
       </w:r>
     </w:p>
     <w:p>
@@ -109,13 +68,13 @@
         </w:pict>
       </w:r>
     </w:p>
-    <w:bookmarkStart w:id="20" w:name="X91b7d384f0747e389426579da82a5ad7bf94e8b"/>
+    <w:bookmarkStart w:id="20" w:name="gestion-des-listes"/>
     <w:p>
       <w:pPr>
         <w:pStyle w:val="Heading2"/>
       </w:pPr>
       <w:r>
-        <w:t xml:space="preserve">Les fonctions, arguments , passage par valeur, return</w:t>
+        <w:t xml:space="preserve">Gestion des listes</w:t>
       </w:r>
     </w:p>
     <w:p>
@@ -123,34 +82,7 @@
         <w:pStyle w:val="FirstParagraph"/>
       </w:pPr>
       <w:r>
-        <w:t xml:space="preserve">Une fonction se déclare avec le mot-clé</w:t>
-      </w:r>
-      <w:r>
-        <w:t xml:space="preserve"> </w:t>
-      </w:r>
-      <w:r>
-        <w:rPr>
-          <w:rStyle w:val="VerbatimChar"/>
-        </w:rPr>
-        <w:t xml:space="preserve">def</w:t>
-      </w:r>
-      <w:r>
-        <w:t xml:space="preserve"> </w:t>
-      </w:r>
-      <w:r>
-        <w:t xml:space="preserve">suivi d’un nom et de parenthèses. Elle accepte des arguments en entrée et peut renvoyer un résultat grâce à l’instruction</w:t>
-      </w:r>
-      <w:r>
-        <w:t xml:space="preserve"> </w:t>
-      </w:r>
-      <w:r>
-        <w:rPr>
-          <w:rStyle w:val="VerbatimChar"/>
-        </w:rPr>
-        <w:t xml:space="preserve">return</w:t>
-      </w:r>
-      <w:r>
-        <w:t xml:space="preserve">.</w:t>
+        <w:t xml:space="preserve">Les listes permettent de stocker une collection ordonnée d’éléments modifiables. Elles autorisent les doublons et offrent de nombreuses méthodes pour ajouter, supprimer ou trier des données en mémoire.</w:t>
       </w:r>
     </w:p>
     <w:p>
@@ -161,22 +93,52 @@
         <w:rPr>
           <w:rStyle w:val="CommentTok"/>
         </w:rPr>
-        <w:t xml:space="preserve"># Déclaration d'une fonction simple avec retour</w:t>
+        <w:t xml:space="preserve"># Création et modification d'une liste</w:t>
       </w:r>
       <w:r>
         <w:br/>
       </w:r>
       <w:r>
         <w:rPr>
-          <w:rStyle w:val="KeywordTok"/>
-        </w:rPr>
-        <w:t xml:space="preserve">def</w:t>
-      </w:r>
-      <w:r>
-        <w:rPr>
-          <w:rStyle w:val="NormalTok"/>
-        </w:rPr>
-        <w:t xml:space="preserve"> additionner(a, b):</w:t>
+          <w:rStyle w:val="NormalTok"/>
+        </w:rPr>
+        <w:t xml:space="preserve">fruits </w:t>
+      </w:r>
+      <w:r>
+        <w:rPr>
+          <w:rStyle w:val="OperatorTok"/>
+        </w:rPr>
+        <w:t xml:space="preserve">=</w:t>
+      </w:r>
+      <w:r>
+        <w:rPr>
+          <w:rStyle w:val="NormalTok"/>
+        </w:rPr>
+        <w:t xml:space="preserve"> [</w:t>
+      </w:r>
+      <w:r>
+        <w:rPr>
+          <w:rStyle w:val="StringTok"/>
+        </w:rPr>
+        <w:t xml:space="preserve">"pomme"</w:t>
+      </w:r>
+      <w:r>
+        <w:rPr>
+          <w:rStyle w:val="NormalTok"/>
+        </w:rPr>
+        <w:t xml:space="preserve">, </w:t>
+      </w:r>
+      <w:r>
+        <w:rPr>
+          <w:rStyle w:val="StringTok"/>
+        </w:rPr>
+        <w:t xml:space="preserve">"banane"</w:t>
+      </w:r>
+      <w:r>
+        <w:rPr>
+          <w:rStyle w:val="NormalTok"/>
+        </w:rPr>
+        <w:t xml:space="preserve">]</w:t>
       </w:r>
       <w:r>
         <w:br/>
@@ -185,52 +147,25 @@
         <w:rPr>
           <w:rStyle w:val="NormalTok"/>
         </w:rPr>
-        <w:t xml:space="preserve">    resultat </w:t>
-      </w:r>
-      <w:r>
-        <w:rPr>
-          <w:rStyle w:val="OperatorTok"/>
-        </w:rPr>
-        <w:t xml:space="preserve">=</w:t>
-      </w:r>
-      <w:r>
-        <w:rPr>
-          <w:rStyle w:val="NormalTok"/>
-        </w:rPr>
-        <w:t xml:space="preserve"> a </w:t>
-      </w:r>
-      <w:r>
-        <w:rPr>
-          <w:rStyle w:val="OperatorTok"/>
-        </w:rPr>
-        <w:t xml:space="preserve">+</w:t>
-      </w:r>
-      <w:r>
-        <w:rPr>
-          <w:rStyle w:val="NormalTok"/>
-        </w:rPr>
-        <w:t xml:space="preserve"> b</w:t>
-      </w:r>
-      <w:r>
-        <w:br/>
-      </w:r>
-      <w:r>
-        <w:rPr>
-          <w:rStyle w:val="NormalTok"/>
-        </w:rPr>
-        <w:t xml:space="preserve">    </w:t>
-      </w:r>
-      <w:r>
-        <w:rPr>
-          <w:rStyle w:val="ControlFlowTok"/>
-        </w:rPr>
-        <w:t xml:space="preserve">return</w:t>
-      </w:r>
-      <w:r>
-        <w:rPr>
-          <w:rStyle w:val="NormalTok"/>
-        </w:rPr>
-        <w:t xml:space="preserve"> resultat</w:t>
+        <w:t xml:space="preserve">fruits.append(</w:t>
+      </w:r>
+      <w:r>
+        <w:rPr>
+          <w:rStyle w:val="StringTok"/>
+        </w:rPr>
+        <w:t xml:space="preserve">"orange"</w:t>
+      </w:r>
+      <w:r>
+        <w:rPr>
+          <w:rStyle w:val="NormalTok"/>
+        </w:rPr>
+        <w:t xml:space="preserve">)  </w:t>
+      </w:r>
+      <w:r>
+        <w:rPr>
+          <w:rStyle w:val="CommentTok"/>
+        </w:rPr>
+        <w:t xml:space="preserve"># Ajout d'un élément à la fin</w:t>
       </w:r>
     </w:p>
     <w:p>
@@ -238,7 +173,7 @@
         <w:pStyle w:val="BlockText"/>
       </w:pPr>
       <w:r>
-        <w:t xml:space="preserve">💡 En Python, les objets sont passés par affectation : modifier un objet mutable à l’intérieur d’une fonction se répercute en dehors, contrairement aux objets immuables.</w:t>
+        <w:t xml:space="preserve">💡 Utilisez la compréhension de liste pour filtrer ou transformer rapidement les éléments d’une liste de manière élégante et performante.</w:t>
       </w:r>
     </w:p>
     <w:p>
@@ -249,13 +184,13 @@
       </w:r>
     </w:p>
     <w:bookmarkEnd w:id="20"/>
-    <w:bookmarkStart w:id="21" w:name="arguments-et-valeurs-par-défaut"/>
+    <w:bookmarkStart w:id="21" w:name="gestion-des-dict"/>
     <w:p>
       <w:pPr>
         <w:pStyle w:val="Heading2"/>
       </w:pPr>
       <w:r>
-        <w:t xml:space="preserve">Arguments et valeurs par défaut</w:t>
+        <w:t xml:space="preserve">Gestion des dict</w:t>
       </w:r>
     </w:p>
     <w:p>
@@ -263,7 +198,7 @@
         <w:pStyle w:val="FirstParagraph"/>
       </w:pPr>
       <w:r>
-        <w:t xml:space="preserve">Les arguments par défaut permettent de définir une valeur de repli lorsqu’un paramètre n’est pas explicitement fourni lors de l’appel de la fonction.</w:t>
+        <w:t xml:space="preserve">Les dictionnaires stockent des données sous forme de paires clé-valeur, permettant un accès ultra-rapide aux valeurs grâce à leurs clés uniques. Ils sont parfaits pour représenter des objets ou des configurations.</w:t>
       </w:r>
     </w:p>
     <w:p>
@@ -274,22 +209,16 @@
         <w:rPr>
           <w:rStyle w:val="CommentTok"/>
         </w:rPr>
-        <w:t xml:space="preserve"># Fonction avec un argument doté d'une valeur par défaut</w:t>
+        <w:t xml:space="preserve"># Déclaration et accès dans un dictionnaire</w:t>
       </w:r>
       <w:r>
         <w:br/>
       </w:r>
       <w:r>
         <w:rPr>
-          <w:rStyle w:val="KeywordTok"/>
-        </w:rPr>
-        <w:t xml:space="preserve">def</w:t>
-      </w:r>
-      <w:r>
-        <w:rPr>
-          <w:rStyle w:val="NormalTok"/>
-        </w:rPr>
-        <w:t xml:space="preserve"> saluer(nom, message</w:t>
+          <w:rStyle w:val="NormalTok"/>
+        </w:rPr>
+        <w:t xml:space="preserve">utilisateur </w:t>
       </w:r>
       <w:r>
         <w:rPr>
@@ -299,15 +228,57 @@
       </w:r>
       <w:r>
         <w:rPr>
+          <w:rStyle w:val="NormalTok"/>
+        </w:rPr>
+        <w:t xml:space="preserve"> {</w:t>
+      </w:r>
+      <w:r>
+        <w:rPr>
           <w:rStyle w:val="StringTok"/>
         </w:rPr>
-        <w:t xml:space="preserve">"Bonjour"</w:t>
-      </w:r>
-      <w:r>
-        <w:rPr>
-          <w:rStyle w:val="NormalTok"/>
-        </w:rPr>
-        <w:t xml:space="preserve">):</w:t>
+        <w:t xml:space="preserve">"nom"</w:t>
+      </w:r>
+      <w:r>
+        <w:rPr>
+          <w:rStyle w:val="NormalTok"/>
+        </w:rPr>
+        <w:t xml:space="preserve">: </w:t>
+      </w:r>
+      <w:r>
+        <w:rPr>
+          <w:rStyle w:val="StringTok"/>
+        </w:rPr>
+        <w:t xml:space="preserve">"Alice"</w:t>
+      </w:r>
+      <w:r>
+        <w:rPr>
+          <w:rStyle w:val="NormalTok"/>
+        </w:rPr>
+        <w:t xml:space="preserve">, </w:t>
+      </w:r>
+      <w:r>
+        <w:rPr>
+          <w:rStyle w:val="StringTok"/>
+        </w:rPr>
+        <w:t xml:space="preserve">"age"</w:t>
+      </w:r>
+      <w:r>
+        <w:rPr>
+          <w:rStyle w:val="NormalTok"/>
+        </w:rPr>
+        <w:t xml:space="preserve">: </w:t>
+      </w:r>
+      <w:r>
+        <w:rPr>
+          <w:rStyle w:val="DecValTok"/>
+        </w:rPr>
+        <w:t xml:space="preserve">30</w:t>
+      </w:r>
+      <w:r>
+        <w:rPr>
+          <w:rStyle w:val="NormalTok"/>
+        </w:rPr>
+        <w:t xml:space="preserve">}</w:t>
       </w:r>
       <w:r>
         <w:br/>
@@ -316,81 +287,72 @@
         <w:rPr>
           <w:rStyle w:val="NormalTok"/>
         </w:rPr>
-        <w:t xml:space="preserve">    </w:t>
-      </w:r>
-      <w:r>
-        <w:rPr>
-          <w:rStyle w:val="ControlFlowTok"/>
-        </w:rPr>
-        <w:t xml:space="preserve">return</w:t>
-      </w:r>
-      <w:r>
-        <w:rPr>
-          <w:rStyle w:val="NormalTok"/>
-        </w:rPr>
+        <w:t xml:space="preserve">ville </w:t>
+      </w:r>
+      <w:r>
+        <w:rPr>
+          <w:rStyle w:val="OperatorTok"/>
+        </w:rPr>
+        <w:t xml:space="preserve">=</w:t>
+      </w:r>
+      <w:r>
+        <w:rPr>
+          <w:rStyle w:val="NormalTok"/>
+        </w:rPr>
+        <w:t xml:space="preserve"> utilisateur.get(</w:t>
+      </w:r>
+      <w:r>
+        <w:rPr>
+          <w:rStyle w:val="StringTok"/>
+        </w:rPr>
+        <w:t xml:space="preserve">"ville"</w:t>
+      </w:r>
+      <w:r>
+        <w:rPr>
+          <w:rStyle w:val="NormalTok"/>
+        </w:rPr>
+        <w:t xml:space="preserve">, </w:t>
+      </w:r>
+      <w:r>
+        <w:rPr>
+          <w:rStyle w:val="StringTok"/>
+        </w:rPr>
+        <w:t xml:space="preserve">"Inconnue"</w:t>
+      </w:r>
+      <w:r>
+        <w:rPr>
+          <w:rStyle w:val="NormalTok"/>
+        </w:rPr>
+        <w:t xml:space="preserve">)  </w:t>
+      </w:r>
+      <w:r>
+        <w:rPr>
+          <w:rStyle w:val="CommentTok"/>
+        </w:rPr>
+        <w:t xml:space="preserve"># Évite une erreur si la clé n'existe pas</w:t>
+      </w:r>
+    </w:p>
+    <w:p>
+      <w:pPr>
+        <w:pStyle w:val="BlockText"/>
+      </w:pPr>
+      <w:r>
+        <w:t xml:space="preserve">💡 Privilégiez l’utilisation de la méthode</w:t>
+      </w:r>
+      <w:r>
         <w:t xml:space="preserve"> </w:t>
       </w:r>
       <w:r>
         <w:rPr>
-          <w:rStyle w:val="SpecialStringTok"/>
-        </w:rPr>
-        <w:t xml:space="preserve">f"</w:t>
-      </w:r>
-      <w:r>
-        <w:rPr>
-          <w:rStyle w:val="SpecialCharTok"/>
-        </w:rPr>
-        <w:t xml:space="preserve">{</w:t>
-      </w:r>
-      <w:r>
-        <w:rPr>
-          <w:rStyle w:val="NormalTok"/>
-        </w:rPr>
-        <w:t xml:space="preserve">message</w:t>
-      </w:r>
-      <w:r>
-        <w:rPr>
-          <w:rStyle w:val="SpecialCharTok"/>
-        </w:rPr>
-        <w:t xml:space="preserve">}</w:t>
-      </w:r>
-      <w:r>
-        <w:rPr>
-          <w:rStyle w:val="SpecialStringTok"/>
-        </w:rPr>
-        <w:t xml:space="preserve">, </w:t>
-      </w:r>
-      <w:r>
-        <w:rPr>
-          <w:rStyle w:val="SpecialCharTok"/>
-        </w:rPr>
-        <w:t xml:space="preserve">{</w:t>
-      </w:r>
-      <w:r>
-        <w:rPr>
-          <w:rStyle w:val="NormalTok"/>
-        </w:rPr>
-        <w:t xml:space="preserve">nom</w:t>
-      </w:r>
-      <w:r>
-        <w:rPr>
-          <w:rStyle w:val="SpecialCharTok"/>
-        </w:rPr>
-        <w:t xml:space="preserve">}</w:t>
-      </w:r>
-      <w:r>
-        <w:rPr>
-          <w:rStyle w:val="SpecialStringTok"/>
-        </w:rPr>
-        <w:t xml:space="preserve"> !"</w:t>
-      </w:r>
-    </w:p>
-    <w:p>
-      <w:pPr>
-        <w:pStyle w:val="BlockText"/>
-      </w:pPr>
-      <w:r>
-        <w:t xml:space="preserve">💡 Ne jamais utiliser d’objets mutables (comme des listes ou des dictionnaires) comme valeurs par défaut d’une fonction, car leur état serait conservé entre les appels successifs.</w:t>
+          <w:rStyle w:val="VerbatimChar"/>
+        </w:rPr>
+        <w:t xml:space="preserve">.get()</w:t>
+      </w:r>
+      <w:r>
+        <w:t xml:space="preserve"> </w:t>
+      </w:r>
+      <w:r>
+        <w:t xml:space="preserve">pour interroger un dictionnaire lorsque la clé recherchée est susceptible de ne pas y figurer.</w:t>
       </w:r>
     </w:p>
     <w:p>
@@ -401,13 +363,13 @@
       </w:r>
     </w:p>
     <w:bookmarkEnd w:id="21"/>
-    <w:bookmarkStart w:id="22" w:name="arguments-en-tant-que-tuple"/>
+    <w:bookmarkStart w:id="22" w:name="gestion-des-set"/>
     <w:p>
       <w:pPr>
         <w:pStyle w:val="Heading2"/>
       </w:pPr>
       <w:r>
-        <w:t xml:space="preserve">Arguments en tant que tuple</w:t>
+        <w:t xml:space="preserve">Gestion des set</w:t>
       </w:r>
     </w:p>
     <w:p>
@@ -415,7 +377,16 @@
         <w:pStyle w:val="FirstParagraph"/>
       </w:pPr>
       <w:r>
-        <w:t xml:space="preserve">Il est possible de regrouper plusieurs valeurs d’arguments dans un tuple pour les manipuler de manière globale au sein de la fonction.</w:t>
+        <w:t xml:space="preserve">Les ensembles (</w:t>
+      </w:r>
+      <w:r>
+        <w:rPr>
+          <w:rStyle w:val="VerbatimChar"/>
+        </w:rPr>
+        <w:t xml:space="preserve">set</w:t>
+      </w:r>
+      <w:r>
+        <w:t xml:space="preserve">) stockent des collections non ordonnées d’éléments uniques. Ils suppriment automatiquement les doublons et s’avèrent extrêmement utiles pour effectuer des opérations mathématiques ensemblistes (union, intersection).</w:t>
       </w:r>
     </w:p>
     <w:p>
@@ -426,22 +397,94 @@
         <w:rPr>
           <w:rStyle w:val="CommentTok"/>
         </w:rPr>
-        <w:t xml:space="preserve"># Fonction acceptant un tuple d'éléments regroupés</w:t>
+        <w:t xml:space="preserve"># Création d'un ensemble et suppression des doublons</w:t>
       </w:r>
       <w:r>
         <w:br/>
       </w:r>
       <w:r>
         <w:rPr>
-          <w:rStyle w:val="KeywordTok"/>
-        </w:rPr>
-        <w:t xml:space="preserve">def</w:t>
-      </w:r>
-      <w:r>
-        <w:rPr>
-          <w:rStyle w:val="NormalTok"/>
-        </w:rPr>
-        <w:t xml:space="preserve"> afficher_coordonnees(coord):</w:t>
+          <w:rStyle w:val="NormalTok"/>
+        </w:rPr>
+        <w:t xml:space="preserve">nombres </w:t>
+      </w:r>
+      <w:r>
+        <w:rPr>
+          <w:rStyle w:val="OperatorTok"/>
+        </w:rPr>
+        <w:t xml:space="preserve">=</w:t>
+      </w:r>
+      <w:r>
+        <w:rPr>
+          <w:rStyle w:val="NormalTok"/>
+        </w:rPr>
+        <w:t xml:space="preserve"> {</w:t>
+      </w:r>
+      <w:r>
+        <w:rPr>
+          <w:rStyle w:val="DecValTok"/>
+        </w:rPr>
+        <w:t xml:space="preserve">1</w:t>
+      </w:r>
+      <w:r>
+        <w:rPr>
+          <w:rStyle w:val="NormalTok"/>
+        </w:rPr>
+        <w:t xml:space="preserve">, </w:t>
+      </w:r>
+      <w:r>
+        <w:rPr>
+          <w:rStyle w:val="DecValTok"/>
+        </w:rPr>
+        <w:t xml:space="preserve">2</w:t>
+      </w:r>
+      <w:r>
+        <w:rPr>
+          <w:rStyle w:val="NormalTok"/>
+        </w:rPr>
+        <w:t xml:space="preserve">, </w:t>
+      </w:r>
+      <w:r>
+        <w:rPr>
+          <w:rStyle w:val="DecValTok"/>
+        </w:rPr>
+        <w:t xml:space="preserve">2</w:t>
+      </w:r>
+      <w:r>
+        <w:rPr>
+          <w:rStyle w:val="NormalTok"/>
+        </w:rPr>
+        <w:t xml:space="preserve">, </w:t>
+      </w:r>
+      <w:r>
+        <w:rPr>
+          <w:rStyle w:val="DecValTok"/>
+        </w:rPr>
+        <w:t xml:space="preserve">3</w:t>
+      </w:r>
+      <w:r>
+        <w:rPr>
+          <w:rStyle w:val="NormalTok"/>
+        </w:rPr>
+        <w:t xml:space="preserve">, </w:t>
+      </w:r>
+      <w:r>
+        <w:rPr>
+          <w:rStyle w:val="DecValTok"/>
+        </w:rPr>
+        <w:t xml:space="preserve">4</w:t>
+      </w:r>
+      <w:r>
+        <w:rPr>
+          <w:rStyle w:val="NormalTok"/>
+        </w:rPr>
+        <w:t xml:space="preserve">}  </w:t>
+      </w:r>
+      <w:r>
+        <w:rPr>
+          <w:rStyle w:val="CommentTok"/>
+        </w:rPr>
+        <w:t xml:space="preserve"># Le doublon '2' est automatiquement éliminé</w:t>
       </w:r>
       <w:r>
         <w:br/>
@@ -450,102 +493,57 @@
         <w:rPr>
           <w:rStyle w:val="NormalTok"/>
         </w:rPr>
-        <w:t xml:space="preserve">    x, y </w:t>
-      </w:r>
-      <w:r>
-        <w:rPr>
-          <w:rStyle w:val="OperatorTok"/>
-        </w:rPr>
-        <w:t xml:space="preserve">=</w:t>
-      </w:r>
-      <w:r>
-        <w:rPr>
-          <w:rStyle w:val="NormalTok"/>
-        </w:rPr>
-        <w:t xml:space="preserve"> coord</w:t>
-      </w:r>
-      <w:r>
-        <w:br/>
-      </w:r>
-      <w:r>
-        <w:rPr>
-          <w:rStyle w:val="NormalTok"/>
-        </w:rPr>
-        <w:t xml:space="preserve">    </w:t>
-      </w:r>
-      <w:r>
-        <w:rPr>
-          <w:rStyle w:val="ControlFlowTok"/>
-        </w:rPr>
-        <w:t xml:space="preserve">return</w:t>
-      </w:r>
-      <w:r>
-        <w:rPr>
-          <w:rStyle w:val="NormalTok"/>
-        </w:rPr>
+        <w:t xml:space="preserve">nombres.add(</w:t>
+      </w:r>
+      <w:r>
+        <w:rPr>
+          <w:rStyle w:val="DecValTok"/>
+        </w:rPr>
+        <w:t xml:space="preserve">5</w:t>
+      </w:r>
+      <w:r>
+        <w:rPr>
+          <w:rStyle w:val="NormalTok"/>
+        </w:rPr>
+        <w:t xml:space="preserve">)</w:t>
+      </w:r>
+    </w:p>
+    <w:p>
+      <w:pPr>
+        <w:pStyle w:val="BlockText"/>
+      </w:pPr>
+      <w:r>
+        <w:t xml:space="preserve">💡 Utilisez les opérateurs ensemblistes comme</w:t>
+      </w:r>
+      <w:r>
         <w:t xml:space="preserve"> </w:t>
       </w:r>
       <w:r>
         <w:rPr>
-          <w:rStyle w:val="SpecialStringTok"/>
-        </w:rPr>
-        <w:t xml:space="preserve">f"Position X: </w:t>
-      </w:r>
-      <w:r>
-        <w:rPr>
-          <w:rStyle w:val="SpecialCharTok"/>
-        </w:rPr>
-        <w:t xml:space="preserve">{</w:t>
-      </w:r>
-      <w:r>
-        <w:rPr>
-          <w:rStyle w:val="NormalTok"/>
-        </w:rPr>
-        <w:t xml:space="preserve">x</w:t>
-      </w:r>
-      <w:r>
-        <w:rPr>
-          <w:rStyle w:val="SpecialCharTok"/>
-        </w:rPr>
-        <w:t xml:space="preserve">}</w:t>
-      </w:r>
-      <w:r>
-        <w:rPr>
-          <w:rStyle w:val="SpecialStringTok"/>
-        </w:rPr>
-        <w:t xml:space="preserve">, Y: </w:t>
-      </w:r>
-      <w:r>
-        <w:rPr>
-          <w:rStyle w:val="SpecialCharTok"/>
-        </w:rPr>
-        <w:t xml:space="preserve">{</w:t>
-      </w:r>
-      <w:r>
-        <w:rPr>
-          <w:rStyle w:val="NormalTok"/>
-        </w:rPr>
-        <w:t xml:space="preserve">y</w:t>
-      </w:r>
-      <w:r>
-        <w:rPr>
-          <w:rStyle w:val="SpecialCharTok"/>
-        </w:rPr>
-        <w:t xml:space="preserve">}</w:t>
-      </w:r>
-      <w:r>
-        <w:rPr>
-          <w:rStyle w:val="SpecialStringTok"/>
-        </w:rPr>
-        <w:t xml:space="preserve">"</w:t>
-      </w:r>
-    </w:p>
-    <w:p>
-      <w:pPr>
-        <w:pStyle w:val="BlockText"/>
-      </w:pPr>
-      <w:r>
-        <w:t xml:space="preserve">💡 Utilisez l’emballage de tuples lorsque vos données possèdent une structure fixe et ordonnée que vous souhaitez traiter en bloc.</w:t>
+          <w:rStyle w:val="VerbatimChar"/>
+        </w:rPr>
+        <w:t xml:space="preserve">&amp;</w:t>
+      </w:r>
+      <w:r>
+        <w:t xml:space="preserve"> </w:t>
+      </w:r>
+      <w:r>
+        <w:t xml:space="preserve">pour l’intersection ou</w:t>
+      </w:r>
+      <w:r>
+        <w:t xml:space="preserve"> </w:t>
+      </w:r>
+      <w:r>
+        <w:rPr>
+          <w:rStyle w:val="VerbatimChar"/>
+        </w:rPr>
+        <w:t xml:space="preserve">|</w:t>
+      </w:r>
+      <w:r>
+        <w:t xml:space="preserve"> </w:t>
+      </w:r>
+      <w:r>
+        <w:t xml:space="preserve">pour l’union afin de comparer rapidement des collections de données.</w:t>
       </w:r>
     </w:p>
     <w:p>
@@ -556,74 +554,180 @@
       </w:r>
     </w:p>
     <w:bookmarkEnd w:id="22"/>
-    <w:bookmarkStart w:id="23" w:name="arguments-avec-args"/>
+    <w:bookmarkStart w:id="23" w:name="exemple-de-synthèse"/>
     <w:p>
       <w:pPr>
         <w:pStyle w:val="Heading2"/>
       </w:pPr>
       <w:r>
-        <w:t xml:space="preserve">Arguments avec *args</w:t>
-      </w:r>
-    </w:p>
-    <w:p>
-      <w:pPr>
-        <w:pStyle w:val="FirstParagraph"/>
-      </w:pPr>
-      <w:r>
-        <w:t xml:space="preserve">La syntaxe</w:t>
-      </w:r>
-      <w:r>
+        <w:t xml:space="preserve">Exemple de synthèse</w:t>
+      </w:r>
+    </w:p>
+    <w:p>
+      <w:pPr>
+        <w:pStyle w:val="SourceCode"/>
+      </w:pPr>
+      <w:r>
+        <w:rPr>
+          <w:rStyle w:val="CommentTok"/>
+        </w:rPr>
+        <w:t xml:space="preserve"># Programme complet combinant listes, dictionnaires et ensembles</w:t>
+      </w:r>
+      <w:r>
+        <w:br/>
+      </w:r>
+      <w:r>
+        <w:rPr>
+          <w:rStyle w:val="CommentTok"/>
+        </w:rPr>
+        <w:t xml:space="preserve"># 1. Gestion des listes : stockage des identifiants de connexions successives</w:t>
+      </w:r>
+      <w:r>
+        <w:br/>
+      </w:r>
+      <w:r>
+        <w:rPr>
+          <w:rStyle w:val="NormalTok"/>
+        </w:rPr>
+        <w:t xml:space="preserve">historique_connexions </w:t>
+      </w:r>
+      <w:r>
+        <w:rPr>
+          <w:rStyle w:val="OperatorTok"/>
+        </w:rPr>
+        <w:t xml:space="preserve">=</w:t>
+      </w:r>
+      <w:r>
+        <w:rPr>
+          <w:rStyle w:val="NormalTok"/>
+        </w:rPr>
+        <w:t xml:space="preserve"> [</w:t>
+      </w:r>
+      <w:r>
+        <w:rPr>
+          <w:rStyle w:val="StringTok"/>
+        </w:rPr>
+        <w:t xml:space="preserve">"user_1"</w:t>
+      </w:r>
+      <w:r>
+        <w:rPr>
+          <w:rStyle w:val="NormalTok"/>
+        </w:rPr>
+        <w:t xml:space="preserve">, </w:t>
+      </w:r>
+      <w:r>
+        <w:rPr>
+          <w:rStyle w:val="StringTok"/>
+        </w:rPr>
+        <w:t xml:space="preserve">"user_2"</w:t>
+      </w:r>
+      <w:r>
+        <w:rPr>
+          <w:rStyle w:val="NormalTok"/>
+        </w:rPr>
+        <w:t xml:space="preserve">, </w:t>
+      </w:r>
+      <w:r>
+        <w:rPr>
+          <w:rStyle w:val="StringTok"/>
+        </w:rPr>
+        <w:t xml:space="preserve">"user_1"</w:t>
+      </w:r>
+      <w:r>
+        <w:rPr>
+          <w:rStyle w:val="NormalTok"/>
+        </w:rPr>
+        <w:t xml:space="preserve">, </w:t>
+      </w:r>
+      <w:r>
+        <w:rPr>
+          <w:rStyle w:val="StringTok"/>
+        </w:rPr>
+        <w:t xml:space="preserve">"user_3"</w:t>
+      </w:r>
+      <w:r>
+        <w:rPr>
+          <w:rStyle w:val="NormalTok"/>
+        </w:rPr>
+        <w:t xml:space="preserve">]</w:t>
+      </w:r>
+      <w:r>
+        <w:br/>
+      </w:r>
+      <w:r>
+        <w:br/>
+      </w:r>
+      <w:r>
+        <w:rPr>
+          <w:rStyle w:val="CommentTok"/>
+        </w:rPr>
+        <w:t xml:space="preserve"># 2. Gestion des set : extraction des utilisateurs uniques sans doublons</w:t>
+      </w:r>
+      <w:r>
+        <w:br/>
+      </w:r>
+      <w:r>
+        <w:rPr>
+          <w:rStyle w:val="NormalTok"/>
+        </w:rPr>
+        <w:t xml:space="preserve">utilisateurs_uniques </w:t>
+      </w:r>
+      <w:r>
+        <w:rPr>
+          <w:rStyle w:val="OperatorTok"/>
+        </w:rPr>
+        <w:t xml:space="preserve">=</w:t>
+      </w:r>
+      <w:r>
+        <w:rPr>
+          <w:rStyle w:val="NormalTok"/>
+        </w:rPr>
         <w:t xml:space="preserve"> </w:t>
       </w:r>
       <w:r>
         <w:rPr>
-          <w:rStyle w:val="VerbatimChar"/>
-        </w:rPr>
-        <w:t xml:space="preserve">*args</w:t>
-      </w:r>
-      <w:r>
-        <w:t xml:space="preserve"> </w:t>
-      </w:r>
-      <w:r>
-        <w:t xml:space="preserve">permet de transmettre un nombre variable d’arguments positionnels non nommés à une fonction, qui les récupère automatiquement sous forme de tuple.</w:t>
-      </w:r>
-    </w:p>
-    <w:p>
-      <w:pPr>
-        <w:pStyle w:val="SourceCode"/>
-      </w:pPr>
+          <w:rStyle w:val="BuiltInTok"/>
+        </w:rPr>
+        <w:t xml:space="preserve">set</w:t>
+      </w:r>
+      <w:r>
+        <w:rPr>
+          <w:rStyle w:val="NormalTok"/>
+        </w:rPr>
+        <w:t xml:space="preserve">(historique_connexions)</w:t>
+      </w:r>
+      <w:r>
+        <w:br/>
+      </w:r>
+      <w:r>
+        <w:br/>
+      </w:r>
       <w:r>
         <w:rPr>
           <w:rStyle w:val="CommentTok"/>
         </w:rPr>
-        <w:t xml:space="preserve"># Fonction acceptant un nombre indéfini d'arguments positionnels</w:t>
+        <w:t xml:space="preserve"># 3. Gestion des dict : association d'un statut à chaque utilisateur unique</w:t>
       </w:r>
       <w:r>
         <w:br/>
       </w:r>
       <w:r>
         <w:rPr>
-          <w:rStyle w:val="KeywordTok"/>
-        </w:rPr>
-        <w:t xml:space="preserve">def</w:t>
-      </w:r>
-      <w:r>
-        <w:rPr>
-          <w:rStyle w:val="NormalTok"/>
-        </w:rPr>
-        <w:t xml:space="preserve"> sommer_tout(</w:t>
+          <w:rStyle w:val="NormalTok"/>
+        </w:rPr>
+        <w:t xml:space="preserve">statuts_utilisateurs </w:t>
       </w:r>
       <w:r>
         <w:rPr>
           <w:rStyle w:val="OperatorTok"/>
         </w:rPr>
-        <w:t xml:space="preserve">*</w:t>
-      </w:r>
-      <w:r>
-        <w:rPr>
-          <w:rStyle w:val="NormalTok"/>
-        </w:rPr>
-        <w:t xml:space="preserve">args):</w:t>
+        <w:t xml:space="preserve">=</w:t>
+      </w:r>
+      <w:r>
+        <w:rPr>
+          <w:rStyle w:val="NormalTok"/>
+        </w:rPr>
+        <w:t xml:space="preserve"> {</w:t>
       </w:r>
       <w:r>
         <w:br/>
@@ -636,1092 +740,229 @@
       </w:r>
       <w:r>
         <w:rPr>
-          <w:rStyle w:val="ControlFlowTok"/>
-        </w:rPr>
-        <w:t xml:space="preserve">return</w:t>
-      </w:r>
-      <w:r>
-        <w:rPr>
-          <w:rStyle w:val="NormalTok"/>
-        </w:rPr>
-        <w:t xml:space="preserve"> </w:t>
+          <w:rStyle w:val="StringTok"/>
+        </w:rPr>
+        <w:t xml:space="preserve">"user_1"</w:t>
+      </w:r>
+      <w:r>
+        <w:rPr>
+          <w:rStyle w:val="NormalTok"/>
+        </w:rPr>
+        <w:t xml:space="preserve">: </w:t>
+      </w:r>
+      <w:r>
+        <w:rPr>
+          <w:rStyle w:val="StringTok"/>
+        </w:rPr>
+        <w:t xml:space="preserve">"actif"</w:t>
+      </w:r>
+      <w:r>
+        <w:rPr>
+          <w:rStyle w:val="NormalTok"/>
+        </w:rPr>
+        <w:t xml:space="preserve">,</w:t>
+      </w:r>
+      <w:r>
+        <w:br/>
+      </w:r>
+      <w:r>
+        <w:rPr>
+          <w:rStyle w:val="NormalTok"/>
+        </w:rPr>
+        <w:t xml:space="preserve">    </w:t>
+      </w:r>
+      <w:r>
+        <w:rPr>
+          <w:rStyle w:val="StringTok"/>
+        </w:rPr>
+        <w:t xml:space="preserve">"user_2"</w:t>
+      </w:r>
+      <w:r>
+        <w:rPr>
+          <w:rStyle w:val="NormalTok"/>
+        </w:rPr>
+        <w:t xml:space="preserve">: </w:t>
+      </w:r>
+      <w:r>
+        <w:rPr>
+          <w:rStyle w:val="StringTok"/>
+        </w:rPr>
+        <w:t xml:space="preserve">"inactif"</w:t>
+      </w:r>
+      <w:r>
+        <w:rPr>
+          <w:rStyle w:val="NormalTok"/>
+        </w:rPr>
+        <w:t xml:space="preserve">,</w:t>
+      </w:r>
+      <w:r>
+        <w:br/>
+      </w:r>
+      <w:r>
+        <w:rPr>
+          <w:rStyle w:val="NormalTok"/>
+        </w:rPr>
+        <w:t xml:space="preserve">    </w:t>
+      </w:r>
+      <w:r>
+        <w:rPr>
+          <w:rStyle w:val="StringTok"/>
+        </w:rPr>
+        <w:t xml:space="preserve">"user_3"</w:t>
+      </w:r>
+      <w:r>
+        <w:rPr>
+          <w:rStyle w:val="NormalTok"/>
+        </w:rPr>
+        <w:t xml:space="preserve">: </w:t>
+      </w:r>
+      <w:r>
+        <w:rPr>
+          <w:rStyle w:val="StringTok"/>
+        </w:rPr>
+        <w:t xml:space="preserve">"actif"</w:t>
+      </w:r>
+      <w:r>
+        <w:br/>
+      </w:r>
+      <w:r>
+        <w:rPr>
+          <w:rStyle w:val="NormalTok"/>
+        </w:rPr>
+        <w:t xml:space="preserve">}</w:t>
+      </w:r>
+      <w:r>
+        <w:br/>
+      </w:r>
+      <w:r>
+        <w:br/>
       </w:r>
       <w:r>
         <w:rPr>
           <w:rStyle w:val="BuiltInTok"/>
         </w:rPr>
-        <w:t xml:space="preserve">sum</w:t>
-      </w:r>
-      <w:r>
-        <w:rPr>
-          <w:rStyle w:val="NormalTok"/>
-        </w:rPr>
-        <w:t xml:space="preserve">(args)</w:t>
-      </w:r>
-    </w:p>
-    <w:p>
-      <w:pPr>
-        <w:pStyle w:val="BlockText"/>
-      </w:pPr>
-      <w:r>
-        <w:t xml:space="preserve">💡 Le nom</w:t>
-      </w:r>
-      <w:r>
-        <w:t xml:space="preserve"> </w:t>
-      </w:r>
-      <w:r>
-        <w:rPr>
-          <w:rStyle w:val="VerbatimChar"/>
-        </w:rPr>
-        <w:t xml:space="preserve">args</w:t>
-      </w:r>
-      <w:r>
-        <w:t xml:space="preserve"> </w:t>
-      </w:r>
-      <w:r>
-        <w:t xml:space="preserve">est une convention en Python, mais c’est l’astérisque</w:t>
-      </w:r>
-      <w:r>
-        <w:t xml:space="preserve"> </w:t>
-      </w:r>
-      <w:r>
-        <w:rPr>
-          <w:rStyle w:val="VerbatimChar"/>
-        </w:rPr>
-        <w:t xml:space="preserve">*</w:t>
-      </w:r>
-      <w:r>
-        <w:t xml:space="preserve"> </w:t>
-      </w:r>
-      <w:r>
-        <w:t xml:space="preserve">qui indique au langage de capturer tous les arguments positionnels excédentaires.</w:t>
-      </w:r>
-    </w:p>
-    <w:p>
-      <w:r>
-        <w:pict>
-          <v:rect style="width:0;height:1.5pt" o:hralign="center" o:hrstd="t" o:hr="t"/>
-        </w:pict>
+        <w:t xml:space="preserve">print</w:t>
+      </w:r>
+      <w:r>
+        <w:rPr>
+          <w:rStyle w:val="NormalTok"/>
+        </w:rPr>
+        <w:t xml:space="preserve">(</w:t>
+      </w:r>
+      <w:r>
+        <w:rPr>
+          <w:rStyle w:val="SpecialStringTok"/>
+        </w:rPr>
+        <w:t xml:space="preserve">f"Utilisateurs uniques : </w:t>
+      </w:r>
+      <w:r>
+        <w:rPr>
+          <w:rStyle w:val="SpecialCharTok"/>
+        </w:rPr>
+        <w:t xml:space="preserve">{</w:t>
+      </w:r>
+      <w:r>
+        <w:rPr>
+          <w:rStyle w:val="NormalTok"/>
+        </w:rPr>
+        <w:t xml:space="preserve">utilisateurs_uniques</w:t>
+      </w:r>
+      <w:r>
+        <w:rPr>
+          <w:rStyle w:val="SpecialCharTok"/>
+        </w:rPr>
+        <w:t xml:space="preserve">}</w:t>
+      </w:r>
+      <w:r>
+        <w:rPr>
+          <w:rStyle w:val="SpecialStringTok"/>
+        </w:rPr>
+        <w:t xml:space="preserve">"</w:t>
+      </w:r>
+      <w:r>
+        <w:rPr>
+          <w:rStyle w:val="NormalTok"/>
+        </w:rPr>
+        <w:t xml:space="preserve">)</w:t>
+      </w:r>
+      <w:r>
+        <w:br/>
+      </w:r>
+      <w:r>
+        <w:rPr>
+          <w:rStyle w:val="BuiltInTok"/>
+        </w:rPr>
+        <w:t xml:space="preserve">print</w:t>
+      </w:r>
+      <w:r>
+        <w:rPr>
+          <w:rStyle w:val="NormalTok"/>
+        </w:rPr>
+        <w:t xml:space="preserve">(</w:t>
+      </w:r>
+      <w:r>
+        <w:rPr>
+          <w:rStyle w:val="SpecialStringTok"/>
+        </w:rPr>
+        <w:t xml:space="preserve">f"Statut de user_1 : </w:t>
+      </w:r>
+      <w:r>
+        <w:rPr>
+          <w:rStyle w:val="SpecialCharTok"/>
+        </w:rPr>
+        <w:t xml:space="preserve">{</w:t>
+      </w:r>
+      <w:r>
+        <w:rPr>
+          <w:rStyle w:val="NormalTok"/>
+        </w:rPr>
+        <w:t xml:space="preserve">statuts_utilisateurs</w:t>
+      </w:r>
+      <w:r>
+        <w:rPr>
+          <w:rStyle w:val="SpecialCharTok"/>
+        </w:rPr>
+        <w:t xml:space="preserve">.</w:t>
+      </w:r>
+      <w:r>
+        <w:rPr>
+          <w:rStyle w:val="NormalTok"/>
+        </w:rPr>
+        <w:t xml:space="preserve">get(</w:t>
+      </w:r>
+      <w:r>
+        <w:rPr>
+          <w:rStyle w:val="StringTok"/>
+        </w:rPr>
+        <w:t xml:space="preserve">'user_1'</w:t>
+      </w:r>
+      <w:r>
+        <w:rPr>
+          <w:rStyle w:val="NormalTok"/>
+        </w:rPr>
+        <w:t xml:space="preserve">)</w:t>
+      </w:r>
+      <w:r>
+        <w:rPr>
+          <w:rStyle w:val="SpecialCharTok"/>
+        </w:rPr>
+        <w:t xml:space="preserve">}</w:t>
+      </w:r>
+      <w:r>
+        <w:rPr>
+          <w:rStyle w:val="SpecialStringTok"/>
+        </w:rPr>
+        <w:t xml:space="preserve">"</w:t>
+      </w:r>
+      <w:r>
+        <w:rPr>
+          <w:rStyle w:val="NormalTok"/>
+        </w:rPr>
+        <w:t xml:space="preserve">)</w:t>
       </w:r>
     </w:p>
     <w:bookmarkEnd w:id="23"/>
-    <w:bookmarkStart w:id="24" w:name="arguments-kargs"/>
-    <w:p>
-      <w:pPr>
-        <w:pStyle w:val="Heading2"/>
-      </w:pPr>
-      <w:r>
-        <w:t xml:space="preserve">Arguments *kargs</w:t>
-      </w:r>
-    </w:p>
-    <w:p>
-      <w:pPr>
-        <w:pStyle w:val="FirstParagraph"/>
-      </w:pPr>
-      <w:r>
-        <w:t xml:space="preserve">La syntaxe</w:t>
-      </w:r>
-      <w:r>
-        <w:t xml:space="preserve"> </w:t>
-      </w:r>
-      <w:r>
-        <w:rPr>
-          <w:rStyle w:val="VerbatimChar"/>
-        </w:rPr>
-        <w:t xml:space="preserve">**kwargs</w:t>
-      </w:r>
-      <w:r>
-        <w:t xml:space="preserve"> </w:t>
-      </w:r>
-      <w:r>
-        <w:t xml:space="preserve">(souvent appelée</w:t>
-      </w:r>
-      <w:r>
-        <w:t xml:space="preserve"> </w:t>
-      </w:r>
-      <w:r>
-        <w:rPr>
-          <w:rStyle w:val="VerbatimChar"/>
-        </w:rPr>
-        <w:t xml:space="preserve">kargs</w:t>
-      </w:r>
-      <w:r>
-        <w:t xml:space="preserve">) permet de récupérer un nombre variable d’arguments nommés sous la forme d’un dictionnaire au sein de la fonction.</w:t>
-      </w:r>
-    </w:p>
-    <w:p>
-      <w:pPr>
-        <w:pStyle w:val="SourceCode"/>
-      </w:pPr>
-      <w:r>
-        <w:rPr>
-          <w:rStyle w:val="CommentTok"/>
-        </w:rPr>
-        <w:t xml:space="preserve"># Fonction acceptant des arguments nommés dynamiques</w:t>
-      </w:r>
-      <w:r>
-        <w:br/>
-      </w:r>
-      <w:r>
-        <w:rPr>
-          <w:rStyle w:val="KeywordTok"/>
-        </w:rPr>
-        <w:t xml:space="preserve">def</w:t>
-      </w:r>
-      <w:r>
-        <w:rPr>
-          <w:rStyle w:val="NormalTok"/>
-        </w:rPr>
-        <w:t xml:space="preserve"> configurer(</w:t>
-      </w:r>
-      <w:r>
-        <w:rPr>
-          <w:rStyle w:val="OperatorTok"/>
-        </w:rPr>
-        <w:t xml:space="preserve">**</w:t>
-      </w:r>
-      <w:r>
-        <w:rPr>
-          <w:rStyle w:val="NormalTok"/>
-        </w:rPr>
-        <w:t xml:space="preserve">kwargs):</w:t>
-      </w:r>
-      <w:r>
-        <w:br/>
-      </w:r>
-      <w:r>
-        <w:rPr>
-          <w:rStyle w:val="NormalTok"/>
-        </w:rPr>
-        <w:t xml:space="preserve">    </w:t>
-      </w:r>
-      <w:r>
-        <w:rPr>
-          <w:rStyle w:val="ControlFlowTok"/>
-        </w:rPr>
-        <w:t xml:space="preserve">for</w:t>
-      </w:r>
-      <w:r>
-        <w:rPr>
-          <w:rStyle w:val="NormalTok"/>
-        </w:rPr>
-        <w:t xml:space="preserve"> cle, valeur </w:t>
-      </w:r>
-      <w:r>
-        <w:rPr>
-          <w:rStyle w:val="KeywordTok"/>
-        </w:rPr>
-        <w:t xml:space="preserve">in</w:t>
-      </w:r>
-      <w:r>
-        <w:rPr>
-          <w:rStyle w:val="NormalTok"/>
-        </w:rPr>
-        <w:t xml:space="preserve"> kwargs.items():</w:t>
-      </w:r>
-      <w:r>
-        <w:br/>
-      </w:r>
-      <w:r>
-        <w:rPr>
-          <w:rStyle w:val="NormalTok"/>
-        </w:rPr>
-        <w:t xml:space="preserve">        </w:t>
-      </w:r>
-      <w:r>
-        <w:rPr>
-          <w:rStyle w:val="BuiltInTok"/>
-        </w:rPr>
-        <w:t xml:space="preserve">print</w:t>
-      </w:r>
-      <w:r>
-        <w:rPr>
-          <w:rStyle w:val="NormalTok"/>
-        </w:rPr>
-        <w:t xml:space="preserve">(</w:t>
-      </w:r>
-      <w:r>
-        <w:rPr>
-          <w:rStyle w:val="SpecialStringTok"/>
-        </w:rPr>
-        <w:t xml:space="preserve">f"</w:t>
-      </w:r>
-      <w:r>
-        <w:rPr>
-          <w:rStyle w:val="SpecialCharTok"/>
-        </w:rPr>
-        <w:t xml:space="preserve">{</w:t>
-      </w:r>
-      <w:r>
-        <w:rPr>
-          <w:rStyle w:val="NormalTok"/>
-        </w:rPr>
-        <w:t xml:space="preserve">cle</w:t>
-      </w:r>
-      <w:r>
-        <w:rPr>
-          <w:rStyle w:val="SpecialCharTok"/>
-        </w:rPr>
-        <w:t xml:space="preserve">}</w:t>
-      </w:r>
-      <w:r>
-        <w:rPr>
-          <w:rStyle w:val="SpecialStringTok"/>
-        </w:rPr>
-        <w:t xml:space="preserve"> = </w:t>
-      </w:r>
-      <w:r>
-        <w:rPr>
-          <w:rStyle w:val="SpecialCharTok"/>
-        </w:rPr>
-        <w:t xml:space="preserve">{</w:t>
-      </w:r>
-      <w:r>
-        <w:rPr>
-          <w:rStyle w:val="NormalTok"/>
-        </w:rPr>
-        <w:t xml:space="preserve">valeur</w:t>
-      </w:r>
-      <w:r>
-        <w:rPr>
-          <w:rStyle w:val="SpecialCharTok"/>
-        </w:rPr>
-        <w:t xml:space="preserve">}</w:t>
-      </w:r>
-      <w:r>
-        <w:rPr>
-          <w:rStyle w:val="SpecialStringTok"/>
-        </w:rPr>
-        <w:t xml:space="preserve">"</w:t>
-      </w:r>
-      <w:r>
-        <w:rPr>
-          <w:rStyle w:val="NormalTok"/>
-        </w:rPr>
-        <w:t xml:space="preserve">)</w:t>
-      </w:r>
-    </w:p>
-    <w:p>
-      <w:pPr>
-        <w:pStyle w:val="BlockText"/>
-      </w:pPr>
-      <w:r>
-        <w:t xml:space="preserve">💡 L’utilisation conjointe de</w:t>
-      </w:r>
-      <w:r>
-        <w:t xml:space="preserve"> </w:t>
-      </w:r>
-      <w:r>
-        <w:rPr>
-          <w:rStyle w:val="VerbatimChar"/>
-        </w:rPr>
-        <w:t xml:space="preserve">*args</w:t>
-      </w:r>
-      <w:r>
-        <w:t xml:space="preserve"> </w:t>
-      </w:r>
-      <w:r>
-        <w:t xml:space="preserve">et</w:t>
-      </w:r>
-      <w:r>
-        <w:t xml:space="preserve"> </w:t>
-      </w:r>
-      <w:r>
-        <w:rPr>
-          <w:rStyle w:val="VerbatimChar"/>
-        </w:rPr>
-        <w:t xml:space="preserve">**kwargs</w:t>
-      </w:r>
-      <w:r>
-        <w:t xml:space="preserve"> </w:t>
-      </w:r>
-      <w:r>
-        <w:t xml:space="preserve">offre une flexibilité maximale pour créer des fonctions enveloppes (</w:t>
-      </w:r>
-      <w:r>
-        <w:rPr>
-          <w:iCs/>
-          <w:i/>
-        </w:rPr>
-        <w:t xml:space="preserve">wrappers</w:t>
-      </w:r>
-      <w:r>
-        <w:t xml:space="preserve">) ou des décorateurs.</w:t>
-      </w:r>
-    </w:p>
-    <w:p>
-      <w:r>
-        <w:pict>
-          <v:rect style="width:0;height:1.5pt" o:hralign="center" o:hrstd="t" o:hr="t"/>
-        </w:pict>
-      </w:r>
-    </w:p>
-    <w:bookmarkEnd w:id="24"/>
-    <w:bookmarkStart w:id="25" w:name="fonction-en-tant-quargument-delegate"/>
-    <w:p>
-      <w:pPr>
-        <w:pStyle w:val="Heading2"/>
-      </w:pPr>
-      <w:r>
-        <w:t xml:space="preserve">Fonction en tant qu’argument (delegate)</w:t>
-      </w:r>
-    </w:p>
-    <w:p>
-      <w:pPr>
-        <w:pStyle w:val="FirstParagraph"/>
-      </w:pPr>
-      <w:r>
-        <w:t xml:space="preserve">En Python, les fonctions sont des objets de première classe, ce qui signifie qu’elles peuvent être passées en tant qu’arguments à d’autres fonctions, agissant ainsi comme des délégués.</w:t>
-      </w:r>
-    </w:p>
-    <w:p>
-      <w:pPr>
-        <w:pStyle w:val="SourceCode"/>
-      </w:pPr>
-      <w:r>
-        <w:rPr>
-          <w:rStyle w:val="CommentTok"/>
-        </w:rPr>
-        <w:t xml:space="preserve"># Utilisation d'une fonction en tant qu'argument</w:t>
-      </w:r>
-      <w:r>
-        <w:br/>
-      </w:r>
-      <w:r>
-        <w:rPr>
-          <w:rStyle w:val="KeywordTok"/>
-        </w:rPr>
-        <w:t xml:space="preserve">def</w:t>
-      </w:r>
-      <w:r>
-        <w:rPr>
-          <w:rStyle w:val="NormalTok"/>
-        </w:rPr>
-        <w:t xml:space="preserve"> appliquer_operation(operation, x, y):</w:t>
-      </w:r>
-      <w:r>
-        <w:br/>
-      </w:r>
-      <w:r>
-        <w:rPr>
-          <w:rStyle w:val="NormalTok"/>
-        </w:rPr>
-        <w:t xml:space="preserve">    </w:t>
-      </w:r>
-      <w:r>
-        <w:rPr>
-          <w:rStyle w:val="ControlFlowTok"/>
-        </w:rPr>
-        <w:t xml:space="preserve">return</w:t>
-      </w:r>
-      <w:r>
-        <w:rPr>
-          <w:rStyle w:val="NormalTok"/>
-        </w:rPr>
-        <w:t xml:space="preserve"> operation(x, y)</w:t>
-      </w:r>
-      <w:r>
-        <w:br/>
-      </w:r>
-      <w:r>
-        <w:br/>
-      </w:r>
-      <w:r>
-        <w:rPr>
-          <w:rStyle w:val="NormalTok"/>
-        </w:rPr>
-        <w:t xml:space="preserve">resultat </w:t>
-      </w:r>
-      <w:r>
-        <w:rPr>
-          <w:rStyle w:val="OperatorTok"/>
-        </w:rPr>
-        <w:t xml:space="preserve">=</w:t>
-      </w:r>
-      <w:r>
-        <w:rPr>
-          <w:rStyle w:val="NormalTok"/>
-        </w:rPr>
-        <w:t xml:space="preserve"> appliquer_operation(</w:t>
-      </w:r>
-      <w:r>
-        <w:rPr>
-          <w:rStyle w:val="KeywordTok"/>
-        </w:rPr>
-        <w:t xml:space="preserve">lambda</w:t>
-      </w:r>
-      <w:r>
-        <w:rPr>
-          <w:rStyle w:val="NormalTok"/>
-        </w:rPr>
-        <w:t xml:space="preserve"> a, b: a </w:t>
-      </w:r>
-      <w:r>
-        <w:rPr>
-          <w:rStyle w:val="OperatorTok"/>
-        </w:rPr>
-        <w:t xml:space="preserve">*</w:t>
-      </w:r>
-      <w:r>
-        <w:rPr>
-          <w:rStyle w:val="NormalTok"/>
-        </w:rPr>
-        <w:t xml:space="preserve"> b, </w:t>
-      </w:r>
-      <w:r>
-        <w:rPr>
-          <w:rStyle w:val="DecValTok"/>
-        </w:rPr>
-        <w:t xml:space="preserve">4</w:t>
-      </w:r>
-      <w:r>
-        <w:rPr>
-          <w:rStyle w:val="NormalTok"/>
-        </w:rPr>
-        <w:t xml:space="preserve">, </w:t>
-      </w:r>
-      <w:r>
-        <w:rPr>
-          <w:rStyle w:val="DecValTok"/>
-        </w:rPr>
-        <w:t xml:space="preserve">5</w:t>
-      </w:r>
-      <w:r>
-        <w:rPr>
-          <w:rStyle w:val="NormalTok"/>
-        </w:rPr>
-        <w:t xml:space="preserve">)</w:t>
-      </w:r>
-    </w:p>
-    <w:p>
-      <w:pPr>
-        <w:pStyle w:val="BlockText"/>
-      </w:pPr>
-      <w:r>
-        <w:t xml:space="preserve">💡 Passer des fonctions en argument est la base de la programmation fonctionnelle et permet de concevoir des algorithmes hautement génériques et réutilisables.</w:t>
-      </w:r>
-    </w:p>
-    <w:p>
-      <w:r>
-        <w:pict>
-          <v:rect style="width:0;height:1.5pt" o:hralign="center" o:hrstd="t" o:hr="t"/>
-        </w:pict>
-      </w:r>
-    </w:p>
-    <w:bookmarkEnd w:id="25"/>
-    <w:bookmarkStart w:id="26" w:name="exemple-de-synthèse"/>
-    <w:p>
-      <w:pPr>
-        <w:pStyle w:val="Heading2"/>
-      </w:pPr>
-      <w:r>
-        <w:t xml:space="preserve">Exemple de synthèse</w:t>
-      </w:r>
-    </w:p>
-    <w:p>
-      <w:pPr>
-        <w:pStyle w:val="SourceCode"/>
-      </w:pPr>
-      <w:r>
-        <w:rPr>
-          <w:rStyle w:val="CommentTok"/>
-        </w:rPr>
-        <w:t xml:space="preserve"># Programme complet combinant fonctions, valeurs par défaut, *args, **kwargs et délégués</w:t>
-      </w:r>
-      <w:r>
-        <w:br/>
-      </w:r>
-      <w:r>
-        <w:br/>
-      </w:r>
-      <w:r>
-        <w:rPr>
-          <w:rStyle w:val="KeywordTok"/>
-        </w:rPr>
-        <w:t xml:space="preserve">def</w:t>
-      </w:r>
-      <w:r>
-        <w:rPr>
-          <w:rStyle w:val="NormalTok"/>
-        </w:rPr>
-        <w:t xml:space="preserve"> calculer_total_remise(taux</w:t>
-      </w:r>
-      <w:r>
-        <w:rPr>
-          <w:rStyle w:val="OperatorTok"/>
-        </w:rPr>
-        <w:t xml:space="preserve">=</w:t>
-      </w:r>
-      <w:r>
-        <w:rPr>
-          <w:rStyle w:val="FloatTok"/>
-        </w:rPr>
-        <w:t xml:space="preserve">0.1</w:t>
-      </w:r>
-      <w:r>
-        <w:rPr>
-          <w:rStyle w:val="NormalTok"/>
-        </w:rPr>
-        <w:t xml:space="preserve">, </w:t>
-      </w:r>
-      <w:r>
-        <w:rPr>
-          <w:rStyle w:val="OperatorTok"/>
-        </w:rPr>
-        <w:t xml:space="preserve">*</w:t>
-      </w:r>
-      <w:r>
-        <w:rPr>
-          <w:rStyle w:val="NormalTok"/>
-        </w:rPr>
-        <w:t xml:space="preserve">montants, </w:t>
-      </w:r>
-      <w:r>
-        <w:rPr>
-          <w:rStyle w:val="OperatorTok"/>
-        </w:rPr>
-        <w:t xml:space="preserve">**</w:t>
-      </w:r>
-      <w:r>
-        <w:rPr>
-          <w:rStyle w:val="NormalTok"/>
-        </w:rPr>
-        <w:t xml:space="preserve">details):</w:t>
-      </w:r>
-      <w:r>
-        <w:br/>
-      </w:r>
-      <w:r>
-        <w:rPr>
-          <w:rStyle w:val="NormalTok"/>
-        </w:rPr>
-        <w:t xml:space="preserve">    </w:t>
-      </w:r>
-      <w:r>
-        <w:rPr>
-          <w:rStyle w:val="CommentTok"/>
-        </w:rPr>
-        <w:t xml:space="preserve">"""Calcule un total avec *args et affiche les options via **kwargs."""</w:t>
-      </w:r>
-      <w:r>
-        <w:br/>
-      </w:r>
-      <w:r>
-        <w:rPr>
-          <w:rStyle w:val="NormalTok"/>
-        </w:rPr>
-        <w:t xml:space="preserve">    sous_total </w:t>
-      </w:r>
-      <w:r>
-        <w:rPr>
-          <w:rStyle w:val="OperatorTok"/>
-        </w:rPr>
-        <w:t xml:space="preserve">=</w:t>
-      </w:r>
-      <w:r>
-        <w:rPr>
-          <w:rStyle w:val="NormalTok"/>
-        </w:rPr>
-        <w:t xml:space="preserve"> </w:t>
-      </w:r>
-      <w:r>
-        <w:rPr>
-          <w:rStyle w:val="BuiltInTok"/>
-        </w:rPr>
-        <w:t xml:space="preserve">sum</w:t>
-      </w:r>
-      <w:r>
-        <w:rPr>
-          <w:rStyle w:val="NormalTok"/>
-        </w:rPr>
-        <w:t xml:space="preserve">(montants)</w:t>
-      </w:r>
-      <w:r>
-        <w:br/>
-      </w:r>
-      <w:r>
-        <w:rPr>
-          <w:rStyle w:val="NormalTok"/>
-        </w:rPr>
-        <w:t xml:space="preserve">    total_net </w:t>
-      </w:r>
-      <w:r>
-        <w:rPr>
-          <w:rStyle w:val="OperatorTok"/>
-        </w:rPr>
-        <w:t xml:space="preserve">=</w:t>
-      </w:r>
-      <w:r>
-        <w:rPr>
-          <w:rStyle w:val="NormalTok"/>
-        </w:rPr>
-        <w:t xml:space="preserve"> sous_total </w:t>
-      </w:r>
-      <w:r>
-        <w:rPr>
-          <w:rStyle w:val="OperatorTok"/>
-        </w:rPr>
-        <w:t xml:space="preserve">*</w:t>
-      </w:r>
-      <w:r>
-        <w:rPr>
-          <w:rStyle w:val="NormalTok"/>
-        </w:rPr>
-        <w:t xml:space="preserve"> (</w:t>
-      </w:r>
-      <w:r>
-        <w:rPr>
-          <w:rStyle w:val="DecValTok"/>
-        </w:rPr>
-        <w:t xml:space="preserve">1</w:t>
-      </w:r>
-      <w:r>
-        <w:rPr>
-          <w:rStyle w:val="NormalTok"/>
-        </w:rPr>
-        <w:t xml:space="preserve"> </w:t>
-      </w:r>
-      <w:r>
-        <w:rPr>
-          <w:rStyle w:val="OperatorTok"/>
-        </w:rPr>
-        <w:t xml:space="preserve">-</w:t>
-      </w:r>
-      <w:r>
-        <w:rPr>
-          <w:rStyle w:val="NormalTok"/>
-        </w:rPr>
-        <w:t xml:space="preserve"> taux)</w:t>
-      </w:r>
-      <w:r>
-        <w:br/>
-      </w:r>
-      <w:r>
-        <w:rPr>
-          <w:rStyle w:val="NormalTok"/>
-        </w:rPr>
-        <w:t xml:space="preserve">    </w:t>
-      </w:r>
-      <w:r>
-        <w:br/>
-      </w:r>
-      <w:r>
-        <w:rPr>
-          <w:rStyle w:val="NormalTok"/>
-        </w:rPr>
-        <w:t xml:space="preserve">    </w:t>
-      </w:r>
-      <w:r>
-        <w:rPr>
-          <w:rStyle w:val="BuiltInTok"/>
-        </w:rPr>
-        <w:t xml:space="preserve">print</w:t>
-      </w:r>
-      <w:r>
-        <w:rPr>
-          <w:rStyle w:val="NormalTok"/>
-        </w:rPr>
-        <w:t xml:space="preserve">(</w:t>
-      </w:r>
-      <w:r>
-        <w:rPr>
-          <w:rStyle w:val="SpecialStringTok"/>
-        </w:rPr>
-        <w:t xml:space="preserve">f"Facture pour </w:t>
-      </w:r>
-      <w:r>
-        <w:rPr>
-          <w:rStyle w:val="SpecialCharTok"/>
-        </w:rPr>
-        <w:t xml:space="preserve">{</w:t>
-      </w:r>
-      <w:r>
-        <w:rPr>
-          <w:rStyle w:val="NormalTok"/>
-        </w:rPr>
-        <w:t xml:space="preserve">details</w:t>
-      </w:r>
-      <w:r>
-        <w:rPr>
-          <w:rStyle w:val="SpecialCharTok"/>
-        </w:rPr>
-        <w:t xml:space="preserve">.</w:t>
-      </w:r>
-      <w:r>
-        <w:rPr>
-          <w:rStyle w:val="NormalTok"/>
-        </w:rPr>
-        <w:t xml:space="preserve">get(</w:t>
-      </w:r>
-      <w:r>
-        <w:rPr>
-          <w:rStyle w:val="StringTok"/>
-        </w:rPr>
-        <w:t xml:space="preserve">'client'</w:t>
-      </w:r>
-      <w:r>
-        <w:rPr>
-          <w:rStyle w:val="NormalTok"/>
-        </w:rPr>
-        <w:t xml:space="preserve">, </w:t>
-      </w:r>
-      <w:r>
-        <w:rPr>
-          <w:rStyle w:val="StringTok"/>
-        </w:rPr>
-        <w:t xml:space="preserve">'Client inconnu'</w:t>
-      </w:r>
-      <w:r>
-        <w:rPr>
-          <w:rStyle w:val="NormalTok"/>
-        </w:rPr>
-        <w:t xml:space="preserve">)</w:t>
-      </w:r>
-      <w:r>
-        <w:rPr>
-          <w:rStyle w:val="SpecialCharTok"/>
-        </w:rPr>
-        <w:t xml:space="preserve">}</w:t>
-      </w:r>
-      <w:r>
-        <w:rPr>
-          <w:rStyle w:val="SpecialStringTok"/>
-        </w:rPr>
-        <w:t xml:space="preserve">"</w:t>
-      </w:r>
-      <w:r>
-        <w:rPr>
-          <w:rStyle w:val="NormalTok"/>
-        </w:rPr>
-        <w:t xml:space="preserve">)</w:t>
-      </w:r>
-      <w:r>
-        <w:br/>
-      </w:r>
-      <w:r>
-        <w:rPr>
-          <w:rStyle w:val="NormalTok"/>
-        </w:rPr>
-        <w:t xml:space="preserve">    </w:t>
-      </w:r>
-      <w:r>
-        <w:rPr>
-          <w:rStyle w:val="BuiltInTok"/>
-        </w:rPr>
-        <w:t xml:space="preserve">print</w:t>
-      </w:r>
-      <w:r>
-        <w:rPr>
-          <w:rStyle w:val="NormalTok"/>
-        </w:rPr>
-        <w:t xml:space="preserve">(</w:t>
-      </w:r>
-      <w:r>
-        <w:rPr>
-          <w:rStyle w:val="SpecialStringTok"/>
-        </w:rPr>
-        <w:t xml:space="preserve">f"Sous-total : </w:t>
-      </w:r>
-      <w:r>
-        <w:rPr>
-          <w:rStyle w:val="SpecialCharTok"/>
-        </w:rPr>
-        <w:t xml:space="preserve">{</w:t>
-      </w:r>
-      <w:r>
-        <w:rPr>
-          <w:rStyle w:val="NormalTok"/>
-        </w:rPr>
-        <w:t xml:space="preserve">sous_total</w:t>
-      </w:r>
-      <w:r>
-        <w:rPr>
-          <w:rStyle w:val="SpecialCharTok"/>
-        </w:rPr>
-        <w:t xml:space="preserve">}</w:t>
-      </w:r>
-      <w:r>
-        <w:rPr>
-          <w:rStyle w:val="SpecialStringTok"/>
-        </w:rPr>
-        <w:t xml:space="preserve">€ | Net : </w:t>
-      </w:r>
-      <w:r>
-        <w:rPr>
-          <w:rStyle w:val="SpecialCharTok"/>
-        </w:rPr>
-        <w:t xml:space="preserve">{</w:t>
-      </w:r>
-      <w:r>
-        <w:rPr>
-          <w:rStyle w:val="NormalTok"/>
-        </w:rPr>
-        <w:t xml:space="preserve">total_net</w:t>
-      </w:r>
-      <w:r>
-        <w:rPr>
-          <w:rStyle w:val="SpecialCharTok"/>
-        </w:rPr>
-        <w:t xml:space="preserve">}</w:t>
-      </w:r>
-      <w:r>
-        <w:rPr>
-          <w:rStyle w:val="SpecialStringTok"/>
-        </w:rPr>
-        <w:t xml:space="preserve">€"</w:t>
-      </w:r>
-      <w:r>
-        <w:rPr>
-          <w:rStyle w:val="NormalTok"/>
-        </w:rPr>
-        <w:t xml:space="preserve">)</w:t>
-      </w:r>
-      <w:r>
-        <w:br/>
-      </w:r>
-      <w:r>
-        <w:rPr>
-          <w:rStyle w:val="NormalTok"/>
-        </w:rPr>
-        <w:t xml:space="preserve">    </w:t>
-      </w:r>
-      <w:r>
-        <w:rPr>
-          <w:rStyle w:val="ControlFlowTok"/>
-        </w:rPr>
-        <w:t xml:space="preserve">return</w:t>
-      </w:r>
-      <w:r>
-        <w:rPr>
-          <w:rStyle w:val="NormalTok"/>
-        </w:rPr>
-        <w:t xml:space="preserve"> total_net</w:t>
-      </w:r>
-      <w:r>
-        <w:br/>
-      </w:r>
-      <w:r>
-        <w:br/>
-      </w:r>
-      <w:r>
-        <w:rPr>
-          <w:rStyle w:val="CommentTok"/>
-        </w:rPr>
-        <w:t xml:space="preserve"># Fonction déléguée à passer en paramètre</w:t>
-      </w:r>
-      <w:r>
-        <w:br/>
-      </w:r>
-      <w:r>
-        <w:rPr>
-          <w:rStyle w:val="KeywordTok"/>
-        </w:rPr>
-        <w:t xml:space="preserve">def</w:t>
-      </w:r>
-      <w:r>
-        <w:rPr>
-          <w:rStyle w:val="NormalTok"/>
-        </w:rPr>
-        <w:t xml:space="preserve"> formater_monnaie(montant):</w:t>
-      </w:r>
-      <w:r>
-        <w:br/>
-      </w:r>
-      <w:r>
-        <w:rPr>
-          <w:rStyle w:val="NormalTok"/>
-        </w:rPr>
-        <w:t xml:space="preserve">    </w:t>
-      </w:r>
-      <w:r>
-        <w:rPr>
-          <w:rStyle w:val="ControlFlowTok"/>
-        </w:rPr>
-        <w:t xml:space="preserve">return</w:t>
-      </w:r>
-      <w:r>
-        <w:rPr>
-          <w:rStyle w:val="NormalTok"/>
-        </w:rPr>
-        <w:t xml:space="preserve"> </w:t>
-      </w:r>
-      <w:r>
-        <w:rPr>
-          <w:rStyle w:val="SpecialStringTok"/>
-        </w:rPr>
-        <w:t xml:space="preserve">f"</w:t>
-      </w:r>
-      <w:r>
-        <w:rPr>
-          <w:rStyle w:val="SpecialCharTok"/>
-        </w:rPr>
-        <w:t xml:space="preserve">{</w:t>
-      </w:r>
-      <w:r>
-        <w:rPr>
-          <w:rStyle w:val="NormalTok"/>
-        </w:rPr>
-        <w:t xml:space="preserve">montant</w:t>
-      </w:r>
-      <w:r>
-        <w:rPr>
-          <w:rStyle w:val="SpecialCharTok"/>
-        </w:rPr>
-        <w:t xml:space="preserve">:.2f}</w:t>
-      </w:r>
-      <w:r>
-        <w:rPr>
-          <w:rStyle w:val="SpecialStringTok"/>
-        </w:rPr>
-        <w:t xml:space="preserve"> EUR"</w:t>
-      </w:r>
-      <w:r>
-        <w:br/>
-      </w:r>
-      <w:r>
-        <w:br/>
-      </w:r>
-      <w:r>
-        <w:rPr>
-          <w:rStyle w:val="CommentTok"/>
-        </w:rPr>
-        <w:t xml:space="preserve"># Appel de la fonction principale avec différents types d'arguments</w:t>
-      </w:r>
-      <w:r>
-        <w:br/>
-      </w:r>
-      <w:r>
-        <w:rPr>
-          <w:rStyle w:val="NormalTok"/>
-        </w:rPr>
-        <w:t xml:space="preserve">montant_final </w:t>
-      </w:r>
-      <w:r>
-        <w:rPr>
-          <w:rStyle w:val="OperatorTok"/>
-        </w:rPr>
-        <w:t xml:space="preserve">=</w:t>
-      </w:r>
-      <w:r>
-        <w:rPr>
-          <w:rStyle w:val="NormalTok"/>
-        </w:rPr>
-        <w:t xml:space="preserve"> calculer_total_remise(</w:t>
-      </w:r>
-      <w:r>
-        <w:rPr>
-          <w:rStyle w:val="FloatTok"/>
-        </w:rPr>
-        <w:t xml:space="preserve">0.2</w:t>
-      </w:r>
-      <w:r>
-        <w:rPr>
-          <w:rStyle w:val="NormalTok"/>
-        </w:rPr>
-        <w:t xml:space="preserve">, </w:t>
-      </w:r>
-      <w:r>
-        <w:rPr>
-          <w:rStyle w:val="FloatTok"/>
-        </w:rPr>
-        <w:t xml:space="preserve">100.0</w:t>
-      </w:r>
-      <w:r>
-        <w:rPr>
-          <w:rStyle w:val="NormalTok"/>
-        </w:rPr>
-        <w:t xml:space="preserve">, </w:t>
-      </w:r>
-      <w:r>
-        <w:rPr>
-          <w:rStyle w:val="FloatTok"/>
-        </w:rPr>
-        <w:t xml:space="preserve">50.0</w:t>
-      </w:r>
-      <w:r>
-        <w:rPr>
-          <w:rStyle w:val="NormalTok"/>
-        </w:rPr>
-        <w:t xml:space="preserve">, </w:t>
-      </w:r>
-      <w:r>
-        <w:rPr>
-          <w:rStyle w:val="FloatTok"/>
-        </w:rPr>
-        <w:t xml:space="preserve">25.0</w:t>
-      </w:r>
-      <w:r>
-        <w:rPr>
-          <w:rStyle w:val="NormalTok"/>
-        </w:rPr>
-        <w:t xml:space="preserve">, client</w:t>
-      </w:r>
-      <w:r>
-        <w:rPr>
-          <w:rStyle w:val="OperatorTok"/>
-        </w:rPr>
-        <w:t xml:space="preserve">=</w:t>
-      </w:r>
-      <w:r>
-        <w:rPr>
-          <w:rStyle w:val="StringTok"/>
-        </w:rPr>
-        <w:t xml:space="preserve">"Alice"</w:t>
-      </w:r>
-      <w:r>
-        <w:rPr>
-          <w:rStyle w:val="NormalTok"/>
-        </w:rPr>
-        <w:t xml:space="preserve">, mode</w:t>
-      </w:r>
-      <w:r>
-        <w:rPr>
-          <w:rStyle w:val="OperatorTok"/>
-        </w:rPr>
-        <w:t xml:space="preserve">=</w:t>
-      </w:r>
-      <w:r>
-        <w:rPr>
-          <w:rStyle w:val="StringTok"/>
-        </w:rPr>
-        <w:t xml:space="preserve">"express"</w:t>
-      </w:r>
-      <w:r>
-        <w:rPr>
-          <w:rStyle w:val="NormalTok"/>
-        </w:rPr>
-        <w:t xml:space="preserve">)</w:t>
-      </w:r>
-      <w:r>
-        <w:br/>
-      </w:r>
-      <w:r>
-        <w:rPr>
-          <w:rStyle w:val="BuiltInTok"/>
-        </w:rPr>
-        <w:t xml:space="preserve">print</w:t>
-      </w:r>
-      <w:r>
-        <w:rPr>
-          <w:rStyle w:val="NormalTok"/>
-        </w:rPr>
-        <w:t xml:space="preserve">(</w:t>
-      </w:r>
-      <w:r>
-        <w:rPr>
-          <w:rStyle w:val="StringTok"/>
-        </w:rPr>
-        <w:t xml:space="preserve">"Format final :"</w:t>
-      </w:r>
-      <w:r>
-        <w:rPr>
-          <w:rStyle w:val="NormalTok"/>
-        </w:rPr>
-        <w:t xml:space="preserve">, formater_monnaie(montant_final))</w:t>
-      </w:r>
-    </w:p>
-    <w:bookmarkEnd w:id="26"/>
-    <w:bookmarkStart w:id="27" w:name="exercices"/>
+    <w:bookmarkStart w:id="24" w:name="exercices"/>
     <w:p>
       <w:pPr>
         <w:pStyle w:val="Heading2"/>
@@ -1749,22 +990,16 @@
         <w:t xml:space="preserve"> </w:t>
       </w:r>
       <w:r>
-        <w:t xml:space="preserve">Écrivez une fonction qui accepte un nombre indéfini d’entiers via</w:t>
-      </w:r>
-      <w:r>
-        <w:t xml:space="preserve"> </w:t>
+        <w:t xml:space="preserve">Créez une liste contenant plusieurs prénoms avec des doublons, convertissez-la en ensemble (</w:t>
       </w:r>
       <w:r>
         <w:rPr>
           <w:rStyle w:val="VerbatimChar"/>
         </w:rPr>
-        <w:t xml:space="preserve">*args</w:t>
-      </w:r>
-      <w:r>
-        <w:t xml:space="preserve"> </w:t>
-      </w:r>
-      <w:r>
-        <w:t xml:space="preserve">et retourne leur moyenne arithmétique.</w:t>
+        <w:t xml:space="preserve">set</w:t>
+      </w:r>
+      <w:r>
+        <w:t xml:space="preserve">) pour éliminer les doublons, puis affichez le résultat.</w:t>
       </w:r>
     </w:p>
     <w:p>
@@ -1786,11 +1021,11 @@
         <w:t xml:space="preserve"> </w:t>
       </w:r>
       <w:r>
-        <w:t xml:space="preserve">Créez une fonction qui prend en paramètre une fonction mathématique et deux nombres, puis applique cette fonction sur les deux nombres pour retourner le résultat.</w:t>
-      </w:r>
-    </w:p>
-    <w:bookmarkEnd w:id="27"/>
-    <w:bookmarkEnd w:id="28"/>
+        <w:t xml:space="preserve">Déclarez un dictionnaire représentant un produit (avec les clés nom, prix et stock), puis écrivez une instruction pour mettre à jour la valeur du stock.</w:t>
+      </w:r>
+    </w:p>
+    <w:bookmarkEnd w:id="24"/>
+    <w:bookmarkEnd w:id="25"/>
     <w:sectPr/>
   </w:body>
 </w:document>

--- a/redaction/chapitre7/paragraphes.docx
+++ b/redaction/chapitre7/paragraphes.docx
@@ -2,10 +2,11 @@
 <file path=word/document.xml><?xml version="1.0" encoding="utf-8"?>
 <w:document xmlns:w="http://schemas.openxmlformats.org/wordprocessingml/2006/main" xmlns:m="http://schemas.openxmlformats.org/officeDocument/2006/math" xmlns:r="http://schemas.openxmlformats.org/officeDocument/2006/relationships" xmlns:o="urn:schemas-microsoft-com:office:office" xmlns:v="urn:schemas-microsoft-com:vml" xmlns:w10="urn:schemas-microsoft-com:office:word" xmlns:a="http://schemas.openxmlformats.org/drawingml/2006/main" xmlns:pic="http://schemas.openxmlformats.org/drawingml/2006/picture" xmlns:wp="http://schemas.openxmlformats.org/drawingml/2006/wordprocessingDrawing">
   <w:body>
-    <w:bookmarkStart w:id="25" w:name="X75f17c22aca9a351ad7a235f97b0b5ee5c5ffe0"/>
+    <w:bookmarkStart w:id="37" w:name="X75f17c22aca9a351ad7a235f97b0b5ee5c5ffe0"/>
     <w:p>
       <w:pPr>
         <w:pStyle w:val="Heading1"/>
+        <w:pageBreakBefore/>
       </w:pPr>
       <w:r>
         <w:t xml:space="preserve">Chapitre 5 : Manipulation des données structurées - list, dict et set</w:t>
@@ -68,7 +69,7 @@
         </w:pict>
       </w:r>
     </w:p>
-    <w:bookmarkStart w:id="20" w:name="gestion-des-listes"/>
+    <w:bookmarkStart w:id="24" w:name="gestion-des-listes"/>
     <w:p>
       <w:pPr>
         <w:pStyle w:val="Heading2"/>
@@ -87,93 +88,632 @@
     </w:p>
     <w:p>
       <w:pPr>
-        <w:pStyle w:val="SourceCode"/>
-      </w:pPr>
-      <w:r>
-        <w:rPr>
-          <w:rStyle w:val="CommentTok"/>
-        </w:rPr>
-        <w:t xml:space="preserve"># Création et modification d'une liste</w:t>
-      </w:r>
-      <w:r>
-        <w:br/>
-      </w:r>
-      <w:r>
-        <w:rPr>
-          <w:rStyle w:val="NormalTok"/>
-        </w:rPr>
-        <w:t xml:space="preserve">fruits </w:t>
-      </w:r>
-      <w:r>
-        <w:rPr>
-          <w:rStyle w:val="OperatorTok"/>
-        </w:rPr>
-        <w:t xml:space="preserve">=</w:t>
-      </w:r>
-      <w:r>
-        <w:rPr>
-          <w:rStyle w:val="NormalTok"/>
-        </w:rPr>
-        <w:t xml:space="preserve"> [</w:t>
-      </w:r>
-      <w:r>
-        <w:rPr>
-          <w:rStyle w:val="StringTok"/>
-        </w:rPr>
-        <w:t xml:space="preserve">"pomme"</w:t>
-      </w:r>
-      <w:r>
-        <w:rPr>
-          <w:rStyle w:val="NormalTok"/>
-        </w:rPr>
-        <w:t xml:space="preserve">, </w:t>
-      </w:r>
-      <w:r>
-        <w:rPr>
-          <w:rStyle w:val="StringTok"/>
-        </w:rPr>
-        <w:t xml:space="preserve">"banane"</w:t>
-      </w:r>
-      <w:r>
-        <w:rPr>
-          <w:rStyle w:val="NormalTok"/>
-        </w:rPr>
-        <w:t xml:space="preserve">]</w:t>
-      </w:r>
-      <w:r>
-        <w:br/>
-      </w:r>
-      <w:r>
-        <w:rPr>
-          <w:rStyle w:val="NormalTok"/>
-        </w:rPr>
-        <w:t xml:space="preserve">fruits.append(</w:t>
-      </w:r>
-      <w:r>
-        <w:rPr>
-          <w:rStyle w:val="StringTok"/>
-        </w:rPr>
-        <w:t xml:space="preserve">"orange"</w:t>
-      </w:r>
-      <w:r>
-        <w:rPr>
-          <w:rStyle w:val="NormalTok"/>
-        </w:rPr>
-        <w:t xml:space="preserve">)  </w:t>
-      </w:r>
-      <w:r>
-        <w:rPr>
-          <w:rStyle w:val="CommentTok"/>
-        </w:rPr>
-        <w:t xml:space="preserve"># Ajout d'un élément à la fin</w:t>
+        <w:pStyle w:val="BodyText"/>
+      </w:pPr>
+      <w:r>
+        <w:t xml:space="preserve">Voici une sélection concise des opérations indispensables sur les listes (méthodes standards et slicing), prêtes à être intégrées dans votre support de cours :</w:t>
+      </w:r>
+    </w:p>
+    <w:bookmarkStart w:id="20" w:name="Xf8a3a2c82beae275efe7579c0210afdba57d23a"/>
+    <w:p>
+      <w:pPr>
+        <w:pStyle w:val="Heading3"/>
+      </w:pPr>
+      <w:r>
+        <w:t xml:space="preserve">1. Fonctions et méthodes essentielles sur les listes</w:t>
       </w:r>
     </w:p>
     <w:p>
       <w:pPr>
+        <w:pStyle w:val="SourceCode"/>
+        <w:pBdr>
+          <w:top w:val="single" w:sz="6" w:space="8" w:color="9AA5B1"/>
+          <w:left w:val="single" w:sz="6" w:space="8" w:color="9AA5B1"/>
+          <w:bottom w:val="single" w:sz="6" w:space="8" w:color="9AA5B1"/>
+          <w:right w:val="single" w:sz="6" w:space="8" w:color="9AA5B1"/>
+        </w:pBdr>
+        <w:spacing w:before="120" w:after="120" w:line="240" w:lineRule="auto"/>
+        <w:ind w:left="180" w:right="180"/>
+      </w:pPr>
+      <w:r>
+        <w:rPr>
+          <w:rStyle w:val="CommentTok"/>
+        </w:rPr>
+        <w:t xml:space="preserve"># Initialisation</w:t>
+      </w:r>
+      <w:r>
+        <w:br/>
+      </w:r>
+      <w:r>
+        <w:rPr>
+          <w:rStyle w:val="NormalTok"/>
+        </w:rPr>
+        <w:t xml:space="preserve">outils </w:t>
+      </w:r>
+      <w:r>
+        <w:rPr>
+          <w:rStyle w:val="OperatorTok"/>
+        </w:rPr>
+        <w:t xml:space="preserve">=</w:t>
+      </w:r>
+      <w:r>
+        <w:rPr>
+          <w:rStyle w:val="NormalTok"/>
+        </w:rPr>
+        <w:t xml:space="preserve"> [</w:t>
+      </w:r>
+      <w:r>
+        <w:rPr>
+          <w:rStyle w:val="StringTok"/>
+        </w:rPr>
+        <w:t xml:space="preserve">"git"</w:t>
+      </w:r>
+      <w:r>
+        <w:rPr>
+          <w:rStyle w:val="NormalTok"/>
+        </w:rPr>
+        <w:t xml:space="preserve">, </w:t>
+      </w:r>
+      <w:r>
+        <w:rPr>
+          <w:rStyle w:val="StringTok"/>
+        </w:rPr>
+        <w:t xml:space="preserve">"docker"</w:t>
+      </w:r>
+      <w:r>
+        <w:rPr>
+          <w:rStyle w:val="NormalTok"/>
+        </w:rPr>
+        <w:t xml:space="preserve">, </w:t>
+      </w:r>
+      <w:r>
+        <w:rPr>
+          <w:rStyle w:val="StringTok"/>
+        </w:rPr>
+        <w:t xml:space="preserve">"vscode"</w:t>
+      </w:r>
+      <w:r>
+        <w:rPr>
+          <w:rStyle w:val="NormalTok"/>
+        </w:rPr>
+        <w:t xml:space="preserve">]</w:t>
+      </w:r>
+      <w:r>
+        <w:br/>
+      </w:r>
+      <w:r>
+        <w:br/>
+      </w:r>
+      <w:r>
+        <w:rPr>
+          <w:rStyle w:val="CommentTok"/>
+        </w:rPr>
+        <w:t xml:space="preserve"># 1. Ajout d'éléments</w:t>
+      </w:r>
+      <w:r>
+        <w:br/>
+      </w:r>
+      <w:r>
+        <w:rPr>
+          <w:rStyle w:val="NormalTok"/>
+        </w:rPr>
+        <w:t xml:space="preserve">outils.append(</w:t>
+      </w:r>
+      <w:r>
+        <w:rPr>
+          <w:rStyle w:val="StringTok"/>
+        </w:rPr>
+        <w:t xml:space="preserve">"python"</w:t>
+      </w:r>
+      <w:r>
+        <w:rPr>
+          <w:rStyle w:val="NormalTok"/>
+        </w:rPr>
+        <w:t xml:space="preserve">)              </w:t>
+      </w:r>
+      <w:r>
+        <w:rPr>
+          <w:rStyle w:val="CommentTok"/>
+        </w:rPr>
+        <w:t xml:space="preserve"># Ajoute à la fin -&gt; ['git', 'docker', 'vscode', 'python']</w:t>
+      </w:r>
+      <w:r>
+        <w:br/>
+      </w:r>
+      <w:r>
+        <w:rPr>
+          <w:rStyle w:val="NormalTok"/>
+        </w:rPr>
+        <w:t xml:space="preserve">outils.insert(</w:t>
+      </w:r>
+      <w:r>
+        <w:rPr>
+          <w:rStyle w:val="DecValTok"/>
+        </w:rPr>
+        <w:t xml:space="preserve">1</w:t>
+      </w:r>
+      <w:r>
+        <w:rPr>
+          <w:rStyle w:val="NormalTok"/>
+        </w:rPr>
+        <w:t xml:space="preserve">, </w:t>
+      </w:r>
+      <w:r>
+        <w:rPr>
+          <w:rStyle w:val="StringTok"/>
+        </w:rPr>
+        <w:t xml:space="preserve">"bash"</w:t>
+      </w:r>
+      <w:r>
+        <w:rPr>
+          <w:rStyle w:val="NormalTok"/>
+        </w:rPr>
+        <w:t xml:space="preserve">)             </w:t>
+      </w:r>
+      <w:r>
+        <w:rPr>
+          <w:rStyle w:val="CommentTok"/>
+        </w:rPr>
+        <w:t xml:space="preserve"># Insère à l'index 1 -&gt; ['git', 'bash', 'docker', 'vscode', 'python']</w:t>
+      </w:r>
+      <w:r>
+        <w:br/>
+      </w:r>
+      <w:r>
+        <w:br/>
+      </w:r>
+      <w:r>
+        <w:rPr>
+          <w:rStyle w:val="CommentTok"/>
+        </w:rPr>
+        <w:t xml:space="preserve"># 2. Suppression d'éléments</w:t>
+      </w:r>
+      <w:r>
+        <w:br/>
+      </w:r>
+      <w:r>
+        <w:rPr>
+          <w:rStyle w:val="NormalTok"/>
+        </w:rPr>
+        <w:t xml:space="preserve">outils.remove(</w:t>
+      </w:r>
+      <w:r>
+        <w:rPr>
+          <w:rStyle w:val="StringTok"/>
+        </w:rPr>
+        <w:t xml:space="preserve">"vscode"</w:t>
+      </w:r>
+      <w:r>
+        <w:rPr>
+          <w:rStyle w:val="NormalTok"/>
+        </w:rPr>
+        <w:t xml:space="preserve">)             </w:t>
+      </w:r>
+      <w:r>
+        <w:rPr>
+          <w:rStyle w:val="CommentTok"/>
+        </w:rPr>
+        <w:t xml:space="preserve"># Supprime par valeur</w:t>
+      </w:r>
+      <w:r>
+        <w:br/>
+      </w:r>
+      <w:r>
+        <w:rPr>
+          <w:rStyle w:val="NormalTok"/>
+        </w:rPr>
+        <w:t xml:space="preserve">element </w:t>
+      </w:r>
+      <w:r>
+        <w:rPr>
+          <w:rStyle w:val="OperatorTok"/>
+        </w:rPr>
+        <w:t xml:space="preserve">=</w:t>
+      </w:r>
+      <w:r>
+        <w:rPr>
+          <w:rStyle w:val="NormalTok"/>
+        </w:rPr>
+        <w:t xml:space="preserve"> outils.pop(</w:t>
+      </w:r>
+      <w:r>
+        <w:rPr>
+          <w:rStyle w:val="DecValTok"/>
+        </w:rPr>
+        <w:t xml:space="preserve">0</w:t>
+      </w:r>
+      <w:r>
+        <w:rPr>
+          <w:rStyle w:val="NormalTok"/>
+        </w:rPr>
+        <w:t xml:space="preserve">)              </w:t>
+      </w:r>
+      <w:r>
+        <w:rPr>
+          <w:rStyle w:val="CommentTok"/>
+        </w:rPr>
+        <w:t xml:space="preserve"># Supprime et renvoie l'élément à l'index 0 ('git')</w:t>
+      </w:r>
+      <w:r>
+        <w:br/>
+      </w:r>
+      <w:r>
+        <w:br/>
+      </w:r>
+      <w:r>
+        <w:rPr>
+          <w:rStyle w:val="CommentTok"/>
+        </w:rPr>
+        <w:t xml:space="preserve"># 3. Recherche et comptage</w:t>
+      </w:r>
+      <w:r>
+        <w:br/>
+      </w:r>
+      <w:r>
+        <w:rPr>
+          <w:rStyle w:val="NormalTok"/>
+        </w:rPr>
+        <w:t xml:space="preserve">index </w:t>
+      </w:r>
+      <w:r>
+        <w:rPr>
+          <w:rStyle w:val="OperatorTok"/>
+        </w:rPr>
+        <w:t xml:space="preserve">=</w:t>
+      </w:r>
+      <w:r>
+        <w:rPr>
+          <w:rStyle w:val="NormalTok"/>
+        </w:rPr>
+        <w:t xml:space="preserve"> outils.index(</w:t>
+      </w:r>
+      <w:r>
+        <w:rPr>
+          <w:rStyle w:val="StringTok"/>
+        </w:rPr>
+        <w:t xml:space="preserve">"docker"</w:t>
+      </w:r>
+      <w:r>
+        <w:rPr>
+          <w:rStyle w:val="NormalTok"/>
+        </w:rPr>
+        <w:t xml:space="preserve">)       </w:t>
+      </w:r>
+      <w:r>
+        <w:rPr>
+          <w:rStyle w:val="CommentTok"/>
+        </w:rPr>
+        <w:t xml:space="preserve"># Renvoie l'index de la valeur (1)</w:t>
+      </w:r>
+      <w:r>
+        <w:br/>
+      </w:r>
+      <w:r>
+        <w:rPr>
+          <w:rStyle w:val="NormalTok"/>
+        </w:rPr>
+        <w:t xml:space="preserve">total </w:t>
+      </w:r>
+      <w:r>
+        <w:rPr>
+          <w:rStyle w:val="OperatorTok"/>
+        </w:rPr>
+        <w:t xml:space="preserve">=</w:t>
+      </w:r>
+      <w:r>
+        <w:rPr>
+          <w:rStyle w:val="NormalTok"/>
+        </w:rPr>
+        <w:t xml:space="preserve"> outils.count(</w:t>
+      </w:r>
+      <w:r>
+        <w:rPr>
+          <w:rStyle w:val="StringTok"/>
+        </w:rPr>
+        <w:t xml:space="preserve">"python"</w:t>
+      </w:r>
+      <w:r>
+        <w:rPr>
+          <w:rStyle w:val="NormalTok"/>
+        </w:rPr>
+        <w:t xml:space="preserve">)       </w:t>
+      </w:r>
+      <w:r>
+        <w:rPr>
+          <w:rStyle w:val="CommentTok"/>
+        </w:rPr>
+        <w:t xml:space="preserve"># Compte le nombre d'occurrences (1)</w:t>
+      </w:r>
+      <w:r>
+        <w:br/>
+      </w:r>
+      <w:r>
+        <w:br/>
+      </w:r>
+      <w:r>
+        <w:rPr>
+          <w:rStyle w:val="CommentTok"/>
+        </w:rPr>
+        <w:t xml:space="preserve"># 4. Tri et inversion</w:t>
+      </w:r>
+      <w:r>
+        <w:br/>
+      </w:r>
+      <w:r>
+        <w:rPr>
+          <w:rStyle w:val="NormalTok"/>
+        </w:rPr>
+        <w:t xml:space="preserve">outils.sort()                        </w:t>
+      </w:r>
+      <w:r>
+        <w:rPr>
+          <w:rStyle w:val="CommentTok"/>
+        </w:rPr>
+        <w:t xml:space="preserve"># Trie la liste sur place (ordre alphabétique)</w:t>
+      </w:r>
+      <w:r>
+        <w:br/>
+      </w:r>
+      <w:r>
+        <w:rPr>
+          <w:rStyle w:val="NormalTok"/>
+        </w:rPr>
+        <w:t xml:space="preserve">outils.reverse()                     </w:t>
+      </w:r>
+      <w:r>
+        <w:rPr>
+          <w:rStyle w:val="CommentTok"/>
+        </w:rPr>
+        <w:t xml:space="preserve"># Inverse l'ordre des éléments sur place</w:t>
+      </w:r>
+      <w:r>
+        <w:br/>
+      </w:r>
+      <w:r>
+        <w:br/>
+      </w:r>
+      <w:r>
+        <w:rPr>
+          <w:rStyle w:val="CommentTok"/>
+        </w:rPr>
+        <w:t xml:space="preserve"># 5. Fonctions globales utiles</w:t>
+      </w:r>
+      <w:r>
+        <w:br/>
+      </w:r>
+      <w:r>
+        <w:rPr>
+          <w:rStyle w:val="NormalTok"/>
+        </w:rPr>
+        <w:t xml:space="preserve">longueur </w:t>
+      </w:r>
+      <w:r>
+        <w:rPr>
+          <w:rStyle w:val="OperatorTok"/>
+        </w:rPr>
+        <w:t xml:space="preserve">=</w:t>
+      </w:r>
+      <w:r>
+        <w:rPr>
+          <w:rStyle w:val="NormalTok"/>
+        </w:rPr>
+        <w:t xml:space="preserve"> </w:t>
+      </w:r>
+      <w:r>
+        <w:rPr>
+          <w:rStyle w:val="BuiltInTok"/>
+        </w:rPr>
+        <w:t xml:space="preserve">len</w:t>
+      </w:r>
+      <w:r>
+        <w:rPr>
+          <w:rStyle w:val="NormalTok"/>
+        </w:rPr>
+        <w:t xml:space="preserve">(outils)               </w:t>
+      </w:r>
+      <w:r>
+        <w:rPr>
+          <w:rStyle w:val="CommentTok"/>
+        </w:rPr>
+        <w:t xml:space="preserve"># Nombre d'éléments dans la liste</w:t>
+      </w:r>
+      <w:r>
+        <w:br/>
+      </w:r>
+      <w:r>
+        <w:rPr>
+          <w:rStyle w:val="NormalTok"/>
+        </w:rPr>
+        <w:t xml:space="preserve">nombres </w:t>
+      </w:r>
+      <w:r>
+        <w:rPr>
+          <w:rStyle w:val="OperatorTok"/>
+        </w:rPr>
+        <w:t xml:space="preserve">=</w:t>
+      </w:r>
+      <w:r>
+        <w:rPr>
+          <w:rStyle w:val="NormalTok"/>
+        </w:rPr>
+        <w:t xml:space="preserve"> [</w:t>
+      </w:r>
+      <w:r>
+        <w:rPr>
+          <w:rStyle w:val="DecValTok"/>
+        </w:rPr>
+        <w:t xml:space="preserve">10</w:t>
+      </w:r>
+      <w:r>
+        <w:rPr>
+          <w:rStyle w:val="NormalTok"/>
+        </w:rPr>
+        <w:t xml:space="preserve">, </w:t>
+      </w:r>
+      <w:r>
+        <w:rPr>
+          <w:rStyle w:val="DecValTok"/>
+        </w:rPr>
+        <w:t xml:space="preserve">5</w:t>
+      </w:r>
+      <w:r>
+        <w:rPr>
+          <w:rStyle w:val="NormalTok"/>
+        </w:rPr>
+        <w:t xml:space="preserve">, </w:t>
+      </w:r>
+      <w:r>
+        <w:rPr>
+          <w:rStyle w:val="DecValTok"/>
+        </w:rPr>
+        <w:t xml:space="preserve">20</w:t>
+      </w:r>
+      <w:r>
+        <w:rPr>
+          <w:rStyle w:val="NormalTok"/>
+        </w:rPr>
+        <w:t xml:space="preserve">, </w:t>
+      </w:r>
+      <w:r>
+        <w:rPr>
+          <w:rStyle w:val="DecValTok"/>
+        </w:rPr>
+        <w:t xml:space="preserve">2</w:t>
+      </w:r>
+      <w:r>
+        <w:rPr>
+          <w:rStyle w:val="NormalTok"/>
+        </w:rPr>
+        <w:t xml:space="preserve">]</w:t>
+      </w:r>
+      <w:r>
+        <w:br/>
+      </w:r>
+      <w:r>
+        <w:rPr>
+          <w:rStyle w:val="BuiltInTok"/>
+        </w:rPr>
+        <w:t xml:space="preserve">print</w:t>
+      </w:r>
+      <w:r>
+        <w:rPr>
+          <w:rStyle w:val="NormalTok"/>
+        </w:rPr>
+        <w:t xml:space="preserve">(</w:t>
+      </w:r>
+      <w:r>
+        <w:rPr>
+          <w:rStyle w:val="BuiltInTok"/>
+        </w:rPr>
+        <w:t xml:space="preserve">min</w:t>
+      </w:r>
+      <w:r>
+        <w:rPr>
+          <w:rStyle w:val="NormalTok"/>
+        </w:rPr>
+        <w:t xml:space="preserve">(nombres), </w:t>
+      </w:r>
+      <w:r>
+        <w:rPr>
+          <w:rStyle w:val="BuiltInTok"/>
+        </w:rPr>
+        <w:t xml:space="preserve">max</w:t>
+      </w:r>
+      <w:r>
+        <w:rPr>
+          <w:rStyle w:val="NormalTok"/>
+        </w:rPr>
+        <w:t xml:space="preserve">(nombres))    </w:t>
+      </w:r>
+      <w:r>
+        <w:rPr>
+          <w:rStyle w:val="CommentTok"/>
+        </w:rPr>
+        <w:t xml:space="preserve"># Renvoie 2 et 20</w:t>
+      </w:r>
+      <w:r>
+        <w:br/>
+      </w:r>
+      <w:r>
+        <w:rPr>
+          <w:rStyle w:val="BuiltInTok"/>
+        </w:rPr>
+        <w:t xml:space="preserve">print</w:t>
+      </w:r>
+      <w:r>
+        <w:rPr>
+          <w:rStyle w:val="NormalTok"/>
+        </w:rPr>
+        <w:t xml:space="preserve">(</w:t>
+      </w:r>
+      <w:r>
+        <w:rPr>
+          <w:rStyle w:val="BuiltInTok"/>
+        </w:rPr>
+        <w:t xml:space="preserve">sum</w:t>
+      </w:r>
+      <w:r>
+        <w:rPr>
+          <w:rStyle w:val="NormalTok"/>
+        </w:rPr>
+        <w:t xml:space="preserve">(nombres))                  </w:t>
+      </w:r>
+      <w:r>
+        <w:rPr>
+          <w:rStyle w:val="CommentTok"/>
+        </w:rPr>
+        <w:t xml:space="preserve"># Calcule la somme (37)</w:t>
+      </w:r>
+    </w:p>
+    <w:p>
+      <w:pPr>
         <w:pStyle w:val="BlockText"/>
-      </w:pPr>
-      <w:r>
-        <w:t xml:space="preserve">💡 Utilisez la compréhension de liste pour filtrer ou transformer rapidement les éléments d’une liste de manière élégante et performante.</w:t>
+        <w:shd w:val="clear" w:color="auto" w:fill="EAF6FB"/>
+        <w:spacing w:before="100" w:after="100"/>
+        <w:ind w:left="180" w:right="180"/>
+        <w:pBdr>
+          <w:left w:val="single" w:sz="18" w:space="8" w:color="2980B9"/>
+        </w:pBdr>
+      </w:pPr>
+      <w:r>
+        <w:t xml:space="preserve">💡</w:t>
+      </w:r>
+      <w:r>
+        <w:t xml:space="preserve"> </w:t>
+      </w:r>
+      <w:r>
+        <w:rPr>
+          <w:bCs/>
+          <w:b/>
+        </w:rPr>
+        <w:t xml:space="preserve">À retenir :</w:t>
+      </w:r>
+      <w:r>
+        <w:t xml:space="preserve"> </w:t>
+      </w:r>
+      <w:r>
+        <w:rPr>
+          <w:rStyle w:val="VerbatimChar"/>
+        </w:rPr>
+        <w:t xml:space="preserve">.sort()</w:t>
+      </w:r>
+      <w:r>
+        <w:t xml:space="preserve"> </w:t>
+      </w:r>
+      <w:r>
+        <w:t xml:space="preserve">modifie directement la liste d’origine sans rien renvoyer. Pour obtenir une nouvelle liste triée sans modifier la première, utilisez</w:t>
+      </w:r>
+      <w:r>
+        <w:t xml:space="preserve"> </w:t>
+      </w:r>
+      <w:r>
+        <w:rPr>
+          <w:rStyle w:val="VerbatimChar"/>
+        </w:rPr>
+        <w:t xml:space="preserve">sorted(liste)</w:t>
+      </w:r>
+      <w:r>
+        <w:t xml:space="preserve">.</w:t>
       </w:r>
     </w:p>
     <w:p>
@@ -184,13 +724,13 @@
       </w:r>
     </w:p>
     <w:bookmarkEnd w:id="20"/>
-    <w:bookmarkStart w:id="21" w:name="gestion-des-dict"/>
+    <w:bookmarkStart w:id="21" w:name="slicing-appliqué-aux-listes"/>
     <w:p>
       <w:pPr>
-        <w:pStyle w:val="Heading2"/>
-      </w:pPr>
-      <w:r>
-        <w:t xml:space="preserve">Gestion des dict</w:t>
+        <w:pStyle w:val="Heading3"/>
+      </w:pPr>
+      <w:r>
+        <w:t xml:space="preserve">2. Slicing appliqué aux listes</w:t>
       </w:r>
     </w:p>
     <w:p>
@@ -198,27 +738,41 @@
         <w:pStyle w:val="FirstParagraph"/>
       </w:pPr>
       <w:r>
-        <w:t xml:space="preserve">Les dictionnaires stockent des données sous forme de paires clé-valeur, permettant un accès ultra-rapide aux valeurs grâce à leurs clés uniques. Ils sont parfaits pour représenter des objets ou des configurations.</w:t>
+        <w:t xml:space="preserve">La syntaxe</w:t>
+      </w:r>
+      <w:r>
+        <w:t xml:space="preserve"> </w:t>
+      </w:r>
+      <w:r>
+        <w:rPr>
+          <w:rStyle w:val="VerbatimChar"/>
+        </w:rPr>
+        <w:t xml:space="preserve">liste[début:fin:pas]</w:t>
+      </w:r>
+      <w:r>
+        <w:t xml:space="preserve"> </w:t>
+      </w:r>
+      <w:r>
+        <w:t xml:space="preserve">fonctionne exactement comme sur les chaînes de caractères :</w:t>
       </w:r>
     </w:p>
     <w:p>
       <w:pPr>
         <w:pStyle w:val="SourceCode"/>
-      </w:pPr>
-      <w:r>
-        <w:rPr>
-          <w:rStyle w:val="CommentTok"/>
-        </w:rPr>
-        <w:t xml:space="preserve"># Déclaration et accès dans un dictionnaire</w:t>
-      </w:r>
-      <w:r>
-        <w:br/>
-      </w:r>
-      <w:r>
-        <w:rPr>
-          <w:rStyle w:val="NormalTok"/>
-        </w:rPr>
-        <w:t xml:space="preserve">utilisateur </w:t>
+        <w:pBdr>
+          <w:top w:val="single" w:sz="6" w:space="8" w:color="9AA5B1"/>
+          <w:left w:val="single" w:sz="6" w:space="8" w:color="9AA5B1"/>
+          <w:bottom w:val="single" w:sz="6" w:space="8" w:color="9AA5B1"/>
+          <w:right w:val="single" w:sz="6" w:space="8" w:color="9AA5B1"/>
+        </w:pBdr>
+        <w:spacing w:before="120" w:after="120" w:line="240" w:lineRule="auto"/>
+        <w:ind w:left="180" w:right="180"/>
+      </w:pPr>
+      <w:r>
+        <w:rPr>
+          <w:rStyle w:val="NormalTok"/>
+        </w:rPr>
+        <w:t xml:space="preserve">frameworks </w:t>
       </w:r>
       <w:r>
         <w:rPr>
@@ -230,25 +784,13 @@
         <w:rPr>
           <w:rStyle w:val="NormalTok"/>
         </w:rPr>
-        <w:t xml:space="preserve"> {</w:t>
-      </w:r>
-      <w:r>
-        <w:rPr>
-          <w:rStyle w:val="StringTok"/>
-        </w:rPr>
-        <w:t xml:space="preserve">"nom"</w:t>
-      </w:r>
-      <w:r>
-        <w:rPr>
-          <w:rStyle w:val="NormalTok"/>
-        </w:rPr>
-        <w:t xml:space="preserve">: </w:t>
-      </w:r>
-      <w:r>
-        <w:rPr>
-          <w:rStyle w:val="StringTok"/>
-        </w:rPr>
-        <w:t xml:space="preserve">"Alice"</w:t>
+        <w:t xml:space="preserve"> [</w:t>
+      </w:r>
+      <w:r>
+        <w:rPr>
+          <w:rStyle w:val="StringTok"/>
+        </w:rPr>
+        <w:t xml:space="preserve">"Django"</w:t>
       </w:r>
       <w:r>
         <w:rPr>
@@ -260,34 +802,154 @@
         <w:rPr>
           <w:rStyle w:val="StringTok"/>
         </w:rPr>
-        <w:t xml:space="preserve">"age"</w:t>
-      </w:r>
-      <w:r>
-        <w:rPr>
-          <w:rStyle w:val="NormalTok"/>
-        </w:rPr>
-        <w:t xml:space="preserve">: </w:t>
+        <w:t xml:space="preserve">"Flask"</w:t>
+      </w:r>
+      <w:r>
+        <w:rPr>
+          <w:rStyle w:val="NormalTok"/>
+        </w:rPr>
+        <w:t xml:space="preserve">, </w:t>
+      </w:r>
+      <w:r>
+        <w:rPr>
+          <w:rStyle w:val="StringTok"/>
+        </w:rPr>
+        <w:t xml:space="preserve">"FastAPI"</w:t>
+      </w:r>
+      <w:r>
+        <w:rPr>
+          <w:rStyle w:val="NormalTok"/>
+        </w:rPr>
+        <w:t xml:space="preserve">, </w:t>
+      </w:r>
+      <w:r>
+        <w:rPr>
+          <w:rStyle w:val="StringTok"/>
+        </w:rPr>
+        <w:t xml:space="preserve">"Express"</w:t>
+      </w:r>
+      <w:r>
+        <w:rPr>
+          <w:rStyle w:val="NormalTok"/>
+        </w:rPr>
+        <w:t xml:space="preserve">, </w:t>
+      </w:r>
+      <w:r>
+        <w:rPr>
+          <w:rStyle w:val="StringTok"/>
+        </w:rPr>
+        <w:t xml:space="preserve">"Spring"</w:t>
+      </w:r>
+      <w:r>
+        <w:rPr>
+          <w:rStyle w:val="NormalTok"/>
+        </w:rPr>
+        <w:t xml:space="preserve">, </w:t>
+      </w:r>
+      <w:r>
+        <w:rPr>
+          <w:rStyle w:val="StringTok"/>
+        </w:rPr>
+        <w:t xml:space="preserve">"Angular"</w:t>
+      </w:r>
+      <w:r>
+        <w:rPr>
+          <w:rStyle w:val="NormalTok"/>
+        </w:rPr>
+        <w:t xml:space="preserve">]</w:t>
+      </w:r>
+      <w:r>
+        <w:br/>
+      </w:r>
+      <w:r>
+        <w:rPr>
+          <w:rStyle w:val="CommentTok"/>
+        </w:rPr>
+        <w:t xml:space="preserve"># Index :        0        1        2          3          4         5</w:t>
+      </w:r>
+      <w:r>
+        <w:br/>
+      </w:r>
+      <w:r>
+        <w:br/>
+      </w:r>
+      <w:r>
+        <w:rPr>
+          <w:rStyle w:val="CommentTok"/>
+        </w:rPr>
+        <w:t xml:space="preserve"># 1. Extraction d'une sous-liste [début:fin]</w:t>
+      </w:r>
+      <w:r>
+        <w:br/>
+      </w:r>
+      <w:r>
+        <w:rPr>
+          <w:rStyle w:val="NormalTok"/>
+        </w:rPr>
+        <w:t xml:space="preserve">backend </w:t>
+      </w:r>
+      <w:r>
+        <w:rPr>
+          <w:rStyle w:val="OperatorTok"/>
+        </w:rPr>
+        <w:t xml:space="preserve">=</w:t>
+      </w:r>
+      <w:r>
+        <w:rPr>
+          <w:rStyle w:val="NormalTok"/>
+        </w:rPr>
+        <w:t xml:space="preserve"> frameworks[</w:t>
       </w:r>
       <w:r>
         <w:rPr>
           <w:rStyle w:val="DecValTok"/>
         </w:rPr>
-        <w:t xml:space="preserve">30</w:t>
-      </w:r>
-      <w:r>
-        <w:rPr>
-          <w:rStyle w:val="NormalTok"/>
-        </w:rPr>
-        <w:t xml:space="preserve">}</w:t>
-      </w:r>
-      <w:r>
-        <w:br/>
-      </w:r>
-      <w:r>
-        <w:rPr>
-          <w:rStyle w:val="NormalTok"/>
-        </w:rPr>
-        <w:t xml:space="preserve">ville </w:t>
+        <w:t xml:space="preserve">0</w:t>
+      </w:r>
+      <w:r>
+        <w:rPr>
+          <w:rStyle w:val="NormalTok"/>
+        </w:rPr>
+        <w:t xml:space="preserve">:</w:t>
+      </w:r>
+      <w:r>
+        <w:rPr>
+          <w:rStyle w:val="DecValTok"/>
+        </w:rPr>
+        <w:t xml:space="preserve">3</w:t>
+      </w:r>
+      <w:r>
+        <w:rPr>
+          <w:rStyle w:val="NormalTok"/>
+        </w:rPr>
+        <w:t xml:space="preserve">]           </w:t>
+      </w:r>
+      <w:r>
+        <w:rPr>
+          <w:rStyle w:val="CommentTok"/>
+        </w:rPr>
+        <w:t xml:space="preserve"># ['Django', 'Flask', 'FastAPI'] (index 3 exclu)</w:t>
+      </w:r>
+      <w:r>
+        <w:br/>
+      </w:r>
+      <w:r>
+        <w:br/>
+      </w:r>
+      <w:r>
+        <w:rPr>
+          <w:rStyle w:val="CommentTok"/>
+        </w:rPr>
+        <w:t xml:space="preserve"># 2. Raccourcis depuis le début ou jusqu'à la fin</w:t>
+      </w:r>
+      <w:r>
+        <w:br/>
+      </w:r>
+      <w:r>
+        <w:rPr>
+          <w:rStyle w:val="NormalTok"/>
+        </w:rPr>
+        <w:t xml:space="preserve">premiers </w:t>
       </w:r>
       <w:r>
         <w:rPr>
@@ -299,45 +961,755 @@
         <w:rPr>
           <w:rStyle w:val="NormalTok"/>
         </w:rPr>
-        <w:t xml:space="preserve"> utilisateur.get(</w:t>
-      </w:r>
-      <w:r>
-        <w:rPr>
-          <w:rStyle w:val="StringTok"/>
-        </w:rPr>
-        <w:t xml:space="preserve">"ville"</w:t>
-      </w:r>
-      <w:r>
-        <w:rPr>
-          <w:rStyle w:val="NormalTok"/>
-        </w:rPr>
-        <w:t xml:space="preserve">, </w:t>
-      </w:r>
-      <w:r>
-        <w:rPr>
-          <w:rStyle w:val="StringTok"/>
-        </w:rPr>
-        <w:t xml:space="preserve">"Inconnue"</w:t>
-      </w:r>
-      <w:r>
-        <w:rPr>
-          <w:rStyle w:val="NormalTok"/>
-        </w:rPr>
-        <w:t xml:space="preserve">)  </w:t>
-      </w:r>
-      <w:r>
-        <w:rPr>
-          <w:rStyle w:val="CommentTok"/>
-        </w:rPr>
-        <w:t xml:space="preserve"># Évite une erreur si la clé n'existe pas</w:t>
+        <w:t xml:space="preserve"> frameworks[:</w:t>
+      </w:r>
+      <w:r>
+        <w:rPr>
+          <w:rStyle w:val="DecValTok"/>
+        </w:rPr>
+        <w:t xml:space="preserve">2</w:t>
+      </w:r>
+      <w:r>
+        <w:rPr>
+          <w:rStyle w:val="NormalTok"/>
+        </w:rPr>
+        <w:t xml:space="preserve">]           </w:t>
+      </w:r>
+      <w:r>
+        <w:rPr>
+          <w:rStyle w:val="CommentTok"/>
+        </w:rPr>
+        <w:t xml:space="preserve"># ['Django', 'Flask']</w:t>
+      </w:r>
+      <w:r>
+        <w:br/>
+      </w:r>
+      <w:r>
+        <w:rPr>
+          <w:rStyle w:val="NormalTok"/>
+        </w:rPr>
+        <w:t xml:space="preserve">derniers </w:t>
+      </w:r>
+      <w:r>
+        <w:rPr>
+          <w:rStyle w:val="OperatorTok"/>
+        </w:rPr>
+        <w:t xml:space="preserve">=</w:t>
+      </w:r>
+      <w:r>
+        <w:rPr>
+          <w:rStyle w:val="NormalTok"/>
+        </w:rPr>
+        <w:t xml:space="preserve"> frameworks[</w:t>
+      </w:r>
+      <w:r>
+        <w:rPr>
+          <w:rStyle w:val="DecValTok"/>
+        </w:rPr>
+        <w:t xml:space="preserve">3</w:t>
+      </w:r>
+      <w:r>
+        <w:rPr>
+          <w:rStyle w:val="NormalTok"/>
+        </w:rPr>
+        <w:t xml:space="preserve">:]           </w:t>
+      </w:r>
+      <w:r>
+        <w:rPr>
+          <w:rStyle w:val="CommentTok"/>
+        </w:rPr>
+        <w:t xml:space="preserve"># ['Express', 'Spring', 'Angular']</w:t>
+      </w:r>
+      <w:r>
+        <w:br/>
+      </w:r>
+      <w:r>
+        <w:br/>
+      </w:r>
+      <w:r>
+        <w:rPr>
+          <w:rStyle w:val="CommentTok"/>
+        </w:rPr>
+        <w:t xml:space="preserve"># 3. Utilisation d'index négatifs</w:t>
+      </w:r>
+      <w:r>
+        <w:br/>
+      </w:r>
+      <w:r>
+        <w:rPr>
+          <w:rStyle w:val="NormalTok"/>
+        </w:rPr>
+        <w:t xml:space="preserve">trois_derniers </w:t>
+      </w:r>
+      <w:r>
+        <w:rPr>
+          <w:rStyle w:val="OperatorTok"/>
+        </w:rPr>
+        <w:t xml:space="preserve">=</w:t>
+      </w:r>
+      <w:r>
+        <w:rPr>
+          <w:rStyle w:val="NormalTok"/>
+        </w:rPr>
+        <w:t xml:space="preserve"> frameworks[</w:t>
+      </w:r>
+      <w:r>
+        <w:rPr>
+          <w:rStyle w:val="OperatorTok"/>
+        </w:rPr>
+        <w:t xml:space="preserve">-</w:t>
+      </w:r>
+      <w:r>
+        <w:rPr>
+          <w:rStyle w:val="DecValTok"/>
+        </w:rPr>
+        <w:t xml:space="preserve">3</w:t>
+      </w:r>
+      <w:r>
+        <w:rPr>
+          <w:rStyle w:val="NormalTok"/>
+        </w:rPr>
+        <w:t xml:space="preserve">:]    </w:t>
+      </w:r>
+      <w:r>
+        <w:rPr>
+          <w:rStyle w:val="CommentTok"/>
+        </w:rPr>
+        <w:t xml:space="preserve"># ['Express', 'Spring', 'Angular']</w:t>
+      </w:r>
+      <w:r>
+        <w:br/>
+      </w:r>
+      <w:r>
+        <w:br/>
+      </w:r>
+      <w:r>
+        <w:rPr>
+          <w:rStyle w:val="CommentTok"/>
+        </w:rPr>
+        <w:t xml:space="preserve"># 4. Extraire avec un pas</w:t>
+      </w:r>
+      <w:r>
+        <w:br/>
+      </w:r>
+      <w:r>
+        <w:rPr>
+          <w:rStyle w:val="NormalTok"/>
+        </w:rPr>
+        <w:t xml:space="preserve">un_sur_deux </w:t>
+      </w:r>
+      <w:r>
+        <w:rPr>
+          <w:rStyle w:val="OperatorTok"/>
+        </w:rPr>
+        <w:t xml:space="preserve">=</w:t>
+      </w:r>
+      <w:r>
+        <w:rPr>
+          <w:rStyle w:val="NormalTok"/>
+        </w:rPr>
+        <w:t xml:space="preserve"> frameworks[::</w:t>
+      </w:r>
+      <w:r>
+        <w:rPr>
+          <w:rStyle w:val="DecValTok"/>
+        </w:rPr>
+        <w:t xml:space="preserve">2</w:t>
+      </w:r>
+      <w:r>
+        <w:rPr>
+          <w:rStyle w:val="NormalTok"/>
+        </w:rPr>
+        <w:t xml:space="preserve">]       </w:t>
+      </w:r>
+      <w:r>
+        <w:rPr>
+          <w:rStyle w:val="CommentTok"/>
+        </w:rPr>
+        <w:t xml:space="preserve"># ['Django', 'FastAPI', 'Spring']</w:t>
+      </w:r>
+      <w:r>
+        <w:br/>
+      </w:r>
+      <w:r>
+        <w:br/>
+      </w:r>
+      <w:r>
+        <w:rPr>
+          <w:rStyle w:val="CommentTok"/>
+        </w:rPr>
+        <w:t xml:space="preserve"># 5. Copie intégrale et inversion</w:t>
+      </w:r>
+      <w:r>
+        <w:br/>
+      </w:r>
+      <w:r>
+        <w:rPr>
+          <w:rStyle w:val="NormalTok"/>
+        </w:rPr>
+        <w:t xml:space="preserve">copie_liste </w:t>
+      </w:r>
+      <w:r>
+        <w:rPr>
+          <w:rStyle w:val="OperatorTok"/>
+        </w:rPr>
+        <w:t xml:space="preserve">=</w:t>
+      </w:r>
+      <w:r>
+        <w:rPr>
+          <w:rStyle w:val="NormalTok"/>
+        </w:rPr>
+        <w:t xml:space="preserve"> frameworks[:]         </w:t>
+      </w:r>
+      <w:r>
+        <w:rPr>
+          <w:rStyle w:val="CommentTok"/>
+        </w:rPr>
+        <w:t xml:space="preserve"># Crée une copie indépendante de la liste</w:t>
+      </w:r>
+      <w:r>
+        <w:br/>
+      </w:r>
+      <w:r>
+        <w:rPr>
+          <w:rStyle w:val="NormalTok"/>
+        </w:rPr>
+        <w:t xml:space="preserve">liste_inversee </w:t>
+      </w:r>
+      <w:r>
+        <w:rPr>
+          <w:rStyle w:val="OperatorTok"/>
+        </w:rPr>
+        <w:t xml:space="preserve">=</w:t>
+      </w:r>
+      <w:r>
+        <w:rPr>
+          <w:rStyle w:val="NormalTok"/>
+        </w:rPr>
+        <w:t xml:space="preserve"> frameworks[::</w:t>
+      </w:r>
+      <w:r>
+        <w:rPr>
+          <w:rStyle w:val="OperatorTok"/>
+        </w:rPr>
+        <w:t xml:space="preserve">-</w:t>
+      </w:r>
+      <w:r>
+        <w:rPr>
+          <w:rStyle w:val="DecValTok"/>
+        </w:rPr>
+        <w:t xml:space="preserve">1</w:t>
+      </w:r>
+      <w:r>
+        <w:rPr>
+          <w:rStyle w:val="NormalTok"/>
+        </w:rPr>
+        <w:t xml:space="preserve">]   </w:t>
+      </w:r>
+      <w:r>
+        <w:rPr>
+          <w:rStyle w:val="CommentTok"/>
+        </w:rPr>
+        <w:t xml:space="preserve"># Inverse toute la liste</w:t>
+      </w:r>
+    </w:p>
+    <w:bookmarkEnd w:id="21"/>
+    <w:bookmarkStart w:id="22" w:name="Xe47e179952d3f6197c65f70cd2f31cc3e29f585"/>
+    <w:p>
+      <w:pPr>
+        <w:pStyle w:val="Heading3"/>
+      </w:pPr>
+      <w:r>
+        <w:t xml:space="preserve">1. Parcourir avec l’index et la valeur (</w:t>
+      </w:r>
+      <w:r>
+        <w:rPr>
+          <w:rStyle w:val="VerbatimChar"/>
+        </w:rPr>
+        <w:t xml:space="preserve">enumerate</w:t>
+      </w:r>
+      <w:r>
+        <w:t xml:space="preserve">)</w:t>
       </w:r>
     </w:p>
     <w:p>
       <w:pPr>
+        <w:pStyle w:val="SourceCode"/>
+        <w:pBdr>
+          <w:top w:val="single" w:sz="6" w:space="8" w:color="9AA5B1"/>
+          <w:left w:val="single" w:sz="6" w:space="8" w:color="9AA5B1"/>
+          <w:bottom w:val="single" w:sz="6" w:space="8" w:color="9AA5B1"/>
+          <w:right w:val="single" w:sz="6" w:space="8" w:color="9AA5B1"/>
+        </w:pBdr>
+        <w:spacing w:before="120" w:after="120" w:line="240" w:lineRule="auto"/>
+        <w:ind w:left="180" w:right="180"/>
+      </w:pPr>
+      <w:r>
+        <w:rPr>
+          <w:rStyle w:val="NormalTok"/>
+        </w:rPr>
+        <w:t xml:space="preserve">utilisateurs </w:t>
+      </w:r>
+      <w:r>
+        <w:rPr>
+          <w:rStyle w:val="OperatorTok"/>
+        </w:rPr>
+        <w:t xml:space="preserve">=</w:t>
+      </w:r>
+      <w:r>
+        <w:rPr>
+          <w:rStyle w:val="NormalTok"/>
+        </w:rPr>
+        <w:t xml:space="preserve"> [</w:t>
+      </w:r>
+      <w:r>
+        <w:rPr>
+          <w:rStyle w:val="StringTok"/>
+        </w:rPr>
+        <w:t xml:space="preserve">"Alice"</w:t>
+      </w:r>
+      <w:r>
+        <w:rPr>
+          <w:rStyle w:val="NormalTok"/>
+        </w:rPr>
+        <w:t xml:space="preserve">, </w:t>
+      </w:r>
+      <w:r>
+        <w:rPr>
+          <w:rStyle w:val="StringTok"/>
+        </w:rPr>
+        <w:t xml:space="preserve">"Bob"</w:t>
+      </w:r>
+      <w:r>
+        <w:rPr>
+          <w:rStyle w:val="NormalTok"/>
+        </w:rPr>
+        <w:t xml:space="preserve">, </w:t>
+      </w:r>
+      <w:r>
+        <w:rPr>
+          <w:rStyle w:val="StringTok"/>
+        </w:rPr>
+        <w:t xml:space="preserve">"Charlie"</w:t>
+      </w:r>
+      <w:r>
+        <w:rPr>
+          <w:rStyle w:val="NormalTok"/>
+        </w:rPr>
+        <w:t xml:space="preserve">]</w:t>
+      </w:r>
+      <w:r>
+        <w:br/>
+      </w:r>
+      <w:r>
+        <w:br/>
+      </w:r>
+      <w:r>
+        <w:rPr>
+          <w:rStyle w:val="CommentTok"/>
+        </w:rPr>
+        <w:t xml:space="preserve"># Permet de récupérer l'index et la valeur à chaque itération</w:t>
+      </w:r>
+      <w:r>
+        <w:br/>
+      </w:r>
+      <w:r>
+        <w:rPr>
+          <w:rStyle w:val="ControlFlowTok"/>
+        </w:rPr>
+        <w:t xml:space="preserve">for</w:t>
+      </w:r>
+      <w:r>
+        <w:rPr>
+          <w:rStyle w:val="NormalTok"/>
+        </w:rPr>
+        <w:t xml:space="preserve"> index, nom </w:t>
+      </w:r>
+      <w:r>
+        <w:rPr>
+          <w:rStyle w:val="KeywordTok"/>
+        </w:rPr>
+        <w:t xml:space="preserve">in</w:t>
+      </w:r>
+      <w:r>
+        <w:rPr>
+          <w:rStyle w:val="NormalTok"/>
+        </w:rPr>
+        <w:t xml:space="preserve"> </w:t>
+      </w:r>
+      <w:r>
+        <w:rPr>
+          <w:rStyle w:val="BuiltInTok"/>
+        </w:rPr>
+        <w:t xml:space="preserve">enumerate</w:t>
+      </w:r>
+      <w:r>
+        <w:rPr>
+          <w:rStyle w:val="NormalTok"/>
+        </w:rPr>
+        <w:t xml:space="preserve">(utilisateurs, start</w:t>
+      </w:r>
+      <w:r>
+        <w:rPr>
+          <w:rStyle w:val="OperatorTok"/>
+        </w:rPr>
+        <w:t xml:space="preserve">=</w:t>
+      </w:r>
+      <w:r>
+        <w:rPr>
+          <w:rStyle w:val="DecValTok"/>
+        </w:rPr>
+        <w:t xml:space="preserve">1</w:t>
+      </w:r>
+      <w:r>
+        <w:rPr>
+          <w:rStyle w:val="NormalTok"/>
+        </w:rPr>
+        <w:t xml:space="preserve">):</w:t>
+      </w:r>
+      <w:r>
+        <w:br/>
+      </w:r>
+      <w:r>
+        <w:rPr>
+          <w:rStyle w:val="NormalTok"/>
+        </w:rPr>
+        <w:t xml:space="preserve">    </w:t>
+      </w:r>
+      <w:r>
+        <w:rPr>
+          <w:rStyle w:val="BuiltInTok"/>
+        </w:rPr>
+        <w:t xml:space="preserve">print</w:t>
+      </w:r>
+      <w:r>
+        <w:rPr>
+          <w:rStyle w:val="NormalTok"/>
+        </w:rPr>
+        <w:t xml:space="preserve">(</w:t>
+      </w:r>
+      <w:r>
+        <w:rPr>
+          <w:rStyle w:val="SpecialStringTok"/>
+        </w:rPr>
+        <w:t xml:space="preserve">f"Utilisateur n°</w:t>
+      </w:r>
+      <w:r>
+        <w:rPr>
+          <w:rStyle w:val="SpecialCharTok"/>
+        </w:rPr>
+        <w:t xml:space="preserve">{</w:t>
+      </w:r>
+      <w:r>
+        <w:rPr>
+          <w:rStyle w:val="NormalTok"/>
+        </w:rPr>
+        <w:t xml:space="preserve">index</w:t>
+      </w:r>
+      <w:r>
+        <w:rPr>
+          <w:rStyle w:val="SpecialCharTok"/>
+        </w:rPr>
+        <w:t xml:space="preserve">}</w:t>
+      </w:r>
+      <w:r>
+        <w:rPr>
+          <w:rStyle w:val="SpecialStringTok"/>
+        </w:rPr>
+        <w:t xml:space="preserve"> : </w:t>
+      </w:r>
+      <w:r>
+        <w:rPr>
+          <w:rStyle w:val="SpecialCharTok"/>
+        </w:rPr>
+        <w:t xml:space="preserve">{</w:t>
+      </w:r>
+      <w:r>
+        <w:rPr>
+          <w:rStyle w:val="NormalTok"/>
+        </w:rPr>
+        <w:t xml:space="preserve">nom</w:t>
+      </w:r>
+      <w:r>
+        <w:rPr>
+          <w:rStyle w:val="SpecialCharTok"/>
+        </w:rPr>
+        <w:t xml:space="preserve">}</w:t>
+      </w:r>
+      <w:r>
+        <w:rPr>
+          <w:rStyle w:val="SpecialStringTok"/>
+        </w:rPr>
+        <w:t xml:space="preserve">"</w:t>
+      </w:r>
+      <w:r>
+        <w:rPr>
+          <w:rStyle w:val="NormalTok"/>
+        </w:rPr>
+        <w:t xml:space="preserve">)</w:t>
+      </w:r>
+    </w:p>
+    <w:bookmarkEnd w:id="22"/>
+    <w:bookmarkStart w:id="23" w:name="X91e5aed5e9abe5ff8fcf04ef5d11198d81f33d1"/>
+    <w:p>
+      <w:pPr>
+        <w:pStyle w:val="Heading3"/>
+      </w:pPr>
+      <w:r>
+        <w:t xml:space="preserve">2. Parcourir et filtrer avec une compréhension de liste</w:t>
+      </w:r>
+    </w:p>
+    <w:p>
+      <w:pPr>
+        <w:pStyle w:val="SourceCode"/>
+        <w:pBdr>
+          <w:top w:val="single" w:sz="6" w:space="8" w:color="9AA5B1"/>
+          <w:left w:val="single" w:sz="6" w:space="8" w:color="9AA5B1"/>
+          <w:bottom w:val="single" w:sz="6" w:space="8" w:color="9AA5B1"/>
+          <w:right w:val="single" w:sz="6" w:space="8" w:color="9AA5B1"/>
+        </w:pBdr>
+        <w:spacing w:before="120" w:after="120" w:line="240" w:lineRule="auto"/>
+        <w:ind w:left="180" w:right="180"/>
+      </w:pPr>
+      <w:r>
+        <w:rPr>
+          <w:rStyle w:val="NormalTok"/>
+        </w:rPr>
+        <w:t xml:space="preserve">nombres </w:t>
+      </w:r>
+      <w:r>
+        <w:rPr>
+          <w:rStyle w:val="OperatorTok"/>
+        </w:rPr>
+        <w:t xml:space="preserve">=</w:t>
+      </w:r>
+      <w:r>
+        <w:rPr>
+          <w:rStyle w:val="NormalTok"/>
+        </w:rPr>
+        <w:t xml:space="preserve"> [</w:t>
+      </w:r>
+      <w:r>
+        <w:rPr>
+          <w:rStyle w:val="DecValTok"/>
+        </w:rPr>
+        <w:t xml:space="preserve">12</w:t>
+      </w:r>
+      <w:r>
+        <w:rPr>
+          <w:rStyle w:val="NormalTok"/>
+        </w:rPr>
+        <w:t xml:space="preserve">, </w:t>
+      </w:r>
+      <w:r>
+        <w:rPr>
+          <w:rStyle w:val="DecValTok"/>
+        </w:rPr>
+        <w:t xml:space="preserve">5</w:t>
+      </w:r>
+      <w:r>
+        <w:rPr>
+          <w:rStyle w:val="NormalTok"/>
+        </w:rPr>
+        <w:t xml:space="preserve">, </w:t>
+      </w:r>
+      <w:r>
+        <w:rPr>
+          <w:rStyle w:val="DecValTok"/>
+        </w:rPr>
+        <w:t xml:space="preserve">8</w:t>
+      </w:r>
+      <w:r>
+        <w:rPr>
+          <w:rStyle w:val="NormalTok"/>
+        </w:rPr>
+        <w:t xml:space="preserve">, </w:t>
+      </w:r>
+      <w:r>
+        <w:rPr>
+          <w:rStyle w:val="DecValTok"/>
+        </w:rPr>
+        <w:t xml:space="preserve">19</w:t>
+      </w:r>
+      <w:r>
+        <w:rPr>
+          <w:rStyle w:val="NormalTok"/>
+        </w:rPr>
+        <w:t xml:space="preserve">, </w:t>
+      </w:r>
+      <w:r>
+        <w:rPr>
+          <w:rStyle w:val="DecValTok"/>
+        </w:rPr>
+        <w:t xml:space="preserve">3</w:t>
+      </w:r>
+      <w:r>
+        <w:rPr>
+          <w:rStyle w:val="NormalTok"/>
+        </w:rPr>
+        <w:t xml:space="preserve">, </w:t>
+      </w:r>
+      <w:r>
+        <w:rPr>
+          <w:rStyle w:val="DecValTok"/>
+        </w:rPr>
+        <w:t xml:space="preserve">14</w:t>
+      </w:r>
+      <w:r>
+        <w:rPr>
+          <w:rStyle w:val="NormalTok"/>
+        </w:rPr>
+        <w:t xml:space="preserve">]</w:t>
+      </w:r>
+      <w:r>
+        <w:br/>
+      </w:r>
+      <w:r>
+        <w:br/>
+      </w:r>
+      <w:r>
+        <w:rPr>
+          <w:rStyle w:val="CommentTok"/>
+        </w:rPr>
+        <w:t xml:space="preserve"># Crée une nouvelle liste contenant uniquement les nombres supérieurs à 10</w:t>
+      </w:r>
+      <w:r>
+        <w:br/>
+      </w:r>
+      <w:r>
+        <w:rPr>
+          <w:rStyle w:val="NormalTok"/>
+        </w:rPr>
+        <w:t xml:space="preserve">nombres_grands </w:t>
+      </w:r>
+      <w:r>
+        <w:rPr>
+          <w:rStyle w:val="OperatorTok"/>
+        </w:rPr>
+        <w:t xml:space="preserve">=</w:t>
+      </w:r>
+      <w:r>
+        <w:rPr>
+          <w:rStyle w:val="NormalTok"/>
+        </w:rPr>
+        <w:t xml:space="preserve"> [n </w:t>
+      </w:r>
+      <w:r>
+        <w:rPr>
+          <w:rStyle w:val="ControlFlowTok"/>
+        </w:rPr>
+        <w:t xml:space="preserve">for</w:t>
+      </w:r>
+      <w:r>
+        <w:rPr>
+          <w:rStyle w:val="NormalTok"/>
+        </w:rPr>
+        <w:t xml:space="preserve"> n </w:t>
+      </w:r>
+      <w:r>
+        <w:rPr>
+          <w:rStyle w:val="KeywordTok"/>
+        </w:rPr>
+        <w:t xml:space="preserve">in</w:t>
+      </w:r>
+      <w:r>
+        <w:rPr>
+          <w:rStyle w:val="NormalTok"/>
+        </w:rPr>
+        <w:t xml:space="preserve"> nombres </w:t>
+      </w:r>
+      <w:r>
+        <w:rPr>
+          <w:rStyle w:val="ControlFlowTok"/>
+        </w:rPr>
+        <w:t xml:space="preserve">if</w:t>
+      </w:r>
+      <w:r>
+        <w:rPr>
+          <w:rStyle w:val="NormalTok"/>
+        </w:rPr>
+        <w:t xml:space="preserve"> n </w:t>
+      </w:r>
+      <w:r>
+        <w:rPr>
+          <w:rStyle w:val="OperatorTok"/>
+        </w:rPr>
+        <w:t xml:space="preserve">&gt;</w:t>
+      </w:r>
+      <w:r>
+        <w:rPr>
+          <w:rStyle w:val="NormalTok"/>
+        </w:rPr>
+        <w:t xml:space="preserve"> </w:t>
+      </w:r>
+      <w:r>
+        <w:rPr>
+          <w:rStyle w:val="DecValTok"/>
+        </w:rPr>
+        <w:t xml:space="preserve">10</w:t>
+      </w:r>
+      <w:r>
+        <w:rPr>
+          <w:rStyle w:val="NormalTok"/>
+        </w:rPr>
+        <w:t xml:space="preserve">]</w:t>
+      </w:r>
+      <w:r>
+        <w:br/>
+      </w:r>
+      <w:r>
+        <w:rPr>
+          <w:rStyle w:val="BuiltInTok"/>
+        </w:rPr>
+        <w:t xml:space="preserve">print</w:t>
+      </w:r>
+      <w:r>
+        <w:rPr>
+          <w:rStyle w:val="NormalTok"/>
+        </w:rPr>
+        <w:t xml:space="preserve">(</w:t>
+      </w:r>
+      <w:r>
+        <w:rPr>
+          <w:rStyle w:val="StringTok"/>
+        </w:rPr>
+        <w:t xml:space="preserve">"Nombres &gt; 10 :"</w:t>
+      </w:r>
+      <w:r>
+        <w:rPr>
+          <w:rStyle w:val="NormalTok"/>
+        </w:rPr>
+        <w:t xml:space="preserve">, nombres_grands)  </w:t>
+      </w:r>
+      <w:r>
+        <w:rPr>
+          <w:rStyle w:val="CommentTok"/>
+        </w:rPr>
+        <w:t xml:space="preserve"># Résultat : [12, 19, 14]</w:t>
+      </w:r>
+    </w:p>
+    <w:p>
+      <w:pPr>
         <w:pStyle w:val="BlockText"/>
-      </w:pPr>
-      <w:r>
-        <w:t xml:space="preserve">💡 Privilégiez l’utilisation de la méthode</w:t>
+        <w:shd w:val="clear" w:color="auto" w:fill="EAF6FB"/>
+        <w:spacing w:before="100" w:after="100"/>
+        <w:ind w:left="180" w:right="180"/>
+        <w:pBdr>
+          <w:left w:val="single" w:sz="18" w:space="8" w:color="2980B9"/>
+        </w:pBdr>
+      </w:pPr>
+      <w:r>
+        <w:t xml:space="preserve">💡</w:t>
+      </w:r>
+      <w:r>
+        <w:t xml:space="preserve"> </w:t>
+      </w:r>
+      <w:r>
+        <w:rPr>
+          <w:bCs/>
+          <w:b/>
+        </w:rPr>
+        <w:t xml:space="preserve">Bonne pratique :</w:t>
       </w:r>
       <w:r>
         <w:t xml:space="preserve"> </w:t>
@@ -346,13 +1718,25 @@
         <w:rPr>
           <w:rStyle w:val="VerbatimChar"/>
         </w:rPr>
-        <w:t xml:space="preserve">.get()</w:t>
-      </w:r>
-      <w:r>
-        <w:t xml:space="preserve"> </w:t>
-      </w:r>
-      <w:r>
-        <w:t xml:space="preserve">pour interroger un dictionnaire lorsque la clé recherchée est susceptible de ne pas y figurer.</w:t>
+        <w:t xml:space="preserve">copie = liste[:]</w:t>
+      </w:r>
+      <w:r>
+        <w:t xml:space="preserve"> </w:t>
+      </w:r>
+      <w:r>
+        <w:t xml:space="preserve">(ou</w:t>
+      </w:r>
+      <w:r>
+        <w:t xml:space="preserve"> </w:t>
+      </w:r>
+      <w:r>
+        <w:rPr>
+          <w:rStyle w:val="VerbatimChar"/>
+        </w:rPr>
+        <w:t xml:space="preserve">liste.copy()</w:t>
+      </w:r>
+      <w:r>
+        <w:t xml:space="preserve">) permet d’éviter les pièges de référence mémoire où la modification d’une liste affecte par erreur la seconde.</w:t>
       </w:r>
     </w:p>
     <w:p>
@@ -362,14 +1746,15 @@
         </w:pict>
       </w:r>
     </w:p>
-    <w:bookmarkEnd w:id="21"/>
-    <w:bookmarkStart w:id="22" w:name="gestion-des-set"/>
+    <w:bookmarkEnd w:id="23"/>
+    <w:bookmarkEnd w:id="24"/>
+    <w:bookmarkStart w:id="29" w:name="gestion-des-dict"/>
     <w:p>
       <w:pPr>
         <w:pStyle w:val="Heading2"/>
       </w:pPr>
       <w:r>
-        <w:t xml:space="preserve">Gestion des set</w:t>
+        <w:t xml:space="preserve">Gestion des dict</w:t>
       </w:r>
     </w:p>
     <w:p>
@@ -377,143 +1762,581 @@
         <w:pStyle w:val="FirstParagraph"/>
       </w:pPr>
       <w:r>
-        <w:t xml:space="preserve">Les ensembles (</w:t>
-      </w:r>
-      <w:r>
-        <w:rPr>
-          <w:rStyle w:val="VerbatimChar"/>
-        </w:rPr>
-        <w:t xml:space="preserve">set</w:t>
-      </w:r>
-      <w:r>
-        <w:t xml:space="preserve">) stockent des collections non ordonnées d’éléments uniques. Ils suppriment automatiquement les doublons et s’avèrent extrêmement utiles pour effectuer des opérations mathématiques ensemblistes (union, intersection).</w:t>
+        <w:t xml:space="preserve">Les dictionnaires stockent des données sous forme de paires clé-valeur, permettant un accès ultra-rapide aux valeurs grâce à leurs clés uniques. Ils sont parfaits pour représenter des objets ou des configurations.</w:t>
       </w:r>
     </w:p>
     <w:p>
       <w:pPr>
-        <w:pStyle w:val="SourceCode"/>
-      </w:pPr>
-      <w:r>
-        <w:rPr>
-          <w:rStyle w:val="CommentTok"/>
-        </w:rPr>
-        <w:t xml:space="preserve"># Création d'un ensemble et suppression des doublons</w:t>
-      </w:r>
-      <w:r>
-        <w:br/>
-      </w:r>
-      <w:r>
-        <w:rPr>
-          <w:rStyle w:val="NormalTok"/>
-        </w:rPr>
-        <w:t xml:space="preserve">nombres </w:t>
-      </w:r>
-      <w:r>
-        <w:rPr>
-          <w:rStyle w:val="OperatorTok"/>
-        </w:rPr>
-        <w:t xml:space="preserve">=</w:t>
-      </w:r>
-      <w:r>
-        <w:rPr>
-          <w:rStyle w:val="NormalTok"/>
-        </w:rPr>
-        <w:t xml:space="preserve"> {</w:t>
-      </w:r>
-      <w:r>
-        <w:rPr>
-          <w:rStyle w:val="DecValTok"/>
-        </w:rPr>
-        <w:t xml:space="preserve">1</w:t>
-      </w:r>
-      <w:r>
-        <w:rPr>
-          <w:rStyle w:val="NormalTok"/>
-        </w:rPr>
-        <w:t xml:space="preserve">, </w:t>
-      </w:r>
-      <w:r>
-        <w:rPr>
-          <w:rStyle w:val="DecValTok"/>
-        </w:rPr>
-        <w:t xml:space="preserve">2</w:t>
-      </w:r>
-      <w:r>
-        <w:rPr>
-          <w:rStyle w:val="NormalTok"/>
-        </w:rPr>
-        <w:t xml:space="preserve">, </w:t>
-      </w:r>
-      <w:r>
-        <w:rPr>
-          <w:rStyle w:val="DecValTok"/>
-        </w:rPr>
-        <w:t xml:space="preserve">2</w:t>
-      </w:r>
-      <w:r>
-        <w:rPr>
-          <w:rStyle w:val="NormalTok"/>
-        </w:rPr>
-        <w:t xml:space="preserve">, </w:t>
-      </w:r>
-      <w:r>
-        <w:rPr>
-          <w:rStyle w:val="DecValTok"/>
-        </w:rPr>
-        <w:t xml:space="preserve">3</w:t>
-      </w:r>
-      <w:r>
-        <w:rPr>
-          <w:rStyle w:val="NormalTok"/>
-        </w:rPr>
-        <w:t xml:space="preserve">, </w:t>
-      </w:r>
-      <w:r>
-        <w:rPr>
-          <w:rStyle w:val="DecValTok"/>
-        </w:rPr>
-        <w:t xml:space="preserve">4</w:t>
-      </w:r>
-      <w:r>
-        <w:rPr>
-          <w:rStyle w:val="NormalTok"/>
-        </w:rPr>
-        <w:t xml:space="preserve">}  </w:t>
-      </w:r>
-      <w:r>
-        <w:rPr>
-          <w:rStyle w:val="CommentTok"/>
-        </w:rPr>
-        <w:t xml:space="preserve"># Le doublon '2' est automatiquement éliminé</w:t>
-      </w:r>
-      <w:r>
-        <w:br/>
-      </w:r>
-      <w:r>
-        <w:rPr>
-          <w:rStyle w:val="NormalTok"/>
-        </w:rPr>
-        <w:t xml:space="preserve">nombres.add(</w:t>
-      </w:r>
-      <w:r>
-        <w:rPr>
-          <w:rStyle w:val="DecValTok"/>
-        </w:rPr>
-        <w:t xml:space="preserve">5</w:t>
-      </w:r>
-      <w:r>
-        <w:rPr>
-          <w:rStyle w:val="NormalTok"/>
-        </w:rPr>
-        <w:t xml:space="preserve">)</w:t>
+        <w:pStyle w:val="BodyText"/>
+      </w:pPr>
+      <w:r>
+        <w:t xml:space="preserve">Voici les exemples sur les</w:t>
+      </w:r>
+      <w:r>
+        <w:t xml:space="preserve"> </w:t>
+      </w:r>
+      <w:r>
+        <w:rPr>
+          <w:bCs/>
+          <w:b/>
+        </w:rPr>
+        <w:t xml:space="preserve">dictionnaires</w:t>
+      </w:r>
+      <w:r>
+        <w:t xml:space="preserve"> </w:t>
+      </w:r>
+      <w:r>
+        <w:t xml:space="preserve">(méthodes essentielles et parcours), prêts pour votre support :</w:t>
+      </w:r>
+    </w:p>
+    <w:bookmarkStart w:id="25" w:name="Xc52a18f39b97e0c2bf0a2dd500f3bed7fc3f816"/>
+    <w:p>
+      <w:pPr>
+        <w:pStyle w:val="Heading3"/>
+      </w:pPr>
+      <w:r>
+        <w:t xml:space="preserve">1. Fonctions et méthodes essentielles sur les dictionnaires</w:t>
       </w:r>
     </w:p>
     <w:p>
       <w:pPr>
+        <w:pStyle w:val="SourceCode"/>
+        <w:pBdr>
+          <w:top w:val="single" w:sz="6" w:space="8" w:color="9AA5B1"/>
+          <w:left w:val="single" w:sz="6" w:space="8" w:color="9AA5B1"/>
+          <w:bottom w:val="single" w:sz="6" w:space="8" w:color="9AA5B1"/>
+          <w:right w:val="single" w:sz="6" w:space="8" w:color="9AA5B1"/>
+        </w:pBdr>
+        <w:spacing w:before="120" w:after="120" w:line="240" w:lineRule="auto"/>
+        <w:ind w:left="180" w:right="180"/>
+      </w:pPr>
+      <w:r>
+        <w:rPr>
+          <w:rStyle w:val="CommentTok"/>
+        </w:rPr>
+        <w:t xml:space="preserve"># Initialisation</w:t>
+      </w:r>
+      <w:r>
+        <w:br/>
+      </w:r>
+      <w:r>
+        <w:rPr>
+          <w:rStyle w:val="NormalTok"/>
+        </w:rPr>
+        <w:t xml:space="preserve">user </w:t>
+      </w:r>
+      <w:r>
+        <w:rPr>
+          <w:rStyle w:val="OperatorTok"/>
+        </w:rPr>
+        <w:t xml:space="preserve">=</w:t>
+      </w:r>
+      <w:r>
+        <w:rPr>
+          <w:rStyle w:val="NormalTok"/>
+        </w:rPr>
+        <w:t xml:space="preserve"> {</w:t>
+      </w:r>
+      <w:r>
+        <w:rPr>
+          <w:rStyle w:val="StringTok"/>
+        </w:rPr>
+        <w:t xml:space="preserve">"id"</w:t>
+      </w:r>
+      <w:r>
+        <w:rPr>
+          <w:rStyle w:val="NormalTok"/>
+        </w:rPr>
+        <w:t xml:space="preserve">: </w:t>
+      </w:r>
+      <w:r>
+        <w:rPr>
+          <w:rStyle w:val="DecValTok"/>
+        </w:rPr>
+        <w:t xml:space="preserve">101</w:t>
+      </w:r>
+      <w:r>
+        <w:rPr>
+          <w:rStyle w:val="NormalTok"/>
+        </w:rPr>
+        <w:t xml:space="preserve">, </w:t>
+      </w:r>
+      <w:r>
+        <w:rPr>
+          <w:rStyle w:val="StringTok"/>
+        </w:rPr>
+        <w:t xml:space="preserve">"nom"</w:t>
+      </w:r>
+      <w:r>
+        <w:rPr>
+          <w:rStyle w:val="NormalTok"/>
+        </w:rPr>
+        <w:t xml:space="preserve">: </w:t>
+      </w:r>
+      <w:r>
+        <w:rPr>
+          <w:rStyle w:val="StringTok"/>
+        </w:rPr>
+        <w:t xml:space="preserve">"Alice"</w:t>
+      </w:r>
+      <w:r>
+        <w:rPr>
+          <w:rStyle w:val="NormalTok"/>
+        </w:rPr>
+        <w:t xml:space="preserve">, </w:t>
+      </w:r>
+      <w:r>
+        <w:rPr>
+          <w:rStyle w:val="StringTok"/>
+        </w:rPr>
+        <w:t xml:space="preserve">"role"</w:t>
+      </w:r>
+      <w:r>
+        <w:rPr>
+          <w:rStyle w:val="NormalTok"/>
+        </w:rPr>
+        <w:t xml:space="preserve">: </w:t>
+      </w:r>
+      <w:r>
+        <w:rPr>
+          <w:rStyle w:val="StringTok"/>
+        </w:rPr>
+        <w:t xml:space="preserve">"Dev"</w:t>
+      </w:r>
+      <w:r>
+        <w:rPr>
+          <w:rStyle w:val="NormalTok"/>
+        </w:rPr>
+        <w:t xml:space="preserve">}</w:t>
+      </w:r>
+      <w:r>
+        <w:br/>
+      </w:r>
+      <w:r>
+        <w:br/>
+      </w:r>
+      <w:r>
+        <w:rPr>
+          <w:rStyle w:val="CommentTok"/>
+        </w:rPr>
+        <w:t xml:space="preserve"># 1. Accès sécurisé et modification</w:t>
+      </w:r>
+      <w:r>
+        <w:br/>
+      </w:r>
+      <w:r>
+        <w:rPr>
+          <w:rStyle w:val="NormalTok"/>
+        </w:rPr>
+        <w:t xml:space="preserve">role </w:t>
+      </w:r>
+      <w:r>
+        <w:rPr>
+          <w:rStyle w:val="OperatorTok"/>
+        </w:rPr>
+        <w:t xml:space="preserve">=</w:t>
+      </w:r>
+      <w:r>
+        <w:rPr>
+          <w:rStyle w:val="NormalTok"/>
+        </w:rPr>
+        <w:t xml:space="preserve"> user.get(</w:t>
+      </w:r>
+      <w:r>
+        <w:rPr>
+          <w:rStyle w:val="StringTok"/>
+        </w:rPr>
+        <w:t xml:space="preserve">"role"</w:t>
+      </w:r>
+      <w:r>
+        <w:rPr>
+          <w:rStyle w:val="NormalTok"/>
+        </w:rPr>
+        <w:t xml:space="preserve">, </w:t>
+      </w:r>
+      <w:r>
+        <w:rPr>
+          <w:rStyle w:val="StringTok"/>
+        </w:rPr>
+        <w:t xml:space="preserve">"Invité"</w:t>
+      </w:r>
+      <w:r>
+        <w:rPr>
+          <w:rStyle w:val="NormalTok"/>
+        </w:rPr>
+        <w:t xml:space="preserve">)     </w:t>
+      </w:r>
+      <w:r>
+        <w:rPr>
+          <w:rStyle w:val="CommentTok"/>
+        </w:rPr>
+        <w:t xml:space="preserve"># Renvoie "Dev" (sans erreur si la clé n'existe pas)</w:t>
+      </w:r>
+      <w:r>
+        <w:br/>
+      </w:r>
+      <w:r>
+        <w:rPr>
+          <w:rStyle w:val="NormalTok"/>
+        </w:rPr>
+        <w:t xml:space="preserve">user[</w:t>
+      </w:r>
+      <w:r>
+        <w:rPr>
+          <w:rStyle w:val="StringTok"/>
+        </w:rPr>
+        <w:t xml:space="preserve">"email"</w:t>
+      </w:r>
+      <w:r>
+        <w:rPr>
+          <w:rStyle w:val="NormalTok"/>
+        </w:rPr>
+        <w:t xml:space="preserve">] </w:t>
+      </w:r>
+      <w:r>
+        <w:rPr>
+          <w:rStyle w:val="OperatorTok"/>
+        </w:rPr>
+        <w:t xml:space="preserve">=</w:t>
+      </w:r>
+      <w:r>
+        <w:rPr>
+          <w:rStyle w:val="NormalTok"/>
+        </w:rPr>
+        <w:t xml:space="preserve"> </w:t>
+      </w:r>
+      <w:r>
+        <w:rPr>
+          <w:rStyle w:val="StringTok"/>
+        </w:rPr>
+        <w:t xml:space="preserve">"alice@test.fr"</w:t>
+      </w:r>
+      <w:r>
+        <w:rPr>
+          <w:rStyle w:val="NormalTok"/>
+        </w:rPr>
+        <w:t xml:space="preserve">       </w:t>
+      </w:r>
+      <w:r>
+        <w:rPr>
+          <w:rStyle w:val="CommentTok"/>
+        </w:rPr>
+        <w:t xml:space="preserve"># Ajoute une nouvelle clé-valeur</w:t>
+      </w:r>
+      <w:r>
+        <w:br/>
+      </w:r>
+      <w:r>
+        <w:rPr>
+          <w:rStyle w:val="NormalTok"/>
+        </w:rPr>
+        <w:t xml:space="preserve">user[</w:t>
+      </w:r>
+      <w:r>
+        <w:rPr>
+          <w:rStyle w:val="StringTok"/>
+        </w:rPr>
+        <w:t xml:space="preserve">"role"</w:t>
+      </w:r>
+      <w:r>
+        <w:rPr>
+          <w:rStyle w:val="NormalTok"/>
+        </w:rPr>
+        <w:t xml:space="preserve">] </w:t>
+      </w:r>
+      <w:r>
+        <w:rPr>
+          <w:rStyle w:val="OperatorTok"/>
+        </w:rPr>
+        <w:t xml:space="preserve">=</w:t>
+      </w:r>
+      <w:r>
+        <w:rPr>
+          <w:rStyle w:val="NormalTok"/>
+        </w:rPr>
+        <w:t xml:space="preserve"> </w:t>
+      </w:r>
+      <w:r>
+        <w:rPr>
+          <w:rStyle w:val="StringTok"/>
+        </w:rPr>
+        <w:t xml:space="preserve">"Admin"</w:t>
+      </w:r>
+      <w:r>
+        <w:rPr>
+          <w:rStyle w:val="NormalTok"/>
+        </w:rPr>
+        <w:t xml:space="preserve">                </w:t>
+      </w:r>
+      <w:r>
+        <w:rPr>
+          <w:rStyle w:val="CommentTok"/>
+        </w:rPr>
+        <w:t xml:space="preserve"># Modifie la valeur d'une clé existante</w:t>
+      </w:r>
+      <w:r>
+        <w:br/>
+      </w:r>
+      <w:r>
+        <w:br/>
+      </w:r>
+      <w:r>
+        <w:rPr>
+          <w:rStyle w:val="CommentTok"/>
+        </w:rPr>
+        <w:t xml:space="preserve"># 2. Fusion et mise à jour</w:t>
+      </w:r>
+      <w:r>
+        <w:br/>
+      </w:r>
+      <w:r>
+        <w:rPr>
+          <w:rStyle w:val="NormalTok"/>
+        </w:rPr>
+        <w:t xml:space="preserve">user.update({</w:t>
+      </w:r>
+      <w:r>
+        <w:rPr>
+          <w:rStyle w:val="StringTok"/>
+        </w:rPr>
+        <w:t xml:space="preserve">"statut"</w:t>
+      </w:r>
+      <w:r>
+        <w:rPr>
+          <w:rStyle w:val="NormalTok"/>
+        </w:rPr>
+        <w:t xml:space="preserve">: </w:t>
+      </w:r>
+      <w:r>
+        <w:rPr>
+          <w:rStyle w:val="StringTok"/>
+        </w:rPr>
+        <w:t xml:space="preserve">"Actif"</w:t>
+      </w:r>
+      <w:r>
+        <w:rPr>
+          <w:rStyle w:val="NormalTok"/>
+        </w:rPr>
+        <w:t xml:space="preserve">, </w:t>
+      </w:r>
+      <w:r>
+        <w:rPr>
+          <w:rStyle w:val="StringTok"/>
+        </w:rPr>
+        <w:t xml:space="preserve">"age"</w:t>
+      </w:r>
+      <w:r>
+        <w:rPr>
+          <w:rStyle w:val="NormalTok"/>
+        </w:rPr>
+        <w:t xml:space="preserve">: </w:t>
+      </w:r>
+      <w:r>
+        <w:rPr>
+          <w:rStyle w:val="DecValTok"/>
+        </w:rPr>
+        <w:t xml:space="preserve">30</w:t>
+      </w:r>
+      <w:r>
+        <w:rPr>
+          <w:rStyle w:val="NormalTok"/>
+        </w:rPr>
+        <w:t xml:space="preserve">})  </w:t>
+      </w:r>
+      <w:r>
+        <w:rPr>
+          <w:rStyle w:val="CommentTok"/>
+        </w:rPr>
+        <w:t xml:space="preserve"># Ajoute/modifie plusieurs clés à la fois</w:t>
+      </w:r>
+      <w:r>
+        <w:br/>
+      </w:r>
+      <w:r>
+        <w:br/>
+      </w:r>
+      <w:r>
+        <w:rPr>
+          <w:rStyle w:val="CommentTok"/>
+        </w:rPr>
+        <w:t xml:space="preserve"># 3. Suppression</w:t>
+      </w:r>
+      <w:r>
+        <w:br/>
+      </w:r>
+      <w:r>
+        <w:rPr>
+          <w:rStyle w:val="NormalTok"/>
+        </w:rPr>
+        <w:t xml:space="preserve">email </w:t>
+      </w:r>
+      <w:r>
+        <w:rPr>
+          <w:rStyle w:val="OperatorTok"/>
+        </w:rPr>
+        <w:t xml:space="preserve">=</w:t>
+      </w:r>
+      <w:r>
+        <w:rPr>
+          <w:rStyle w:val="NormalTok"/>
+        </w:rPr>
+        <w:t xml:space="preserve"> user.pop(</w:t>
+      </w:r>
+      <w:r>
+        <w:rPr>
+          <w:rStyle w:val="StringTok"/>
+        </w:rPr>
+        <w:t xml:space="preserve">"email"</w:t>
+      </w:r>
+      <w:r>
+        <w:rPr>
+          <w:rStyle w:val="NormalTok"/>
+        </w:rPr>
+        <w:t xml:space="preserve">, </w:t>
+      </w:r>
+      <w:r>
+        <w:rPr>
+          <w:rStyle w:val="VariableTok"/>
+        </w:rPr>
+        <w:t xml:space="preserve">None</w:t>
+      </w:r>
+      <w:r>
+        <w:rPr>
+          <w:rStyle w:val="NormalTok"/>
+        </w:rPr>
+        <w:t xml:space="preserve">)       </w:t>
+      </w:r>
+      <w:r>
+        <w:rPr>
+          <w:rStyle w:val="CommentTok"/>
+        </w:rPr>
+        <w:t xml:space="preserve"># Supprime "email" et renvoie sa valeur</w:t>
+      </w:r>
+      <w:r>
+        <w:br/>
+      </w:r>
+      <w:r>
+        <w:rPr>
+          <w:rStyle w:val="KeywordTok"/>
+        </w:rPr>
+        <w:t xml:space="preserve">del</w:t>
+      </w:r>
+      <w:r>
+        <w:rPr>
+          <w:rStyle w:val="NormalTok"/>
+        </w:rPr>
+        <w:t xml:space="preserve"> user[</w:t>
+      </w:r>
+      <w:r>
+        <w:rPr>
+          <w:rStyle w:val="StringTok"/>
+        </w:rPr>
+        <w:t xml:space="preserve">"age"</w:t>
+      </w:r>
+      <w:r>
+        <w:rPr>
+          <w:rStyle w:val="NormalTok"/>
+        </w:rPr>
+        <w:t xml:space="preserve">]                       </w:t>
+      </w:r>
+      <w:r>
+        <w:rPr>
+          <w:rStyle w:val="CommentTok"/>
+        </w:rPr>
+        <w:t xml:space="preserve"># Supprime directement la clé "age"</w:t>
+      </w:r>
+      <w:r>
+        <w:br/>
+      </w:r>
+      <w:r>
+        <w:br/>
+      </w:r>
+      <w:r>
+        <w:rPr>
+          <w:rStyle w:val="CommentTok"/>
+        </w:rPr>
+        <w:t xml:space="preserve"># 4. Vérification d'existence</w:t>
+      </w:r>
+      <w:r>
+        <w:br/>
+      </w:r>
+      <w:r>
+        <w:rPr>
+          <w:rStyle w:val="NormalTok"/>
+        </w:rPr>
+        <w:t xml:space="preserve">existe </w:t>
+      </w:r>
+      <w:r>
+        <w:rPr>
+          <w:rStyle w:val="OperatorTok"/>
+        </w:rPr>
+        <w:t xml:space="preserve">=</w:t>
+      </w:r>
+      <w:r>
+        <w:rPr>
+          <w:rStyle w:val="NormalTok"/>
+        </w:rPr>
+        <w:t xml:space="preserve"> </w:t>
+      </w:r>
+      <w:r>
+        <w:rPr>
+          <w:rStyle w:val="StringTok"/>
+        </w:rPr>
+        <w:t xml:space="preserve">"nom"</w:t>
+      </w:r>
+      <w:r>
+        <w:rPr>
+          <w:rStyle w:val="NormalTok"/>
+        </w:rPr>
+        <w:t xml:space="preserve"> </w:t>
+      </w:r>
+      <w:r>
+        <w:rPr>
+          <w:rStyle w:val="KeywordTok"/>
+        </w:rPr>
+        <w:t xml:space="preserve">in</w:t>
+      </w:r>
+      <w:r>
+        <w:rPr>
+          <w:rStyle w:val="NormalTok"/>
+        </w:rPr>
+        <w:t xml:space="preserve"> user                </w:t>
+      </w:r>
+      <w:r>
+        <w:rPr>
+          <w:rStyle w:val="CommentTok"/>
+        </w:rPr>
+        <w:t xml:space="preserve"># True (vérifie la présence d'une CLÉ)</w:t>
+      </w:r>
+    </w:p>
+    <w:p>
+      <w:pPr>
         <w:pStyle w:val="BlockText"/>
-      </w:pPr>
-      <w:r>
-        <w:t xml:space="preserve">💡 Utilisez les opérateurs ensemblistes comme</w:t>
+        <w:shd w:val="clear" w:color="auto" w:fill="EAF6FB"/>
+        <w:spacing w:before="100" w:after="100"/>
+        <w:ind w:left="180" w:right="180"/>
+        <w:pBdr>
+          <w:left w:val="single" w:sz="18" w:space="8" w:color="2980B9"/>
+        </w:pBdr>
+      </w:pPr>
+      <w:r>
+        <w:t xml:space="preserve">💡</w:t>
+      </w:r>
+      <w:r>
+        <w:t xml:space="preserve"> </w:t>
+      </w:r>
+      <w:r>
+        <w:rPr>
+          <w:bCs/>
+          <w:b/>
+        </w:rPr>
+        <w:t xml:space="preserve">À retenir :</w:t>
+      </w:r>
+      <w:r>
+        <w:t xml:space="preserve"> </w:t>
+      </w:r>
+      <w:r>
+        <w:t xml:space="preserve">L’accès direct via</w:t>
       </w:r>
       <w:r>
         <w:t xml:space="preserve"> </w:t>
@@ -522,13 +2345,13 @@
         <w:rPr>
           <w:rStyle w:val="VerbatimChar"/>
         </w:rPr>
-        <w:t xml:space="preserve">&amp;</w:t>
-      </w:r>
-      <w:r>
-        <w:t xml:space="preserve"> </w:t>
-      </w:r>
-      <w:r>
-        <w:t xml:space="preserve">pour l’intersection ou</w:t>
+        <w:t xml:space="preserve">user["inconnu"]</w:t>
+      </w:r>
+      <w:r>
+        <w:t xml:space="preserve"> </w:t>
+      </w:r>
+      <w:r>
+        <w:t xml:space="preserve">lève une erreur</w:t>
       </w:r>
       <w:r>
         <w:t xml:space="preserve"> </w:t>
@@ -537,13 +2360,28 @@
         <w:rPr>
           <w:rStyle w:val="VerbatimChar"/>
         </w:rPr>
-        <w:t xml:space="preserve">|</w:t>
-      </w:r>
-      <w:r>
-        <w:t xml:space="preserve"> </w:t>
-      </w:r>
-      <w:r>
-        <w:t xml:space="preserve">pour l’union afin de comparer rapidement des collections de données.</w:t>
+        <w:t xml:space="preserve">KeyError</w:t>
+      </w:r>
+      <w:r>
+        <w:t xml:space="preserve"> </w:t>
+      </w:r>
+      <w:r>
+        <w:t xml:space="preserve">si la clé n’existe pas. Utilisez toujours la méthode</w:t>
+      </w:r>
+      <w:r>
+        <w:t xml:space="preserve"> </w:t>
+      </w:r>
+      <w:r>
+        <w:rPr>
+          <w:rStyle w:val="VerbatimChar"/>
+        </w:rPr>
+        <w:t xml:space="preserve">.get("clé", valeur_par_defaut)</w:t>
+      </w:r>
+      <w:r>
+        <w:t xml:space="preserve"> </w:t>
+      </w:r>
+      <w:r>
+        <w:t xml:space="preserve">pour sécuriser la lecture.</w:t>
       </w:r>
     </w:p>
     <w:p>
@@ -553,19 +2391,2760 @@
         </w:pict>
       </w:r>
     </w:p>
-    <w:bookmarkEnd w:id="22"/>
-    <w:bookmarkStart w:id="23" w:name="exemple-de-synthèse"/>
+    <w:bookmarkEnd w:id="25"/>
+    <w:bookmarkStart w:id="26" w:name="parcours-et-extraction-items-keys-values"/>
     <w:p>
       <w:pPr>
-        <w:pStyle w:val="Heading2"/>
-      </w:pPr>
-      <w:r>
-        <w:t xml:space="preserve">Exemple de synthèse</w:t>
+        <w:pStyle w:val="Heading3"/>
+      </w:pPr>
+      <w:r>
+        <w:t xml:space="preserve">2. Parcours et extraction (items, keys, values)</w:t>
       </w:r>
     </w:p>
     <w:p>
       <w:pPr>
         <w:pStyle w:val="SourceCode"/>
+        <w:pBdr>
+          <w:top w:val="single" w:sz="6" w:space="8" w:color="9AA5B1"/>
+          <w:left w:val="single" w:sz="6" w:space="8" w:color="9AA5B1"/>
+          <w:bottom w:val="single" w:sz="6" w:space="8" w:color="9AA5B1"/>
+          <w:right w:val="single" w:sz="6" w:space="8" w:color="9AA5B1"/>
+        </w:pBdr>
+        <w:spacing w:before="120" w:after="120" w:line="240" w:lineRule="auto"/>
+        <w:ind w:left="180" w:right="180"/>
+      </w:pPr>
+      <w:r>
+        <w:rPr>
+          <w:rStyle w:val="NormalTok"/>
+        </w:rPr>
+        <w:t xml:space="preserve">config </w:t>
+      </w:r>
+      <w:r>
+        <w:rPr>
+          <w:rStyle w:val="OperatorTok"/>
+        </w:rPr>
+        <w:t xml:space="preserve">=</w:t>
+      </w:r>
+      <w:r>
+        <w:rPr>
+          <w:rStyle w:val="NormalTok"/>
+        </w:rPr>
+        <w:t xml:space="preserve"> {</w:t>
+      </w:r>
+      <w:r>
+        <w:rPr>
+          <w:rStyle w:val="StringTok"/>
+        </w:rPr>
+        <w:t xml:space="preserve">"host"</w:t>
+      </w:r>
+      <w:r>
+        <w:rPr>
+          <w:rStyle w:val="NormalTok"/>
+        </w:rPr>
+        <w:t xml:space="preserve">: </w:t>
+      </w:r>
+      <w:r>
+        <w:rPr>
+          <w:rStyle w:val="StringTok"/>
+        </w:rPr>
+        <w:t xml:space="preserve">"localhost"</w:t>
+      </w:r>
+      <w:r>
+        <w:rPr>
+          <w:rStyle w:val="NormalTok"/>
+        </w:rPr>
+        <w:t xml:space="preserve">, </w:t>
+      </w:r>
+      <w:r>
+        <w:rPr>
+          <w:rStyle w:val="StringTok"/>
+        </w:rPr>
+        <w:t xml:space="preserve">"port"</w:t>
+      </w:r>
+      <w:r>
+        <w:rPr>
+          <w:rStyle w:val="NormalTok"/>
+        </w:rPr>
+        <w:t xml:space="preserve">: </w:t>
+      </w:r>
+      <w:r>
+        <w:rPr>
+          <w:rStyle w:val="DecValTok"/>
+        </w:rPr>
+        <w:t xml:space="preserve">8080</w:t>
+      </w:r>
+      <w:r>
+        <w:rPr>
+          <w:rStyle w:val="NormalTok"/>
+        </w:rPr>
+        <w:t xml:space="preserve">, </w:t>
+      </w:r>
+      <w:r>
+        <w:rPr>
+          <w:rStyle w:val="StringTok"/>
+        </w:rPr>
+        <w:t xml:space="preserve">"debug"</w:t>
+      </w:r>
+      <w:r>
+        <w:rPr>
+          <w:rStyle w:val="NormalTok"/>
+        </w:rPr>
+        <w:t xml:space="preserve">: </w:t>
+      </w:r>
+      <w:r>
+        <w:rPr>
+          <w:rStyle w:val="VariableTok"/>
+        </w:rPr>
+        <w:t xml:space="preserve">True</w:t>
+      </w:r>
+      <w:r>
+        <w:rPr>
+          <w:rStyle w:val="NormalTok"/>
+        </w:rPr>
+        <w:t xml:space="preserve">}</w:t>
+      </w:r>
+      <w:r>
+        <w:br/>
+      </w:r>
+      <w:r>
+        <w:br/>
+      </w:r>
+      <w:r>
+        <w:rPr>
+          <w:rStyle w:val="CommentTok"/>
+        </w:rPr>
+        <w:t xml:space="preserve"># 1. Extraction des clés, valeurs et couples</w:t>
+      </w:r>
+      <w:r>
+        <w:br/>
+      </w:r>
+      <w:r>
+        <w:rPr>
+          <w:rStyle w:val="NormalTok"/>
+        </w:rPr>
+        <w:t xml:space="preserve">cles </w:t>
+      </w:r>
+      <w:r>
+        <w:rPr>
+          <w:rStyle w:val="OperatorTok"/>
+        </w:rPr>
+        <w:t xml:space="preserve">=</w:t>
+      </w:r>
+      <w:r>
+        <w:rPr>
+          <w:rStyle w:val="NormalTok"/>
+        </w:rPr>
+        <w:t xml:space="preserve"> config.keys()                  </w:t>
+      </w:r>
+      <w:r>
+        <w:rPr>
+          <w:rStyle w:val="CommentTok"/>
+        </w:rPr>
+        <w:t xml:space="preserve"># dict_keys(['host', 'port', 'debug'])</w:t>
+      </w:r>
+      <w:r>
+        <w:br/>
+      </w:r>
+      <w:r>
+        <w:rPr>
+          <w:rStyle w:val="NormalTok"/>
+        </w:rPr>
+        <w:t xml:space="preserve">valeurs </w:t>
+      </w:r>
+      <w:r>
+        <w:rPr>
+          <w:rStyle w:val="OperatorTok"/>
+        </w:rPr>
+        <w:t xml:space="preserve">=</w:t>
+      </w:r>
+      <w:r>
+        <w:rPr>
+          <w:rStyle w:val="NormalTok"/>
+        </w:rPr>
+        <w:t xml:space="preserve"> config.values()              </w:t>
+      </w:r>
+      <w:r>
+        <w:rPr>
+          <w:rStyle w:val="CommentTok"/>
+        </w:rPr>
+        <w:t xml:space="preserve"># dict_values(['localhost', 8080, True])</w:t>
+      </w:r>
+      <w:r>
+        <w:br/>
+      </w:r>
+      <w:r>
+        <w:rPr>
+          <w:rStyle w:val="NormalTok"/>
+        </w:rPr>
+        <w:t xml:space="preserve">couples </w:t>
+      </w:r>
+      <w:r>
+        <w:rPr>
+          <w:rStyle w:val="OperatorTok"/>
+        </w:rPr>
+        <w:t xml:space="preserve">=</w:t>
+      </w:r>
+      <w:r>
+        <w:rPr>
+          <w:rStyle w:val="NormalTok"/>
+        </w:rPr>
+        <w:t xml:space="preserve"> config.items()              </w:t>
+      </w:r>
+      <w:r>
+        <w:rPr>
+          <w:rStyle w:val="CommentTok"/>
+        </w:rPr>
+        <w:t xml:space="preserve"># dict_items([('host', 'localhost'), ...])</w:t>
+      </w:r>
+      <w:r>
+        <w:br/>
+      </w:r>
+      <w:r>
+        <w:br/>
+      </w:r>
+      <w:r>
+        <w:rPr>
+          <w:rStyle w:val="CommentTok"/>
+        </w:rPr>
+        <w:t xml:space="preserve"># 2. Parcours par clé-valeur (le plus utilisé)</w:t>
+      </w:r>
+      <w:r>
+        <w:br/>
+      </w:r>
+      <w:r>
+        <w:rPr>
+          <w:rStyle w:val="ControlFlowTok"/>
+        </w:rPr>
+        <w:t xml:space="preserve">for</w:t>
+      </w:r>
+      <w:r>
+        <w:rPr>
+          <w:rStyle w:val="NormalTok"/>
+        </w:rPr>
+        <w:t xml:space="preserve"> cle, valeur </w:t>
+      </w:r>
+      <w:r>
+        <w:rPr>
+          <w:rStyle w:val="KeywordTok"/>
+        </w:rPr>
+        <w:t xml:space="preserve">in</w:t>
+      </w:r>
+      <w:r>
+        <w:rPr>
+          <w:rStyle w:val="NormalTok"/>
+        </w:rPr>
+        <w:t xml:space="preserve"> config.items():</w:t>
+      </w:r>
+      <w:r>
+        <w:br/>
+      </w:r>
+      <w:r>
+        <w:rPr>
+          <w:rStyle w:val="NormalTok"/>
+        </w:rPr>
+        <w:t xml:space="preserve">    </w:t>
+      </w:r>
+      <w:r>
+        <w:rPr>
+          <w:rStyle w:val="BuiltInTok"/>
+        </w:rPr>
+        <w:t xml:space="preserve">print</w:t>
+      </w:r>
+      <w:r>
+        <w:rPr>
+          <w:rStyle w:val="NormalTok"/>
+        </w:rPr>
+        <w:t xml:space="preserve">(</w:t>
+      </w:r>
+      <w:r>
+        <w:rPr>
+          <w:rStyle w:val="SpecialStringTok"/>
+        </w:rPr>
+        <w:t xml:space="preserve">f"</w:t>
+      </w:r>
+      <w:r>
+        <w:rPr>
+          <w:rStyle w:val="SpecialCharTok"/>
+        </w:rPr>
+        <w:t xml:space="preserve">{</w:t>
+      </w:r>
+      <w:r>
+        <w:rPr>
+          <w:rStyle w:val="NormalTok"/>
+        </w:rPr>
+        <w:t xml:space="preserve">cle</w:t>
+      </w:r>
+      <w:r>
+        <w:rPr>
+          <w:rStyle w:val="SpecialCharTok"/>
+        </w:rPr>
+        <w:t xml:space="preserve">}</w:t>
+      </w:r>
+      <w:r>
+        <w:rPr>
+          <w:rStyle w:val="SpecialStringTok"/>
+        </w:rPr>
+        <w:t xml:space="preserve"> -&gt; </w:t>
+      </w:r>
+      <w:r>
+        <w:rPr>
+          <w:rStyle w:val="SpecialCharTok"/>
+        </w:rPr>
+        <w:t xml:space="preserve">{</w:t>
+      </w:r>
+      <w:r>
+        <w:rPr>
+          <w:rStyle w:val="NormalTok"/>
+        </w:rPr>
+        <w:t xml:space="preserve">valeur</w:t>
+      </w:r>
+      <w:r>
+        <w:rPr>
+          <w:rStyle w:val="SpecialCharTok"/>
+        </w:rPr>
+        <w:t xml:space="preserve">}</w:t>
+      </w:r>
+      <w:r>
+        <w:rPr>
+          <w:rStyle w:val="SpecialStringTok"/>
+        </w:rPr>
+        <w:t xml:space="preserve">"</w:t>
+      </w:r>
+      <w:r>
+        <w:rPr>
+          <w:rStyle w:val="NormalTok"/>
+        </w:rPr>
+        <w:t xml:space="preserve">)</w:t>
+      </w:r>
+      <w:r>
+        <w:br/>
+      </w:r>
+      <w:r>
+        <w:br/>
+      </w:r>
+      <w:r>
+        <w:rPr>
+          <w:rStyle w:val="CommentTok"/>
+        </w:rPr>
+        <w:t xml:space="preserve"># 3. Dictionnaire par compréhension (filtrage/transformation)</w:t>
+      </w:r>
+      <w:r>
+        <w:br/>
+      </w:r>
+      <w:r>
+        <w:rPr>
+          <w:rStyle w:val="NormalTok"/>
+        </w:rPr>
+        <w:t xml:space="preserve">config_str </w:t>
+      </w:r>
+      <w:r>
+        <w:rPr>
+          <w:rStyle w:val="OperatorTok"/>
+        </w:rPr>
+        <w:t xml:space="preserve">=</w:t>
+      </w:r>
+      <w:r>
+        <w:rPr>
+          <w:rStyle w:val="NormalTok"/>
+        </w:rPr>
+        <w:t xml:space="preserve"> {k: </w:t>
+      </w:r>
+      <w:r>
+        <w:rPr>
+          <w:rStyle w:val="BuiltInTok"/>
+        </w:rPr>
+        <w:t xml:space="preserve">str</w:t>
+      </w:r>
+      <w:r>
+        <w:rPr>
+          <w:rStyle w:val="NormalTok"/>
+        </w:rPr>
+        <w:t xml:space="preserve">(v) </w:t>
+      </w:r>
+      <w:r>
+        <w:rPr>
+          <w:rStyle w:val="ControlFlowTok"/>
+        </w:rPr>
+        <w:t xml:space="preserve">for</w:t>
+      </w:r>
+      <w:r>
+        <w:rPr>
+          <w:rStyle w:val="NormalTok"/>
+        </w:rPr>
+        <w:t xml:space="preserve"> k, v </w:t>
+      </w:r>
+      <w:r>
+        <w:rPr>
+          <w:rStyle w:val="KeywordTok"/>
+        </w:rPr>
+        <w:t xml:space="preserve">in</w:t>
+      </w:r>
+      <w:r>
+        <w:rPr>
+          <w:rStyle w:val="NormalTok"/>
+        </w:rPr>
+        <w:t xml:space="preserve"> config.items() </w:t>
+      </w:r>
+      <w:r>
+        <w:rPr>
+          <w:rStyle w:val="ControlFlowTok"/>
+        </w:rPr>
+        <w:t xml:space="preserve">if</w:t>
+      </w:r>
+      <w:r>
+        <w:rPr>
+          <w:rStyle w:val="NormalTok"/>
+        </w:rPr>
+        <w:t xml:space="preserve"> k </w:t>
+      </w:r>
+      <w:r>
+        <w:rPr>
+          <w:rStyle w:val="OperatorTok"/>
+        </w:rPr>
+        <w:t xml:space="preserve">!=</w:t>
+      </w:r>
+      <w:r>
+        <w:rPr>
+          <w:rStyle w:val="NormalTok"/>
+        </w:rPr>
+        <w:t xml:space="preserve"> </w:t>
+      </w:r>
+      <w:r>
+        <w:rPr>
+          <w:rStyle w:val="StringTok"/>
+        </w:rPr>
+        <w:t xml:space="preserve">"debug"</w:t>
+      </w:r>
+      <w:r>
+        <w:rPr>
+          <w:rStyle w:val="NormalTok"/>
+        </w:rPr>
+        <w:t xml:space="preserve">}</w:t>
+      </w:r>
+      <w:r>
+        <w:br/>
+      </w:r>
+      <w:r>
+        <w:rPr>
+          <w:rStyle w:val="CommentTok"/>
+        </w:rPr>
+        <w:t xml:space="preserve"># Résultat : {'host': 'localhost', 'port': '8080'}</w:t>
+      </w:r>
+    </w:p>
+    <w:p>
+      <w:pPr>
+        <w:pStyle w:val="FirstParagraph"/>
+      </w:pPr>
+      <w:r>
+        <w:t xml:space="preserve">Voici deux exemples pratiques pour parcourir un dictionnaire en Python :</w:t>
+      </w:r>
+    </w:p>
+    <w:bookmarkEnd w:id="26"/>
+    <w:bookmarkStart w:id="27" w:name="Xb6186b22c5333eea7f92d72f519a969e64f04a0"/>
+    <w:p>
+      <w:pPr>
+        <w:pStyle w:val="Heading3"/>
+      </w:pPr>
+      <w:r>
+        <w:t xml:space="preserve">1. Parcourir les clés et les valeurs simultanément (</w:t>
+      </w:r>
+      <w:r>
+        <w:rPr>
+          <w:rStyle w:val="VerbatimChar"/>
+        </w:rPr>
+        <w:t xml:space="preserve">items()</w:t>
+      </w:r>
+      <w:r>
+        <w:t xml:space="preserve">)</w:t>
+      </w:r>
+    </w:p>
+    <w:p>
+      <w:pPr>
+        <w:pStyle w:val="FirstParagraph"/>
+      </w:pPr>
+      <w:r>
+        <w:t xml:space="preserve">C’est la méthode la plus utilisée pour traiter chaque couple clé-valeur :</w:t>
+      </w:r>
+    </w:p>
+    <w:p>
+      <w:pPr>
+        <w:pStyle w:val="SourceCode"/>
+        <w:pBdr>
+          <w:top w:val="single" w:sz="6" w:space="8" w:color="9AA5B1"/>
+          <w:left w:val="single" w:sz="6" w:space="8" w:color="9AA5B1"/>
+          <w:bottom w:val="single" w:sz="6" w:space="8" w:color="9AA5B1"/>
+          <w:right w:val="single" w:sz="6" w:space="8" w:color="9AA5B1"/>
+        </w:pBdr>
+        <w:spacing w:before="120" w:after="120" w:line="240" w:lineRule="auto"/>
+        <w:ind w:left="180" w:right="180"/>
+      </w:pPr>
+      <w:r>
+        <w:rPr>
+          <w:rStyle w:val="NormalTok"/>
+        </w:rPr>
+        <w:t xml:space="preserve">serveur </w:t>
+      </w:r>
+      <w:r>
+        <w:rPr>
+          <w:rStyle w:val="OperatorTok"/>
+        </w:rPr>
+        <w:t xml:space="preserve">=</w:t>
+      </w:r>
+      <w:r>
+        <w:rPr>
+          <w:rStyle w:val="NormalTok"/>
+        </w:rPr>
+        <w:t xml:space="preserve"> {</w:t>
+      </w:r>
+      <w:r>
+        <w:rPr>
+          <w:rStyle w:val="StringTok"/>
+        </w:rPr>
+        <w:t xml:space="preserve">"nom"</w:t>
+      </w:r>
+      <w:r>
+        <w:rPr>
+          <w:rStyle w:val="NormalTok"/>
+        </w:rPr>
+        <w:t xml:space="preserve">: </w:t>
+      </w:r>
+      <w:r>
+        <w:rPr>
+          <w:rStyle w:val="StringTok"/>
+        </w:rPr>
+        <w:t xml:space="preserve">"Web-01"</w:t>
+      </w:r>
+      <w:r>
+        <w:rPr>
+          <w:rStyle w:val="NormalTok"/>
+        </w:rPr>
+        <w:t xml:space="preserve">, </w:t>
+      </w:r>
+      <w:r>
+        <w:rPr>
+          <w:rStyle w:val="StringTok"/>
+        </w:rPr>
+        <w:t xml:space="preserve">"ip"</w:t>
+      </w:r>
+      <w:r>
+        <w:rPr>
+          <w:rStyle w:val="NormalTok"/>
+        </w:rPr>
+        <w:t xml:space="preserve">: </w:t>
+      </w:r>
+      <w:r>
+        <w:rPr>
+          <w:rStyle w:val="StringTok"/>
+        </w:rPr>
+        <w:t xml:space="preserve">"192.168.1.10"</w:t>
+      </w:r>
+      <w:r>
+        <w:rPr>
+          <w:rStyle w:val="NormalTok"/>
+        </w:rPr>
+        <w:t xml:space="preserve">, </w:t>
+      </w:r>
+      <w:r>
+        <w:rPr>
+          <w:rStyle w:val="StringTok"/>
+        </w:rPr>
+        <w:t xml:space="preserve">"statut"</w:t>
+      </w:r>
+      <w:r>
+        <w:rPr>
+          <w:rStyle w:val="NormalTok"/>
+        </w:rPr>
+        <w:t xml:space="preserve">: </w:t>
+      </w:r>
+      <w:r>
+        <w:rPr>
+          <w:rStyle w:val="StringTok"/>
+        </w:rPr>
+        <w:t xml:space="preserve">"Actif"</w:t>
+      </w:r>
+      <w:r>
+        <w:rPr>
+          <w:rStyle w:val="NormalTok"/>
+        </w:rPr>
+        <w:t xml:space="preserve">}</w:t>
+      </w:r>
+      <w:r>
+        <w:br/>
+      </w:r>
+      <w:r>
+        <w:br/>
+      </w:r>
+      <w:r>
+        <w:rPr>
+          <w:rStyle w:val="CommentTok"/>
+        </w:rPr>
+        <w:t xml:space="preserve"># Utilisation de .items() pour dépaqueter la clé et la valeur</w:t>
+      </w:r>
+      <w:r>
+        <w:br/>
+      </w:r>
+      <w:r>
+        <w:rPr>
+          <w:rStyle w:val="ControlFlowTok"/>
+        </w:rPr>
+        <w:t xml:space="preserve">for</w:t>
+      </w:r>
+      <w:r>
+        <w:rPr>
+          <w:rStyle w:val="NormalTok"/>
+        </w:rPr>
+        <w:t xml:space="preserve"> cle, valeur </w:t>
+      </w:r>
+      <w:r>
+        <w:rPr>
+          <w:rStyle w:val="KeywordTok"/>
+        </w:rPr>
+        <w:t xml:space="preserve">in</w:t>
+      </w:r>
+      <w:r>
+        <w:rPr>
+          <w:rStyle w:val="NormalTok"/>
+        </w:rPr>
+        <w:t xml:space="preserve"> serveur.items():</w:t>
+      </w:r>
+      <w:r>
+        <w:br/>
+      </w:r>
+      <w:r>
+        <w:rPr>
+          <w:rStyle w:val="NormalTok"/>
+        </w:rPr>
+        <w:t xml:space="preserve">    </w:t>
+      </w:r>
+      <w:r>
+        <w:rPr>
+          <w:rStyle w:val="BuiltInTok"/>
+        </w:rPr>
+        <w:t xml:space="preserve">print</w:t>
+      </w:r>
+      <w:r>
+        <w:rPr>
+          <w:rStyle w:val="NormalTok"/>
+        </w:rPr>
+        <w:t xml:space="preserve">(</w:t>
+      </w:r>
+      <w:r>
+        <w:rPr>
+          <w:rStyle w:val="SpecialStringTok"/>
+        </w:rPr>
+        <w:t xml:space="preserve">f"</w:t>
+      </w:r>
+      <w:r>
+        <w:rPr>
+          <w:rStyle w:val="SpecialCharTok"/>
+        </w:rPr>
+        <w:t xml:space="preserve">{</w:t>
+      </w:r>
+      <w:r>
+        <w:rPr>
+          <w:rStyle w:val="NormalTok"/>
+        </w:rPr>
+        <w:t xml:space="preserve">cle</w:t>
+      </w:r>
+      <w:r>
+        <w:rPr>
+          <w:rStyle w:val="SpecialCharTok"/>
+        </w:rPr>
+        <w:t xml:space="preserve">.</w:t>
+      </w:r>
+      <w:r>
+        <w:rPr>
+          <w:rStyle w:val="NormalTok"/>
+        </w:rPr>
+        <w:t xml:space="preserve">capitalize()</w:t>
+      </w:r>
+      <w:r>
+        <w:rPr>
+          <w:rStyle w:val="SpecialCharTok"/>
+        </w:rPr>
+        <w:t xml:space="preserve">}</w:t>
+      </w:r>
+      <w:r>
+        <w:rPr>
+          <w:rStyle w:val="SpecialStringTok"/>
+        </w:rPr>
+        <w:t xml:space="preserve"> : </w:t>
+      </w:r>
+      <w:r>
+        <w:rPr>
+          <w:rStyle w:val="SpecialCharTok"/>
+        </w:rPr>
+        <w:t xml:space="preserve">{</w:t>
+      </w:r>
+      <w:r>
+        <w:rPr>
+          <w:rStyle w:val="NormalTok"/>
+        </w:rPr>
+        <w:t xml:space="preserve">valeur</w:t>
+      </w:r>
+      <w:r>
+        <w:rPr>
+          <w:rStyle w:val="SpecialCharTok"/>
+        </w:rPr>
+        <w:t xml:space="preserve">}</w:t>
+      </w:r>
+      <w:r>
+        <w:rPr>
+          <w:rStyle w:val="SpecialStringTok"/>
+        </w:rPr>
+        <w:t xml:space="preserve">"</w:t>
+      </w:r>
+      <w:r>
+        <w:rPr>
+          <w:rStyle w:val="NormalTok"/>
+        </w:rPr>
+        <w:t xml:space="preserve">)</w:t>
+      </w:r>
+    </w:p>
+    <w:p>
+      <w:r>
+        <w:pict>
+          <v:rect style="width:0;height:1.5pt" o:hralign="center" o:hrstd="t" o:hr="t"/>
+        </w:pict>
+      </w:r>
+    </w:p>
+    <w:bookmarkEnd w:id="27"/>
+    <w:bookmarkStart w:id="28" w:name="Xac8793c521a27e4a40e2fcc3ac9791bc584ab1f"/>
+    <w:p>
+      <w:pPr>
+        <w:pStyle w:val="Heading3"/>
+      </w:pPr>
+      <w:r>
+        <w:t xml:space="preserve">2. Parcourir et transformer avec une dictionnaire compréhension</w:t>
+      </w:r>
+    </w:p>
+    <w:p>
+      <w:pPr>
+        <w:pStyle w:val="FirstParagraph"/>
+      </w:pPr>
+      <w:r>
+        <w:t xml:space="preserve">Permet de filtrer ou modifier les entrées d’un dictionnaire de façon concise :</w:t>
+      </w:r>
+    </w:p>
+    <w:p>
+      <w:pPr>
+        <w:pStyle w:val="SourceCode"/>
+        <w:pBdr>
+          <w:top w:val="single" w:sz="6" w:space="8" w:color="9AA5B1"/>
+          <w:left w:val="single" w:sz="6" w:space="8" w:color="9AA5B1"/>
+          <w:bottom w:val="single" w:sz="6" w:space="8" w:color="9AA5B1"/>
+          <w:right w:val="single" w:sz="6" w:space="8" w:color="9AA5B1"/>
+        </w:pBdr>
+        <w:spacing w:before="120" w:after="120" w:line="240" w:lineRule="auto"/>
+        <w:ind w:left="180" w:right="180"/>
+      </w:pPr>
+      <w:r>
+        <w:rPr>
+          <w:rStyle w:val="NormalTok"/>
+        </w:rPr>
+        <w:t xml:space="preserve">prix_ht </w:t>
+      </w:r>
+      <w:r>
+        <w:rPr>
+          <w:rStyle w:val="OperatorTok"/>
+        </w:rPr>
+        <w:t xml:space="preserve">=</w:t>
+      </w:r>
+      <w:r>
+        <w:rPr>
+          <w:rStyle w:val="NormalTok"/>
+        </w:rPr>
+        <w:t xml:space="preserve"> {</w:t>
+      </w:r>
+      <w:r>
+        <w:rPr>
+          <w:rStyle w:val="StringTok"/>
+        </w:rPr>
+        <w:t xml:space="preserve">"article_1"</w:t>
+      </w:r>
+      <w:r>
+        <w:rPr>
+          <w:rStyle w:val="NormalTok"/>
+        </w:rPr>
+        <w:t xml:space="preserve">: </w:t>
+      </w:r>
+      <w:r>
+        <w:rPr>
+          <w:rStyle w:val="FloatTok"/>
+        </w:rPr>
+        <w:t xml:space="preserve">10.0</w:t>
+      </w:r>
+      <w:r>
+        <w:rPr>
+          <w:rStyle w:val="NormalTok"/>
+        </w:rPr>
+        <w:t xml:space="preserve">, </w:t>
+      </w:r>
+      <w:r>
+        <w:rPr>
+          <w:rStyle w:val="StringTok"/>
+        </w:rPr>
+        <w:t xml:space="preserve">"article_2"</w:t>
+      </w:r>
+      <w:r>
+        <w:rPr>
+          <w:rStyle w:val="NormalTok"/>
+        </w:rPr>
+        <w:t xml:space="preserve">: </w:t>
+      </w:r>
+      <w:r>
+        <w:rPr>
+          <w:rStyle w:val="FloatTok"/>
+        </w:rPr>
+        <w:t xml:space="preserve">25.0</w:t>
+      </w:r>
+      <w:r>
+        <w:rPr>
+          <w:rStyle w:val="NormalTok"/>
+        </w:rPr>
+        <w:t xml:space="preserve">, </w:t>
+      </w:r>
+      <w:r>
+        <w:rPr>
+          <w:rStyle w:val="StringTok"/>
+        </w:rPr>
+        <w:t xml:space="preserve">"article_3"</w:t>
+      </w:r>
+      <w:r>
+        <w:rPr>
+          <w:rStyle w:val="NormalTok"/>
+        </w:rPr>
+        <w:t xml:space="preserve">: </w:t>
+      </w:r>
+      <w:r>
+        <w:rPr>
+          <w:rStyle w:val="FloatTok"/>
+        </w:rPr>
+        <w:t xml:space="preserve">5.0</w:t>
+      </w:r>
+      <w:r>
+        <w:rPr>
+          <w:rStyle w:val="NormalTok"/>
+        </w:rPr>
+        <w:t xml:space="preserve">}</w:t>
+      </w:r>
+      <w:r>
+        <w:br/>
+      </w:r>
+      <w:r>
+        <w:br/>
+      </w:r>
+      <w:r>
+        <w:rPr>
+          <w:rStyle w:val="CommentTok"/>
+        </w:rPr>
+        <w:t xml:space="preserve"># Application de la TVA (20%) sur chaque valeur</w:t>
+      </w:r>
+      <w:r>
+        <w:br/>
+      </w:r>
+      <w:r>
+        <w:rPr>
+          <w:rStyle w:val="NormalTok"/>
+        </w:rPr>
+        <w:t xml:space="preserve">prix_ttc </w:t>
+      </w:r>
+      <w:r>
+        <w:rPr>
+          <w:rStyle w:val="OperatorTok"/>
+        </w:rPr>
+        <w:t xml:space="preserve">=</w:t>
+      </w:r>
+      <w:r>
+        <w:rPr>
+          <w:rStyle w:val="NormalTok"/>
+        </w:rPr>
+        <w:t xml:space="preserve"> {cle: valeur </w:t>
+      </w:r>
+      <w:r>
+        <w:rPr>
+          <w:rStyle w:val="OperatorTok"/>
+        </w:rPr>
+        <w:t xml:space="preserve">*</w:t>
+      </w:r>
+      <w:r>
+        <w:rPr>
+          <w:rStyle w:val="NormalTok"/>
+        </w:rPr>
+        <w:t xml:space="preserve"> </w:t>
+      </w:r>
+      <w:r>
+        <w:rPr>
+          <w:rStyle w:val="FloatTok"/>
+        </w:rPr>
+        <w:t xml:space="preserve">1.20</w:t>
+      </w:r>
+      <w:r>
+        <w:rPr>
+          <w:rStyle w:val="NormalTok"/>
+        </w:rPr>
+        <w:t xml:space="preserve"> </w:t>
+      </w:r>
+      <w:r>
+        <w:rPr>
+          <w:rStyle w:val="ControlFlowTok"/>
+        </w:rPr>
+        <w:t xml:space="preserve">for</w:t>
+      </w:r>
+      <w:r>
+        <w:rPr>
+          <w:rStyle w:val="NormalTok"/>
+        </w:rPr>
+        <w:t xml:space="preserve"> cle, valeur </w:t>
+      </w:r>
+      <w:r>
+        <w:rPr>
+          <w:rStyle w:val="KeywordTok"/>
+        </w:rPr>
+        <w:t xml:space="preserve">in</w:t>
+      </w:r>
+      <w:r>
+        <w:rPr>
+          <w:rStyle w:val="NormalTok"/>
+        </w:rPr>
+        <w:t xml:space="preserve"> prix_ht.items()}</w:t>
+      </w:r>
+      <w:r>
+        <w:br/>
+      </w:r>
+      <w:r>
+        <w:rPr>
+          <w:rStyle w:val="BuiltInTok"/>
+        </w:rPr>
+        <w:t xml:space="preserve">print</w:t>
+      </w:r>
+      <w:r>
+        <w:rPr>
+          <w:rStyle w:val="NormalTok"/>
+        </w:rPr>
+        <w:t xml:space="preserve">(</w:t>
+      </w:r>
+      <w:r>
+        <w:rPr>
+          <w:rStyle w:val="StringTok"/>
+        </w:rPr>
+        <w:t xml:space="preserve">"Prix TTC :"</w:t>
+      </w:r>
+      <w:r>
+        <w:rPr>
+          <w:rStyle w:val="NormalTok"/>
+        </w:rPr>
+        <w:t xml:space="preserve">, prix_ttc)  </w:t>
+      </w:r>
+      <w:r>
+        <w:rPr>
+          <w:rStyle w:val="CommentTok"/>
+        </w:rPr>
+        <w:t xml:space="preserve"># {'article_1': 12.0, 'article_2': 30.0, 'article_3': 6.0}</w:t>
+      </w:r>
+    </w:p>
+    <w:p>
+      <w:pPr>
+        <w:pStyle w:val="BlockText"/>
+        <w:shd w:val="clear" w:color="auto" w:fill="EAF6FB"/>
+        <w:spacing w:before="100" w:after="100"/>
+        <w:ind w:left="180" w:right="180"/>
+        <w:pBdr>
+          <w:left w:val="single" w:sz="18" w:space="8" w:color="2980B9"/>
+        </w:pBdr>
+      </w:pPr>
+      <w:r>
+        <w:t xml:space="preserve">💡</w:t>
+      </w:r>
+      <w:r>
+        <w:t xml:space="preserve"> </w:t>
+      </w:r>
+      <w:r>
+        <w:rPr>
+          <w:bCs/>
+          <w:b/>
+        </w:rPr>
+        <w:t xml:space="preserve">Bonne pratique :</w:t>
+      </w:r>
+      <w:r>
+        <w:t xml:space="preserve"> </w:t>
+      </w:r>
+      <w:r>
+        <w:t xml:space="preserve">Depuis Python 3.7, l’ordre d’insertion des clés dans un dictionnaire est garanti garanti lors des parcours.</w:t>
+      </w:r>
+    </w:p>
+    <w:p>
+      <w:pPr>
+        <w:pStyle w:val="BlockText"/>
+        <w:shd w:val="clear" w:color="auto" w:fill="EAF6FB"/>
+        <w:spacing w:before="100" w:after="100"/>
+        <w:ind w:left="180" w:right="180"/>
+        <w:pBdr>
+          <w:left w:val="single" w:sz="18" w:space="8" w:color="2980B9"/>
+        </w:pBdr>
+      </w:pPr>
+      <w:r>
+        <w:t xml:space="preserve">💡 Privilégiez l’utilisation de la méthode</w:t>
+      </w:r>
+      <w:r>
+        <w:t xml:space="preserve"> </w:t>
+      </w:r>
+      <w:r>
+        <w:rPr>
+          <w:rStyle w:val="VerbatimChar"/>
+        </w:rPr>
+        <w:t xml:space="preserve">.get()</w:t>
+      </w:r>
+      <w:r>
+        <w:t xml:space="preserve"> </w:t>
+      </w:r>
+      <w:r>
+        <w:t xml:space="preserve">pour interroger un dictionnaire lorsque la clé recherchée est susceptible de ne pas y figurer.</w:t>
+      </w:r>
+    </w:p>
+    <w:p>
+      <w:r>
+        <w:pict>
+          <v:rect style="width:0;height:1.5pt" o:hralign="center" o:hrstd="t" o:hr="t"/>
+        </w:pict>
+      </w:r>
+    </w:p>
+    <w:bookmarkEnd w:id="28"/>
+    <w:bookmarkEnd w:id="29"/>
+    <w:bookmarkStart w:id="34" w:name="gestion-des-set"/>
+    <w:p>
+      <w:pPr>
+        <w:pStyle w:val="Heading2"/>
+      </w:pPr>
+      <w:r>
+        <w:t xml:space="preserve">Gestion des set</w:t>
+      </w:r>
+    </w:p>
+    <w:p>
+      <w:pPr>
+        <w:pStyle w:val="FirstParagraph"/>
+      </w:pPr>
+      <w:r>
+        <w:t xml:space="preserve">Les ensembles (</w:t>
+      </w:r>
+      <w:r>
+        <w:rPr>
+          <w:rStyle w:val="VerbatimChar"/>
+        </w:rPr>
+        <w:t xml:space="preserve">set</w:t>
+      </w:r>
+      <w:r>
+        <w:t xml:space="preserve">) stockent des collections non ordonnées d’éléments uniques. Ils suppriment automatiquement les doublons et s’avèrent extrêmement utiles pour effectuer des opérations mathématiques ensemblistes (union, intersection).</w:t>
+      </w:r>
+    </w:p>
+    <w:p>
+      <w:pPr>
+        <w:pStyle w:val="BodyText"/>
+      </w:pPr>
+      <w:r>
+        <w:t xml:space="preserve">Voici les exemples sur les</w:t>
+      </w:r>
+      <w:r>
+        <w:t xml:space="preserve"> </w:t>
+      </w:r>
+      <w:r>
+        <w:rPr>
+          <w:bCs/>
+          <w:b/>
+        </w:rPr>
+        <w:t xml:space="preserve">ensembles (</w:t>
+      </w:r>
+      <w:r>
+        <w:rPr>
+          <w:rStyle w:val="VerbatimChar"/>
+          <w:bCs/>
+          <w:b/>
+        </w:rPr>
+        <w:t xml:space="preserve">set</w:t>
+      </w:r>
+      <w:r>
+        <w:rPr>
+          <w:bCs/>
+          <w:b/>
+        </w:rPr>
+        <w:t xml:space="preserve">)</w:t>
+      </w:r>
+      <w:r>
+        <w:t xml:space="preserve"> </w:t>
+      </w:r>
+      <w:r>
+        <w:t xml:space="preserve">(opérations d’ensemble et méthodes clés), prêts pour votre support :</w:t>
+      </w:r>
+    </w:p>
+    <w:bookmarkStart w:id="30" w:name="X32414821fb47ee99efb5a3488621b99e7bbb043"/>
+    <w:p>
+      <w:pPr>
+        <w:pStyle w:val="Heading3"/>
+      </w:pPr>
+      <w:r>
+        <w:t xml:space="preserve">1. Fonctions et méthodes essentielles sur les ensembles</w:t>
+      </w:r>
+    </w:p>
+    <w:p>
+      <w:pPr>
+        <w:pStyle w:val="SourceCode"/>
+        <w:pBdr>
+          <w:top w:val="single" w:sz="6" w:space="8" w:color="9AA5B1"/>
+          <w:left w:val="single" w:sz="6" w:space="8" w:color="9AA5B1"/>
+          <w:bottom w:val="single" w:sz="6" w:space="8" w:color="9AA5B1"/>
+          <w:right w:val="single" w:sz="6" w:space="8" w:color="9AA5B1"/>
+        </w:pBdr>
+        <w:spacing w:before="120" w:after="120" w:line="240" w:lineRule="auto"/>
+        <w:ind w:left="180" w:right="180"/>
+      </w:pPr>
+      <w:r>
+        <w:rPr>
+          <w:rStyle w:val="CommentTok"/>
+        </w:rPr>
+        <w:t xml:space="preserve"># Initialisation (collection d'éléments uniques, non ordonnés)</w:t>
+      </w:r>
+      <w:r>
+        <w:br/>
+      </w:r>
+      <w:r>
+        <w:rPr>
+          <w:rStyle w:val="NormalTok"/>
+        </w:rPr>
+        <w:t xml:space="preserve">langages </w:t>
+      </w:r>
+      <w:r>
+        <w:rPr>
+          <w:rStyle w:val="OperatorTok"/>
+        </w:rPr>
+        <w:t xml:space="preserve">=</w:t>
+      </w:r>
+      <w:r>
+        <w:rPr>
+          <w:rStyle w:val="NormalTok"/>
+        </w:rPr>
+        <w:t xml:space="preserve"> {</w:t>
+      </w:r>
+      <w:r>
+        <w:rPr>
+          <w:rStyle w:val="StringTok"/>
+        </w:rPr>
+        <w:t xml:space="preserve">"Python"</w:t>
+      </w:r>
+      <w:r>
+        <w:rPr>
+          <w:rStyle w:val="NormalTok"/>
+        </w:rPr>
+        <w:t xml:space="preserve">, </w:t>
+      </w:r>
+      <w:r>
+        <w:rPr>
+          <w:rStyle w:val="StringTok"/>
+        </w:rPr>
+        <w:t xml:space="preserve">"Java"</w:t>
+      </w:r>
+      <w:r>
+        <w:rPr>
+          <w:rStyle w:val="NormalTok"/>
+        </w:rPr>
+        <w:t xml:space="preserve">, </w:t>
+      </w:r>
+      <w:r>
+        <w:rPr>
+          <w:rStyle w:val="StringTok"/>
+        </w:rPr>
+        <w:t xml:space="preserve">"C++"</w:t>
+      </w:r>
+      <w:r>
+        <w:rPr>
+          <w:rStyle w:val="NormalTok"/>
+        </w:rPr>
+        <w:t xml:space="preserve">}</w:t>
+      </w:r>
+      <w:r>
+        <w:br/>
+      </w:r>
+      <w:r>
+        <w:br/>
+      </w:r>
+      <w:r>
+        <w:rPr>
+          <w:rStyle w:val="CommentTok"/>
+        </w:rPr>
+        <w:t xml:space="preserve"># 1. Ajout d'éléments</w:t>
+      </w:r>
+      <w:r>
+        <w:br/>
+      </w:r>
+      <w:r>
+        <w:rPr>
+          <w:rStyle w:val="NormalTok"/>
+        </w:rPr>
+        <w:t xml:space="preserve">langages.add(</w:t>
+      </w:r>
+      <w:r>
+        <w:rPr>
+          <w:rStyle w:val="StringTok"/>
+        </w:rPr>
+        <w:t xml:space="preserve">"TypeScript"</w:t>
+      </w:r>
+      <w:r>
+        <w:rPr>
+          <w:rStyle w:val="NormalTok"/>
+        </w:rPr>
+        <w:t xml:space="preserve">)           </w:t>
+      </w:r>
+      <w:r>
+        <w:rPr>
+          <w:rStyle w:val="CommentTok"/>
+        </w:rPr>
+        <w:t xml:space="preserve"># Ajoute un élément</w:t>
+      </w:r>
+      <w:r>
+        <w:br/>
+      </w:r>
+      <w:r>
+        <w:rPr>
+          <w:rStyle w:val="NormalTok"/>
+        </w:rPr>
+        <w:t xml:space="preserve">langages.add(</w:t>
+      </w:r>
+      <w:r>
+        <w:rPr>
+          <w:rStyle w:val="StringTok"/>
+        </w:rPr>
+        <w:t xml:space="preserve">"Python"</w:t>
+      </w:r>
+      <w:r>
+        <w:rPr>
+          <w:rStyle w:val="NormalTok"/>
+        </w:rPr>
+        <w:t xml:space="preserve">)               </w:t>
+      </w:r>
+      <w:r>
+        <w:rPr>
+          <w:rStyle w:val="CommentTok"/>
+        </w:rPr>
+        <w:t xml:space="preserve"># Ignoré (aucun doublon autorisé)</w:t>
+      </w:r>
+      <w:r>
+        <w:br/>
+      </w:r>
+      <w:r>
+        <w:br/>
+      </w:r>
+      <w:r>
+        <w:rPr>
+          <w:rStyle w:val="CommentTok"/>
+        </w:rPr>
+        <w:t xml:space="preserve"># 2. Suppression d'éléments</w:t>
+      </w:r>
+      <w:r>
+        <w:br/>
+      </w:r>
+      <w:r>
+        <w:rPr>
+          <w:rStyle w:val="NormalTok"/>
+        </w:rPr>
+        <w:t xml:space="preserve">langages.remove(</w:t>
+      </w:r>
+      <w:r>
+        <w:rPr>
+          <w:rStyle w:val="StringTok"/>
+        </w:rPr>
+        <w:t xml:space="preserve">"Java"</w:t>
+      </w:r>
+      <w:r>
+        <w:rPr>
+          <w:rStyle w:val="NormalTok"/>
+        </w:rPr>
+        <w:t xml:space="preserve">)              </w:t>
+      </w:r>
+      <w:r>
+        <w:rPr>
+          <w:rStyle w:val="CommentTok"/>
+        </w:rPr>
+        <w:t xml:space="preserve"># Supprime 'Java' (lève KeyError si absent)</w:t>
+      </w:r>
+      <w:r>
+        <w:br/>
+      </w:r>
+      <w:r>
+        <w:rPr>
+          <w:rStyle w:val="NormalTok"/>
+        </w:rPr>
+        <w:t xml:space="preserve">langages.discard(</w:t>
+      </w:r>
+      <w:r>
+        <w:rPr>
+          <w:rStyle w:val="StringTok"/>
+        </w:rPr>
+        <w:t xml:space="preserve">"Rust"</w:t>
+      </w:r>
+      <w:r>
+        <w:rPr>
+          <w:rStyle w:val="NormalTok"/>
+        </w:rPr>
+        <w:t xml:space="preserve">)             </w:t>
+      </w:r>
+      <w:r>
+        <w:rPr>
+          <w:rStyle w:val="CommentTok"/>
+        </w:rPr>
+        <w:t xml:space="preserve"># Supprime 'Rust' (ne fait rien si absent, pas d'erreur)</w:t>
+      </w:r>
+      <w:r>
+        <w:br/>
+      </w:r>
+      <w:r>
+        <w:br/>
+      </w:r>
+      <w:r>
+        <w:rPr>
+          <w:rStyle w:val="CommentTok"/>
+        </w:rPr>
+        <w:t xml:space="preserve"># 3. Conversion pour dédoublonner une liste</w:t>
+      </w:r>
+      <w:r>
+        <w:br/>
+      </w:r>
+      <w:r>
+        <w:rPr>
+          <w:rStyle w:val="NormalTok"/>
+        </w:rPr>
+        <w:t xml:space="preserve">doublons </w:t>
+      </w:r>
+      <w:r>
+        <w:rPr>
+          <w:rStyle w:val="OperatorTok"/>
+        </w:rPr>
+        <w:t xml:space="preserve">=</w:t>
+      </w:r>
+      <w:r>
+        <w:rPr>
+          <w:rStyle w:val="NormalTok"/>
+        </w:rPr>
+        <w:t xml:space="preserve"> [</w:t>
+      </w:r>
+      <w:r>
+        <w:rPr>
+          <w:rStyle w:val="DecValTok"/>
+        </w:rPr>
+        <w:t xml:space="preserve">1</w:t>
+      </w:r>
+      <w:r>
+        <w:rPr>
+          <w:rStyle w:val="NormalTok"/>
+        </w:rPr>
+        <w:t xml:space="preserve">, </w:t>
+      </w:r>
+      <w:r>
+        <w:rPr>
+          <w:rStyle w:val="DecValTok"/>
+        </w:rPr>
+        <w:t xml:space="preserve">2</w:t>
+      </w:r>
+      <w:r>
+        <w:rPr>
+          <w:rStyle w:val="NormalTok"/>
+        </w:rPr>
+        <w:t xml:space="preserve">, </w:t>
+      </w:r>
+      <w:r>
+        <w:rPr>
+          <w:rStyle w:val="DecValTok"/>
+        </w:rPr>
+        <w:t xml:space="preserve">2</w:t>
+      </w:r>
+      <w:r>
+        <w:rPr>
+          <w:rStyle w:val="NormalTok"/>
+        </w:rPr>
+        <w:t xml:space="preserve">, </w:t>
+      </w:r>
+      <w:r>
+        <w:rPr>
+          <w:rStyle w:val="DecValTok"/>
+        </w:rPr>
+        <w:t xml:space="preserve">3</w:t>
+      </w:r>
+      <w:r>
+        <w:rPr>
+          <w:rStyle w:val="NormalTok"/>
+        </w:rPr>
+        <w:t xml:space="preserve">, </w:t>
+      </w:r>
+      <w:r>
+        <w:rPr>
+          <w:rStyle w:val="DecValTok"/>
+        </w:rPr>
+        <w:t xml:space="preserve">4</w:t>
+      </w:r>
+      <w:r>
+        <w:rPr>
+          <w:rStyle w:val="NormalTok"/>
+        </w:rPr>
+        <w:t xml:space="preserve">, </w:t>
+      </w:r>
+      <w:r>
+        <w:rPr>
+          <w:rStyle w:val="DecValTok"/>
+        </w:rPr>
+        <w:t xml:space="preserve">4</w:t>
+      </w:r>
+      <w:r>
+        <w:rPr>
+          <w:rStyle w:val="NormalTok"/>
+        </w:rPr>
+        <w:t xml:space="preserve">, </w:t>
+      </w:r>
+      <w:r>
+        <w:rPr>
+          <w:rStyle w:val="DecValTok"/>
+        </w:rPr>
+        <w:t xml:space="preserve">4</w:t>
+      </w:r>
+      <w:r>
+        <w:rPr>
+          <w:rStyle w:val="NormalTok"/>
+        </w:rPr>
+        <w:t xml:space="preserve">]</w:t>
+      </w:r>
+      <w:r>
+        <w:br/>
+      </w:r>
+      <w:r>
+        <w:rPr>
+          <w:rStyle w:val="NormalTok"/>
+        </w:rPr>
+        <w:t xml:space="preserve">uniques </w:t>
+      </w:r>
+      <w:r>
+        <w:rPr>
+          <w:rStyle w:val="OperatorTok"/>
+        </w:rPr>
+        <w:t xml:space="preserve">=</w:t>
+      </w:r>
+      <w:r>
+        <w:rPr>
+          <w:rStyle w:val="NormalTok"/>
+        </w:rPr>
+        <w:t xml:space="preserve"> </w:t>
+      </w:r>
+      <w:r>
+        <w:rPr>
+          <w:rStyle w:val="BuiltInTok"/>
+        </w:rPr>
+        <w:t xml:space="preserve">set</w:t>
+      </w:r>
+      <w:r>
+        <w:rPr>
+          <w:rStyle w:val="NormalTok"/>
+        </w:rPr>
+        <w:t xml:space="preserve">(doublons)              </w:t>
+      </w:r>
+      <w:r>
+        <w:rPr>
+          <w:rStyle w:val="CommentTok"/>
+        </w:rPr>
+        <w:t xml:space="preserve"># {1, 2, 3, 4}</w:t>
+      </w:r>
+      <w:r>
+        <w:br/>
+      </w:r>
+      <w:r>
+        <w:rPr>
+          <w:rStyle w:val="NormalTok"/>
+        </w:rPr>
+        <w:t xml:space="preserve">liste_propre </w:t>
+      </w:r>
+      <w:r>
+        <w:rPr>
+          <w:rStyle w:val="OperatorTok"/>
+        </w:rPr>
+        <w:t xml:space="preserve">=</w:t>
+      </w:r>
+      <w:r>
+        <w:rPr>
+          <w:rStyle w:val="NormalTok"/>
+        </w:rPr>
+        <w:t xml:space="preserve"> </w:t>
+      </w:r>
+      <w:r>
+        <w:rPr>
+          <w:rStyle w:val="BuiltInTok"/>
+        </w:rPr>
+        <w:t xml:space="preserve">list</w:t>
+      </w:r>
+      <w:r>
+        <w:rPr>
+          <w:rStyle w:val="NormalTok"/>
+        </w:rPr>
+        <w:t xml:space="preserve">(uniques)         </w:t>
+      </w:r>
+      <w:r>
+        <w:rPr>
+          <w:rStyle w:val="CommentTok"/>
+        </w:rPr>
+        <w:t xml:space="preserve"># [1, 2, 3, 4]</w:t>
+      </w:r>
+    </w:p>
+    <w:p>
+      <w:pPr>
+        <w:pStyle w:val="BlockText"/>
+        <w:shd w:val="clear" w:color="auto" w:fill="EAF6FB"/>
+        <w:spacing w:before="100" w:after="100"/>
+        <w:ind w:left="180" w:right="180"/>
+        <w:pBdr>
+          <w:left w:val="single" w:sz="18" w:space="8" w:color="2980B9"/>
+        </w:pBdr>
+      </w:pPr>
+      <w:r>
+        <w:t xml:space="preserve">💡</w:t>
+      </w:r>
+      <w:r>
+        <w:t xml:space="preserve"> </w:t>
+      </w:r>
+      <w:r>
+        <w:rPr>
+          <w:bCs/>
+          <w:b/>
+        </w:rPr>
+        <w:t xml:space="preserve">À retenir :</w:t>
+      </w:r>
+      <w:r>
+        <w:t xml:space="preserve"> </w:t>
+      </w:r>
+      <w:r>
+        <w:t xml:space="preserve">Un</w:t>
+      </w:r>
+      <w:r>
+        <w:t xml:space="preserve"> </w:t>
+      </w:r>
+      <w:r>
+        <w:rPr>
+          <w:rStyle w:val="VerbatimChar"/>
+        </w:rPr>
+        <w:t xml:space="preserve">set</w:t>
+      </w:r>
+      <w:r>
+        <w:t xml:space="preserve"> </w:t>
+      </w:r>
+      <w:r>
+        <w:t xml:space="preserve">ne contient</w:t>
+      </w:r>
+      <w:r>
+        <w:t xml:space="preserve"> </w:t>
+      </w:r>
+      <w:r>
+        <w:rPr>
+          <w:bCs/>
+          <w:b/>
+        </w:rPr>
+        <w:t xml:space="preserve">aucun doublon</w:t>
+      </w:r>
+      <w:r>
+        <w:t xml:space="preserve"> </w:t>
+      </w:r>
+      <w:r>
+        <w:t xml:space="preserve">et n’est pas ordonné. Il est impossible d’accéder à ses éléments par un index comme</w:t>
+      </w:r>
+      <w:r>
+        <w:t xml:space="preserve"> </w:t>
+      </w:r>
+      <w:r>
+        <w:rPr>
+          <w:rStyle w:val="VerbatimChar"/>
+        </w:rPr>
+        <w:t xml:space="preserve">ensemble[0]</w:t>
+      </w:r>
+      <w:r>
+        <w:t xml:space="preserve">.</w:t>
+      </w:r>
+    </w:p>
+    <w:p>
+      <w:r>
+        <w:pict>
+          <v:rect style="width:0;height:1.5pt" o:hralign="center" o:hrstd="t" o:hr="t"/>
+        </w:pict>
+      </w:r>
+    </w:p>
+    <w:bookmarkEnd w:id="30"/>
+    <w:bookmarkStart w:id="31" w:name="X7f4cc6f07caf79a62b396b2d1a6fdb15c5a4804"/>
+    <w:p>
+      <w:pPr>
+        <w:pStyle w:val="Heading3"/>
+      </w:pPr>
+      <w:r>
+        <w:t xml:space="preserve">2. Opérations mathématiques sur les ensembles</w:t>
+      </w:r>
+    </w:p>
+    <w:p>
+      <w:pPr>
+        <w:pStyle w:val="SourceCode"/>
+        <w:pBdr>
+          <w:top w:val="single" w:sz="6" w:space="8" w:color="9AA5B1"/>
+          <w:left w:val="single" w:sz="6" w:space="8" w:color="9AA5B1"/>
+          <w:bottom w:val="single" w:sz="6" w:space="8" w:color="9AA5B1"/>
+          <w:right w:val="single" w:sz="6" w:space="8" w:color="9AA5B1"/>
+        </w:pBdr>
+        <w:spacing w:before="120" w:after="120" w:line="240" w:lineRule="auto"/>
+        <w:ind w:left="180" w:right="180"/>
+      </w:pPr>
+      <w:r>
+        <w:rPr>
+          <w:rStyle w:val="NormalTok"/>
+        </w:rPr>
+        <w:t xml:space="preserve">dev_backend </w:t>
+      </w:r>
+      <w:r>
+        <w:rPr>
+          <w:rStyle w:val="OperatorTok"/>
+        </w:rPr>
+        <w:t xml:space="preserve">=</w:t>
+      </w:r>
+      <w:r>
+        <w:rPr>
+          <w:rStyle w:val="NormalTok"/>
+        </w:rPr>
+        <w:t xml:space="preserve"> {</w:t>
+      </w:r>
+      <w:r>
+        <w:rPr>
+          <w:rStyle w:val="StringTok"/>
+        </w:rPr>
+        <w:t xml:space="preserve">"Python"</w:t>
+      </w:r>
+      <w:r>
+        <w:rPr>
+          <w:rStyle w:val="NormalTok"/>
+        </w:rPr>
+        <w:t xml:space="preserve">, </w:t>
+      </w:r>
+      <w:r>
+        <w:rPr>
+          <w:rStyle w:val="StringTok"/>
+        </w:rPr>
+        <w:t xml:space="preserve">"Java"</w:t>
+      </w:r>
+      <w:r>
+        <w:rPr>
+          <w:rStyle w:val="NormalTok"/>
+        </w:rPr>
+        <w:t xml:space="preserve">, </w:t>
+      </w:r>
+      <w:r>
+        <w:rPr>
+          <w:rStyle w:val="StringTok"/>
+        </w:rPr>
+        <w:t xml:space="preserve">"SQL"</w:t>
+      </w:r>
+      <w:r>
+        <w:rPr>
+          <w:rStyle w:val="NormalTok"/>
+        </w:rPr>
+        <w:t xml:space="preserve">, </w:t>
+      </w:r>
+      <w:r>
+        <w:rPr>
+          <w:rStyle w:val="StringTok"/>
+        </w:rPr>
+        <w:t xml:space="preserve">"Docker"</w:t>
+      </w:r>
+      <w:r>
+        <w:rPr>
+          <w:rStyle w:val="NormalTok"/>
+        </w:rPr>
+        <w:t xml:space="preserve">}</w:t>
+      </w:r>
+      <w:r>
+        <w:br/>
+      </w:r>
+      <w:r>
+        <w:rPr>
+          <w:rStyle w:val="NormalTok"/>
+        </w:rPr>
+        <w:t xml:space="preserve">dev_frontend </w:t>
+      </w:r>
+      <w:r>
+        <w:rPr>
+          <w:rStyle w:val="OperatorTok"/>
+        </w:rPr>
+        <w:t xml:space="preserve">=</w:t>
+      </w:r>
+      <w:r>
+        <w:rPr>
+          <w:rStyle w:val="NormalTok"/>
+        </w:rPr>
+        <w:t xml:space="preserve"> {</w:t>
+      </w:r>
+      <w:r>
+        <w:rPr>
+          <w:rStyle w:val="StringTok"/>
+        </w:rPr>
+        <w:t xml:space="preserve">"JavaScript"</w:t>
+      </w:r>
+      <w:r>
+        <w:rPr>
+          <w:rStyle w:val="NormalTok"/>
+        </w:rPr>
+        <w:t xml:space="preserve">, </w:t>
+      </w:r>
+      <w:r>
+        <w:rPr>
+          <w:rStyle w:val="StringTok"/>
+        </w:rPr>
+        <w:t xml:space="preserve">"TypeScript"</w:t>
+      </w:r>
+      <w:r>
+        <w:rPr>
+          <w:rStyle w:val="NormalTok"/>
+        </w:rPr>
+        <w:t xml:space="preserve">, </w:t>
+      </w:r>
+      <w:r>
+        <w:rPr>
+          <w:rStyle w:val="StringTok"/>
+        </w:rPr>
+        <w:t xml:space="preserve">"HTML"</w:t>
+      </w:r>
+      <w:r>
+        <w:rPr>
+          <w:rStyle w:val="NormalTok"/>
+        </w:rPr>
+        <w:t xml:space="preserve">, </w:t>
+      </w:r>
+      <w:r>
+        <w:rPr>
+          <w:rStyle w:val="StringTok"/>
+        </w:rPr>
+        <w:t xml:space="preserve">"Docker"</w:t>
+      </w:r>
+      <w:r>
+        <w:rPr>
+          <w:rStyle w:val="NormalTok"/>
+        </w:rPr>
+        <w:t xml:space="preserve">}</w:t>
+      </w:r>
+      <w:r>
+        <w:br/>
+      </w:r>
+      <w:r>
+        <w:br/>
+      </w:r>
+      <w:r>
+        <w:rPr>
+          <w:rStyle w:val="CommentTok"/>
+        </w:rPr>
+        <w:t xml:space="preserve"># 1. Union (|) : Tous les éléments des deux ensembles sans doublons</w:t>
+      </w:r>
+      <w:r>
+        <w:br/>
+      </w:r>
+      <w:r>
+        <w:rPr>
+          <w:rStyle w:val="NormalTok"/>
+        </w:rPr>
+        <w:t xml:space="preserve">tous </w:t>
+      </w:r>
+      <w:r>
+        <w:rPr>
+          <w:rStyle w:val="OperatorTok"/>
+        </w:rPr>
+        <w:t xml:space="preserve">=</w:t>
+      </w:r>
+      <w:r>
+        <w:rPr>
+          <w:rStyle w:val="NormalTok"/>
+        </w:rPr>
+        <w:t xml:space="preserve"> dev_backend </w:t>
+      </w:r>
+      <w:r>
+        <w:rPr>
+          <w:rStyle w:val="OperatorTok"/>
+        </w:rPr>
+        <w:t xml:space="preserve">|</w:t>
+      </w:r>
+      <w:r>
+        <w:rPr>
+          <w:rStyle w:val="NormalTok"/>
+        </w:rPr>
+        <w:t xml:space="preserve"> dev_frontend     </w:t>
+      </w:r>
+      <w:r>
+        <w:br/>
+      </w:r>
+      <w:r>
+        <w:rPr>
+          <w:rStyle w:val="CommentTok"/>
+        </w:rPr>
+        <w:t xml:space="preserve"># {'Python', 'Java', 'SQL', 'Docker', 'JavaScript', 'TypeScript', 'HTML'}</w:t>
+      </w:r>
+      <w:r>
+        <w:br/>
+      </w:r>
+      <w:r>
+        <w:br/>
+      </w:r>
+      <w:r>
+        <w:rPr>
+          <w:rStyle w:val="CommentTok"/>
+        </w:rPr>
+        <w:t xml:space="preserve"># 2. Intersection (&amp;) : Éléments communs aux deux ensembles</w:t>
+      </w:r>
+      <w:r>
+        <w:br/>
+      </w:r>
+      <w:r>
+        <w:rPr>
+          <w:rStyle w:val="NormalTok"/>
+        </w:rPr>
+        <w:t xml:space="preserve">communs </w:t>
+      </w:r>
+      <w:r>
+        <w:rPr>
+          <w:rStyle w:val="OperatorTok"/>
+        </w:rPr>
+        <w:t xml:space="preserve">=</w:t>
+      </w:r>
+      <w:r>
+        <w:rPr>
+          <w:rStyle w:val="NormalTok"/>
+        </w:rPr>
+        <w:t xml:space="preserve"> dev_backend </w:t>
+      </w:r>
+      <w:r>
+        <w:rPr>
+          <w:rStyle w:val="OperatorTok"/>
+        </w:rPr>
+        <w:t xml:space="preserve">&amp;</w:t>
+      </w:r>
+      <w:r>
+        <w:rPr>
+          <w:rStyle w:val="NormalTok"/>
+        </w:rPr>
+        <w:t xml:space="preserve"> dev_frontend  </w:t>
+      </w:r>
+      <w:r>
+        <w:br/>
+      </w:r>
+      <w:r>
+        <w:rPr>
+          <w:rStyle w:val="CommentTok"/>
+        </w:rPr>
+        <w:t xml:space="preserve"># {'Docker'}</w:t>
+      </w:r>
+      <w:r>
+        <w:br/>
+      </w:r>
+      <w:r>
+        <w:br/>
+      </w:r>
+      <w:r>
+        <w:rPr>
+          <w:rStyle w:val="CommentTok"/>
+        </w:rPr>
+        <w:t xml:space="preserve"># 3. Différence (-) : Éléments présents uniquement dans le premier</w:t>
+      </w:r>
+      <w:r>
+        <w:br/>
+      </w:r>
+      <w:r>
+        <w:rPr>
+          <w:rStyle w:val="NormalTok"/>
+        </w:rPr>
+        <w:t xml:space="preserve">seule_backend </w:t>
+      </w:r>
+      <w:r>
+        <w:rPr>
+          <w:rStyle w:val="OperatorTok"/>
+        </w:rPr>
+        <w:t xml:space="preserve">=</w:t>
+      </w:r>
+      <w:r>
+        <w:rPr>
+          <w:rStyle w:val="NormalTok"/>
+        </w:rPr>
+        <w:t xml:space="preserve"> dev_backend </w:t>
+      </w:r>
+      <w:r>
+        <w:rPr>
+          <w:rStyle w:val="OperatorTok"/>
+        </w:rPr>
+        <w:t xml:space="preserve">-</w:t>
+      </w:r>
+      <w:r>
+        <w:rPr>
+          <w:rStyle w:val="NormalTok"/>
+        </w:rPr>
+        <w:t xml:space="preserve"> dev_frontend </w:t>
+      </w:r>
+      <w:r>
+        <w:br/>
+      </w:r>
+      <w:r>
+        <w:rPr>
+          <w:rStyle w:val="CommentTok"/>
+        </w:rPr>
+        <w:t xml:space="preserve"># {'Python', 'Java', 'SQL'}</w:t>
+      </w:r>
+      <w:r>
+        <w:br/>
+      </w:r>
+      <w:r>
+        <w:br/>
+      </w:r>
+      <w:r>
+        <w:rPr>
+          <w:rStyle w:val="CommentTok"/>
+        </w:rPr>
+        <w:t xml:space="preserve"># 4. Différence symétrique (^) : Éléments non communs</w:t>
+      </w:r>
+      <w:r>
+        <w:br/>
+      </w:r>
+      <w:r>
+        <w:rPr>
+          <w:rStyle w:val="NormalTok"/>
+        </w:rPr>
+        <w:t xml:space="preserve">exclusifs </w:t>
+      </w:r>
+      <w:r>
+        <w:rPr>
+          <w:rStyle w:val="OperatorTok"/>
+        </w:rPr>
+        <w:t xml:space="preserve">=</w:t>
+      </w:r>
+      <w:r>
+        <w:rPr>
+          <w:rStyle w:val="NormalTok"/>
+        </w:rPr>
+        <w:t xml:space="preserve"> dev_backend </w:t>
+      </w:r>
+      <w:r>
+        <w:rPr>
+          <w:rStyle w:val="OperatorTok"/>
+        </w:rPr>
+        <w:t xml:space="preserve">^</w:t>
+      </w:r>
+      <w:r>
+        <w:rPr>
+          <w:rStyle w:val="NormalTok"/>
+        </w:rPr>
+        <w:t xml:space="preserve"> dev_frontend </w:t>
+      </w:r>
+      <w:r>
+        <w:br/>
+      </w:r>
+      <w:r>
+        <w:rPr>
+          <w:rStyle w:val="CommentTok"/>
+        </w:rPr>
+        <w:t xml:space="preserve"># {'Python', 'Java', 'SQL', 'JavaScript', 'TypeScript', 'HTML'}</w:t>
+      </w:r>
+    </w:p>
+    <w:p>
+      <w:pPr>
+        <w:pStyle w:val="FirstParagraph"/>
+      </w:pPr>
+      <w:r>
+        <w:t xml:space="preserve">Voici deux exemples pratiques pour parcourir un</w:t>
+      </w:r>
+      <w:r>
+        <w:t xml:space="preserve"> </w:t>
+      </w:r>
+      <w:r>
+        <w:rPr>
+          <w:bCs/>
+          <w:b/>
+        </w:rPr>
+        <w:t xml:space="preserve">ensemble (</w:t>
+      </w:r>
+      <w:r>
+        <w:rPr>
+          <w:rStyle w:val="VerbatimChar"/>
+          <w:bCs/>
+          <w:b/>
+        </w:rPr>
+        <w:t xml:space="preserve">set</w:t>
+      </w:r>
+      <w:r>
+        <w:rPr>
+          <w:bCs/>
+          <w:b/>
+        </w:rPr>
+        <w:t xml:space="preserve">)</w:t>
+      </w:r>
+      <w:r>
+        <w:t xml:space="preserve"> </w:t>
+      </w:r>
+      <w:r>
+        <w:t xml:space="preserve">en Python :</w:t>
+      </w:r>
+    </w:p>
+    <w:bookmarkEnd w:id="31"/>
+    <w:bookmarkStart w:id="32" w:name="X985831ba1c424ff7bacba0ababb41218c07f2f8"/>
+    <w:p>
+      <w:pPr>
+        <w:pStyle w:val="Heading3"/>
+      </w:pPr>
+      <w:r>
+        <w:t xml:space="preserve">1. Parcourir directement les éléments (</w:t>
+      </w:r>
+      <w:r>
+        <w:rPr>
+          <w:rStyle w:val="VerbatimChar"/>
+        </w:rPr>
+        <w:t xml:space="preserve">for ... in</w:t>
+      </w:r>
+      <w:r>
+        <w:t xml:space="preserve">)</w:t>
+      </w:r>
+    </w:p>
+    <w:p>
+      <w:pPr>
+        <w:pStyle w:val="FirstParagraph"/>
+      </w:pPr>
+      <w:r>
+        <w:t xml:space="preserve">Comme un</w:t>
+      </w:r>
+      <w:r>
+        <w:t xml:space="preserve"> </w:t>
+      </w:r>
+      <w:r>
+        <w:rPr>
+          <w:rStyle w:val="VerbatimChar"/>
+        </w:rPr>
+        <w:t xml:space="preserve">set</w:t>
+      </w:r>
+      <w:r>
+        <w:t xml:space="preserve"> </w:t>
+      </w:r>
+      <w:r>
+        <w:t xml:space="preserve">est une collection non ordonnée, le parcours se fait élément par élément :</w:t>
+      </w:r>
+    </w:p>
+    <w:p>
+      <w:pPr>
+        <w:pStyle w:val="SourceCode"/>
+        <w:pBdr>
+          <w:top w:val="single" w:sz="6" w:space="8" w:color="9AA5B1"/>
+          <w:left w:val="single" w:sz="6" w:space="8" w:color="9AA5B1"/>
+          <w:bottom w:val="single" w:sz="6" w:space="8" w:color="9AA5B1"/>
+          <w:right w:val="single" w:sz="6" w:space="8" w:color="9AA5B1"/>
+        </w:pBdr>
+        <w:spacing w:before="120" w:after="120" w:line="240" w:lineRule="auto"/>
+        <w:ind w:left="180" w:right="180"/>
+      </w:pPr>
+      <w:r>
+        <w:rPr>
+          <w:rStyle w:val="NormalTok"/>
+        </w:rPr>
+        <w:t xml:space="preserve">langages </w:t>
+      </w:r>
+      <w:r>
+        <w:rPr>
+          <w:rStyle w:val="OperatorTok"/>
+        </w:rPr>
+        <w:t xml:space="preserve">=</w:t>
+      </w:r>
+      <w:r>
+        <w:rPr>
+          <w:rStyle w:val="NormalTok"/>
+        </w:rPr>
+        <w:t xml:space="preserve"> {</w:t>
+      </w:r>
+      <w:r>
+        <w:rPr>
+          <w:rStyle w:val="StringTok"/>
+        </w:rPr>
+        <w:t xml:space="preserve">"Python"</w:t>
+      </w:r>
+      <w:r>
+        <w:rPr>
+          <w:rStyle w:val="NormalTok"/>
+        </w:rPr>
+        <w:t xml:space="preserve">, </w:t>
+      </w:r>
+      <w:r>
+        <w:rPr>
+          <w:rStyle w:val="StringTok"/>
+        </w:rPr>
+        <w:t xml:space="preserve">"Java"</w:t>
+      </w:r>
+      <w:r>
+        <w:rPr>
+          <w:rStyle w:val="NormalTok"/>
+        </w:rPr>
+        <w:t xml:space="preserve">, </w:t>
+      </w:r>
+      <w:r>
+        <w:rPr>
+          <w:rStyle w:val="StringTok"/>
+        </w:rPr>
+        <w:t xml:space="preserve">"TypeScript"</w:t>
+      </w:r>
+      <w:r>
+        <w:rPr>
+          <w:rStyle w:val="NormalTok"/>
+        </w:rPr>
+        <w:t xml:space="preserve">, </w:t>
+      </w:r>
+      <w:r>
+        <w:rPr>
+          <w:rStyle w:val="StringTok"/>
+        </w:rPr>
+        <w:t xml:space="preserve">"C++"</w:t>
+      </w:r>
+      <w:r>
+        <w:rPr>
+          <w:rStyle w:val="NormalTok"/>
+        </w:rPr>
+        <w:t xml:space="preserve">}</w:t>
+      </w:r>
+      <w:r>
+        <w:br/>
+      </w:r>
+      <w:r>
+        <w:br/>
+      </w:r>
+      <w:r>
+        <w:rPr>
+          <w:rStyle w:val="ControlFlowTok"/>
+        </w:rPr>
+        <w:t xml:space="preserve">for</w:t>
+      </w:r>
+      <w:r>
+        <w:rPr>
+          <w:rStyle w:val="NormalTok"/>
+        </w:rPr>
+        <w:t xml:space="preserve"> langage </w:t>
+      </w:r>
+      <w:r>
+        <w:rPr>
+          <w:rStyle w:val="KeywordTok"/>
+        </w:rPr>
+        <w:t xml:space="preserve">in</w:t>
+      </w:r>
+      <w:r>
+        <w:rPr>
+          <w:rStyle w:val="NormalTok"/>
+        </w:rPr>
+        <w:t xml:space="preserve"> langages:</w:t>
+      </w:r>
+      <w:r>
+        <w:br/>
+      </w:r>
+      <w:r>
+        <w:rPr>
+          <w:rStyle w:val="NormalTok"/>
+        </w:rPr>
+        <w:t xml:space="preserve">    </w:t>
+      </w:r>
+      <w:r>
+        <w:rPr>
+          <w:rStyle w:val="BuiltInTok"/>
+        </w:rPr>
+        <w:t xml:space="preserve">print</w:t>
+      </w:r>
+      <w:r>
+        <w:rPr>
+          <w:rStyle w:val="NormalTok"/>
+        </w:rPr>
+        <w:t xml:space="preserve">(</w:t>
+      </w:r>
+      <w:r>
+        <w:rPr>
+          <w:rStyle w:val="SpecialStringTok"/>
+        </w:rPr>
+        <w:t xml:space="preserve">f"Langage disponible : </w:t>
+      </w:r>
+      <w:r>
+        <w:rPr>
+          <w:rStyle w:val="SpecialCharTok"/>
+        </w:rPr>
+        <w:t xml:space="preserve">{</w:t>
+      </w:r>
+      <w:r>
+        <w:rPr>
+          <w:rStyle w:val="NormalTok"/>
+        </w:rPr>
+        <w:t xml:space="preserve">langage</w:t>
+      </w:r>
+      <w:r>
+        <w:rPr>
+          <w:rStyle w:val="SpecialCharTok"/>
+        </w:rPr>
+        <w:t xml:space="preserve">}</w:t>
+      </w:r>
+      <w:r>
+        <w:rPr>
+          <w:rStyle w:val="SpecialStringTok"/>
+        </w:rPr>
+        <w:t xml:space="preserve">"</w:t>
+      </w:r>
+      <w:r>
+        <w:rPr>
+          <w:rStyle w:val="NormalTok"/>
+        </w:rPr>
+        <w:t xml:space="preserve">)</w:t>
+      </w:r>
+    </w:p>
+    <w:p>
+      <w:r>
+        <w:pict>
+          <v:rect style="width:0;height:1.5pt" o:hralign="center" o:hrstd="t" o:hr="t"/>
+        </w:pict>
+      </w:r>
+    </w:p>
+    <w:bookmarkEnd w:id="32"/>
+    <w:bookmarkStart w:id="33" w:name="X10786308914756d97b8ac154815b630237a4398"/>
+    <w:p>
+      <w:pPr>
+        <w:pStyle w:val="Heading3"/>
+      </w:pPr>
+      <w:r>
+        <w:t xml:space="preserve">2. Parcourir et filtrer avec une compréhension d’ensemble (</w:t>
+      </w:r>
+      <w:r>
+        <w:rPr>
+          <w:iCs/>
+          <w:i/>
+        </w:rPr>
+        <w:t xml:space="preserve">Set Comprehension</w:t>
+      </w:r>
+      <w:r>
+        <w:t xml:space="preserve">)</w:t>
+      </w:r>
+    </w:p>
+    <w:p>
+      <w:pPr>
+        <w:pStyle w:val="FirstParagraph"/>
+      </w:pPr>
+      <w:r>
+        <w:t xml:space="preserve">Permet de créer un nouvel ensemble en appliquant une condition ou une transformation lors du parcours :</w:t>
+      </w:r>
+    </w:p>
+    <w:p>
+      <w:pPr>
+        <w:pStyle w:val="SourceCode"/>
+        <w:pBdr>
+          <w:top w:val="single" w:sz="6" w:space="8" w:color="9AA5B1"/>
+          <w:left w:val="single" w:sz="6" w:space="8" w:color="9AA5B1"/>
+          <w:bottom w:val="single" w:sz="6" w:space="8" w:color="9AA5B1"/>
+          <w:right w:val="single" w:sz="6" w:space="8" w:color="9AA5B1"/>
+        </w:pBdr>
+        <w:spacing w:before="120" w:after="120" w:line="240" w:lineRule="auto"/>
+        <w:ind w:left="180" w:right="180"/>
+      </w:pPr>
+      <w:r>
+        <w:rPr>
+          <w:rStyle w:val="NormalTok"/>
+        </w:rPr>
+        <w:t xml:space="preserve">nombres </w:t>
+      </w:r>
+      <w:r>
+        <w:rPr>
+          <w:rStyle w:val="OperatorTok"/>
+        </w:rPr>
+        <w:t xml:space="preserve">=</w:t>
+      </w:r>
+      <w:r>
+        <w:rPr>
+          <w:rStyle w:val="NormalTok"/>
+        </w:rPr>
+        <w:t xml:space="preserve"> {</w:t>
+      </w:r>
+      <w:r>
+        <w:rPr>
+          <w:rStyle w:val="DecValTok"/>
+        </w:rPr>
+        <w:t xml:space="preserve">2</w:t>
+      </w:r>
+      <w:r>
+        <w:rPr>
+          <w:rStyle w:val="NormalTok"/>
+        </w:rPr>
+        <w:t xml:space="preserve">, </w:t>
+      </w:r>
+      <w:r>
+        <w:rPr>
+          <w:rStyle w:val="DecValTok"/>
+        </w:rPr>
+        <w:t xml:space="preserve">8</w:t>
+      </w:r>
+      <w:r>
+        <w:rPr>
+          <w:rStyle w:val="NormalTok"/>
+        </w:rPr>
+        <w:t xml:space="preserve">, </w:t>
+      </w:r>
+      <w:r>
+        <w:rPr>
+          <w:rStyle w:val="DecValTok"/>
+        </w:rPr>
+        <w:t xml:space="preserve">15</w:t>
+      </w:r>
+      <w:r>
+        <w:rPr>
+          <w:rStyle w:val="NormalTok"/>
+        </w:rPr>
+        <w:t xml:space="preserve">, </w:t>
+      </w:r>
+      <w:r>
+        <w:rPr>
+          <w:rStyle w:val="DecValTok"/>
+        </w:rPr>
+        <w:t xml:space="preserve">22</w:t>
+      </w:r>
+      <w:r>
+        <w:rPr>
+          <w:rStyle w:val="NormalTok"/>
+        </w:rPr>
+        <w:t xml:space="preserve">, </w:t>
+      </w:r>
+      <w:r>
+        <w:rPr>
+          <w:rStyle w:val="DecValTok"/>
+        </w:rPr>
+        <w:t xml:space="preserve">3</w:t>
+      </w:r>
+      <w:r>
+        <w:rPr>
+          <w:rStyle w:val="NormalTok"/>
+        </w:rPr>
+        <w:t xml:space="preserve">, </w:t>
+      </w:r>
+      <w:r>
+        <w:rPr>
+          <w:rStyle w:val="DecValTok"/>
+        </w:rPr>
+        <w:t xml:space="preserve">40</w:t>
+      </w:r>
+      <w:r>
+        <w:rPr>
+          <w:rStyle w:val="NormalTok"/>
+        </w:rPr>
+        <w:t xml:space="preserve">}</w:t>
+      </w:r>
+      <w:r>
+        <w:br/>
+      </w:r>
+      <w:r>
+        <w:br/>
+      </w:r>
+      <w:r>
+        <w:rPr>
+          <w:rStyle w:val="CommentTok"/>
+        </w:rPr>
+        <w:t xml:space="preserve"># On extrait uniquement les nombres pairs supérieurs à 10</w:t>
+      </w:r>
+      <w:r>
+        <w:br/>
+      </w:r>
+      <w:r>
+        <w:rPr>
+          <w:rStyle w:val="NormalTok"/>
+        </w:rPr>
+        <w:t xml:space="preserve">pairs_grands </w:t>
+      </w:r>
+      <w:r>
+        <w:rPr>
+          <w:rStyle w:val="OperatorTok"/>
+        </w:rPr>
+        <w:t xml:space="preserve">=</w:t>
+      </w:r>
+      <w:r>
+        <w:rPr>
+          <w:rStyle w:val="NormalTok"/>
+        </w:rPr>
+        <w:t xml:space="preserve"> {n </w:t>
+      </w:r>
+      <w:r>
+        <w:rPr>
+          <w:rStyle w:val="ControlFlowTok"/>
+        </w:rPr>
+        <w:t xml:space="preserve">for</w:t>
+      </w:r>
+      <w:r>
+        <w:rPr>
+          <w:rStyle w:val="NormalTok"/>
+        </w:rPr>
+        <w:t xml:space="preserve"> n </w:t>
+      </w:r>
+      <w:r>
+        <w:rPr>
+          <w:rStyle w:val="KeywordTok"/>
+        </w:rPr>
+        <w:t xml:space="preserve">in</w:t>
+      </w:r>
+      <w:r>
+        <w:rPr>
+          <w:rStyle w:val="NormalTok"/>
+        </w:rPr>
+        <w:t xml:space="preserve"> nombres </w:t>
+      </w:r>
+      <w:r>
+        <w:rPr>
+          <w:rStyle w:val="ControlFlowTok"/>
+        </w:rPr>
+        <w:t xml:space="preserve">if</w:t>
+      </w:r>
+      <w:r>
+        <w:rPr>
+          <w:rStyle w:val="NormalTok"/>
+        </w:rPr>
+        <w:t xml:space="preserve"> n </w:t>
+      </w:r>
+      <w:r>
+        <w:rPr>
+          <w:rStyle w:val="OperatorTok"/>
+        </w:rPr>
+        <w:t xml:space="preserve">%</w:t>
+      </w:r>
+      <w:r>
+        <w:rPr>
+          <w:rStyle w:val="NormalTok"/>
+        </w:rPr>
+        <w:t xml:space="preserve"> </w:t>
+      </w:r>
+      <w:r>
+        <w:rPr>
+          <w:rStyle w:val="DecValTok"/>
+        </w:rPr>
+        <w:t xml:space="preserve">2</w:t>
+      </w:r>
+      <w:r>
+        <w:rPr>
+          <w:rStyle w:val="NormalTok"/>
+        </w:rPr>
+        <w:t xml:space="preserve"> </w:t>
+      </w:r>
+      <w:r>
+        <w:rPr>
+          <w:rStyle w:val="OperatorTok"/>
+        </w:rPr>
+        <w:t xml:space="preserve">==</w:t>
+      </w:r>
+      <w:r>
+        <w:rPr>
+          <w:rStyle w:val="NormalTok"/>
+        </w:rPr>
+        <w:t xml:space="preserve"> </w:t>
+      </w:r>
+      <w:r>
+        <w:rPr>
+          <w:rStyle w:val="DecValTok"/>
+        </w:rPr>
+        <w:t xml:space="preserve">0</w:t>
+      </w:r>
+      <w:r>
+        <w:rPr>
+          <w:rStyle w:val="NormalTok"/>
+        </w:rPr>
+        <w:t xml:space="preserve"> </w:t>
+      </w:r>
+      <w:r>
+        <w:rPr>
+          <w:rStyle w:val="KeywordTok"/>
+        </w:rPr>
+        <w:t xml:space="preserve">and</w:t>
+      </w:r>
+      <w:r>
+        <w:rPr>
+          <w:rStyle w:val="NormalTok"/>
+        </w:rPr>
+        <w:t xml:space="preserve"> n </w:t>
+      </w:r>
+      <w:r>
+        <w:rPr>
+          <w:rStyle w:val="OperatorTok"/>
+        </w:rPr>
+        <w:t xml:space="preserve">&gt;</w:t>
+      </w:r>
+      <w:r>
+        <w:rPr>
+          <w:rStyle w:val="NormalTok"/>
+        </w:rPr>
+        <w:t xml:space="preserve"> </w:t>
+      </w:r>
+      <w:r>
+        <w:rPr>
+          <w:rStyle w:val="DecValTok"/>
+        </w:rPr>
+        <w:t xml:space="preserve">10</w:t>
+      </w:r>
+      <w:r>
+        <w:rPr>
+          <w:rStyle w:val="NormalTok"/>
+        </w:rPr>
+        <w:t xml:space="preserve">}</w:t>
+      </w:r>
+      <w:r>
+        <w:br/>
+      </w:r>
+      <w:r>
+        <w:br/>
+      </w:r>
+      <w:r>
+        <w:rPr>
+          <w:rStyle w:val="BuiltInTok"/>
+        </w:rPr>
+        <w:t xml:space="preserve">print</w:t>
+      </w:r>
+      <w:r>
+        <w:rPr>
+          <w:rStyle w:val="NormalTok"/>
+        </w:rPr>
+        <w:t xml:space="preserve">(pairs_grands)  </w:t>
+      </w:r>
+      <w:r>
+        <w:rPr>
+          <w:rStyle w:val="CommentTok"/>
+        </w:rPr>
+        <w:t xml:space="preserve"># Résultat : {40, 8, 22} (l'ordre d'affichage peut varier)</w:t>
+      </w:r>
+    </w:p>
+    <w:p>
+      <w:pPr>
+        <w:pStyle w:val="BlockText"/>
+        <w:shd w:val="clear" w:color="auto" w:fill="EAF6FB"/>
+        <w:spacing w:before="100" w:after="100"/>
+        <w:ind w:left="180" w:right="180"/>
+        <w:pBdr>
+          <w:left w:val="single" w:sz="18" w:space="8" w:color="2980B9"/>
+        </w:pBdr>
+      </w:pPr>
+      <w:r>
+        <w:t xml:space="preserve">💡</w:t>
+      </w:r>
+      <w:r>
+        <w:t xml:space="preserve"> </w:t>
+      </w:r>
+      <w:r>
+        <w:rPr>
+          <w:bCs/>
+          <w:b/>
+        </w:rPr>
+        <w:t xml:space="preserve">À retenir :</w:t>
+      </w:r>
+      <w:r>
+        <w:t xml:space="preserve"> </w:t>
+      </w:r>
+      <w:r>
+        <w:t xml:space="preserve">Un</w:t>
+      </w:r>
+      <w:r>
+        <w:t xml:space="preserve"> </w:t>
+      </w:r>
+      <w:r>
+        <w:rPr>
+          <w:rStyle w:val="VerbatimChar"/>
+        </w:rPr>
+        <w:t xml:space="preserve">set</w:t>
+      </w:r>
+      <w:r>
+        <w:t xml:space="preserve"> </w:t>
+      </w:r>
+      <w:r>
+        <w:t xml:space="preserve">ne conserve pas l’ordre d’insertion des éléments et n’a pas d’index. On ne peut donc pas utiliser</w:t>
+      </w:r>
+      <w:r>
+        <w:t xml:space="preserve"> </w:t>
+      </w:r>
+      <w:r>
+        <w:rPr>
+          <w:rStyle w:val="VerbatimChar"/>
+        </w:rPr>
+        <w:t xml:space="preserve">enumerate()</w:t>
+      </w:r>
+      <w:r>
+        <w:t xml:space="preserve"> </w:t>
+      </w:r>
+      <w:r>
+        <w:t xml:space="preserve">pour obtenir des index fixes comme sur une liste.</w:t>
+      </w:r>
+    </w:p>
+    <w:p>
+      <w:pPr>
+        <w:pStyle w:val="BlockText"/>
+        <w:shd w:val="clear" w:color="auto" w:fill="EAF6FB"/>
+        <w:spacing w:before="100" w:after="100"/>
+        <w:ind w:left="180" w:right="180"/>
+        <w:pBdr>
+          <w:left w:val="single" w:sz="18" w:space="8" w:color="2980B9"/>
+        </w:pBdr>
+      </w:pPr>
+      <w:r>
+        <w:t xml:space="preserve">💡</w:t>
+      </w:r>
+      <w:r>
+        <w:t xml:space="preserve"> </w:t>
+      </w:r>
+      <w:r>
+        <w:rPr>
+          <w:bCs/>
+          <w:b/>
+        </w:rPr>
+        <w:t xml:space="preserve">Bonne pratique :</w:t>
+      </w:r>
+      <w:r>
+        <w:t xml:space="preserve"> </w:t>
+      </w:r>
+      <w:r>
+        <w:t xml:space="preserve">Tester la présence d’un élément dans un</w:t>
+      </w:r>
+      <w:r>
+        <w:t xml:space="preserve"> </w:t>
+      </w:r>
+      <w:r>
+        <w:rPr>
+          <w:rStyle w:val="VerbatimChar"/>
+        </w:rPr>
+        <w:t xml:space="preserve">set</w:t>
+      </w:r>
+      <w:r>
+        <w:t xml:space="preserve"> </w:t>
+      </w:r>
+      <w:r>
+        <w:t xml:space="preserve">avec</w:t>
+      </w:r>
+      <w:r>
+        <w:t xml:space="preserve"> </w:t>
+      </w:r>
+      <w:r>
+        <w:rPr>
+          <w:rStyle w:val="VerbatimChar"/>
+        </w:rPr>
+        <w:t xml:space="preserve">if "Python" in ensemble:</w:t>
+      </w:r>
+      <w:r>
+        <w:t xml:space="preserve"> </w:t>
+      </w:r>
+      <w:r>
+        <w:t xml:space="preserve">est extrêmement rapide (complexité</w:t>
+      </w:r>
+      <w:r>
+        <w:t xml:space="preserve"> </w:t>
+      </w:r>
+      <m:oMath>
+        <m:r>
+          <m:t>O</m:t>
+        </m:r>
+        <m:d>
+          <m:dPr>
+            <m:begChr m:val="("/>
+            <m:endChr m:val=")"/>
+            <m:sepChr m:val=""/>
+            <m:grow/>
+          </m:dPr>
+          <m:e>
+            <m:r>
+              <m:t>1</m:t>
+            </m:r>
+          </m:e>
+        </m:d>
+      </m:oMath>
+      <w:r>
+        <w:t xml:space="preserve">) comparé à une liste (complexité</w:t>
+      </w:r>
+      <w:r>
+        <w:t xml:space="preserve"> </w:t>
+      </w:r>
+      <m:oMath>
+        <m:r>
+          <m:t>O</m:t>
+        </m:r>
+        <m:d>
+          <m:dPr>
+            <m:begChr m:val="("/>
+            <m:endChr m:val=")"/>
+            <m:sepChr m:val=""/>
+            <m:grow/>
+          </m:dPr>
+          <m:e>
+            <m:r>
+              <m:t>n</m:t>
+            </m:r>
+          </m:e>
+        </m:d>
+      </m:oMath>
+      <w:r>
+        <w:t xml:space="preserve">).</w:t>
+      </w:r>
+    </w:p>
+    <w:p>
+      <w:pPr>
+        <w:pStyle w:val="BlockText"/>
+        <w:shd w:val="clear" w:color="auto" w:fill="EAF6FB"/>
+        <w:spacing w:before="100" w:after="100"/>
+        <w:ind w:left="180" w:right="180"/>
+        <w:pBdr>
+          <w:left w:val="single" w:sz="18" w:space="8" w:color="2980B9"/>
+        </w:pBdr>
+      </w:pPr>
+      <w:r>
+        <w:t xml:space="preserve">💡 Utilisez les opérateurs ensemblistes comme</w:t>
+      </w:r>
+      <w:r>
+        <w:t xml:space="preserve"> </w:t>
+      </w:r>
+      <w:r>
+        <w:rPr>
+          <w:rStyle w:val="VerbatimChar"/>
+        </w:rPr>
+        <w:t xml:space="preserve">&amp;</w:t>
+      </w:r>
+      <w:r>
+        <w:t xml:space="preserve"> </w:t>
+      </w:r>
+      <w:r>
+        <w:t xml:space="preserve">pour l’intersection ou</w:t>
+      </w:r>
+      <w:r>
+        <w:t xml:space="preserve"> </w:t>
+      </w:r>
+      <w:r>
+        <w:rPr>
+          <w:rStyle w:val="VerbatimChar"/>
+        </w:rPr>
+        <w:t xml:space="preserve">|</w:t>
+      </w:r>
+      <w:r>
+        <w:t xml:space="preserve"> </w:t>
+      </w:r>
+      <w:r>
+        <w:t xml:space="preserve">pour l’union afin de comparer rapidement des collections de données.</w:t>
+      </w:r>
+    </w:p>
+    <w:p>
+      <w:r>
+        <w:pict>
+          <v:rect style="width:0;height:1.5pt" o:hralign="center" o:hrstd="t" o:hr="t"/>
+        </w:pict>
+      </w:r>
+    </w:p>
+    <w:bookmarkEnd w:id="33"/>
+    <w:bookmarkEnd w:id="34"/>
+    <w:bookmarkStart w:id="35" w:name="exemple-de-synthèse"/>
+    <w:p>
+      <w:pPr>
+        <w:pStyle w:val="Heading2"/>
+      </w:pPr>
+      <w:r>
+        <w:t xml:space="preserve">Exemple de synthèse</w:t>
+      </w:r>
+    </w:p>
+    <w:p>
+      <w:pPr>
+        <w:pStyle w:val="SourceCode"/>
+        <w:pBdr>
+          <w:top w:val="single" w:sz="6" w:space="8" w:color="9AA5B1"/>
+          <w:left w:val="single" w:sz="6" w:space="8" w:color="9AA5B1"/>
+          <w:bottom w:val="single" w:sz="6" w:space="8" w:color="9AA5B1"/>
+          <w:right w:val="single" w:sz="6" w:space="8" w:color="9AA5B1"/>
+        </w:pBdr>
+        <w:spacing w:before="120" w:after="120" w:line="240" w:lineRule="auto"/>
+        <w:ind w:left="180" w:right="180"/>
       </w:pPr>
       <w:r>
         <w:rPr>
@@ -961,8 +5540,8 @@
         <w:t xml:space="preserve">)</w:t>
       </w:r>
     </w:p>
-    <w:bookmarkEnd w:id="23"/>
-    <w:bookmarkStart w:id="24" w:name="exercices"/>
+    <w:bookmarkEnd w:id="35"/>
+    <w:bookmarkStart w:id="36" w:name="exercices"/>
     <w:p>
       <w:pPr>
         <w:pStyle w:val="Heading2"/>
@@ -990,16 +5569,19 @@
         <w:t xml:space="preserve"> </w:t>
       </w:r>
       <w:r>
-        <w:t xml:space="preserve">Créez une liste contenant plusieurs prénoms avec des doublons, convertissez-la en ensemble (</w:t>
+        <w:t xml:space="preserve">Créer une liste de 10 valeurs aleatoires</w:t>
+      </w:r>
+      <w:r>
+        <w:t xml:space="preserve"> </w:t>
       </w:r>
       <w:r>
         <w:rPr>
           <w:rStyle w:val="VerbatimChar"/>
         </w:rPr>
-        <w:t xml:space="preserve">set</w:t>
-      </w:r>
-      <w:r>
-        <w:t xml:space="preserve">) pour éliminer les doublons, puis affichez le résultat.</w:t>
+        <w:t xml:space="preserve">random.randrange(100)</w:t>
+      </w:r>
+      <w:r>
+        <w:t xml:space="preserve">, parcourrir le tableau et compter les nombres paires et les impaires</w:t>
       </w:r>
     </w:p>
     <w:p>
@@ -1021,11 +5603,72 @@
         <w:t xml:space="preserve"> </w:t>
       </w:r>
       <w:r>
-        <w:t xml:space="preserve">Déclarez un dictionnaire représentant un produit (avec les clés nom, prix et stock), puis écrivez une instruction pour mettre à jour la valeur du stock.</w:t>
+        <w:t xml:space="preserve">Créer deux listes noms = [</w:t>
+      </w:r>
+      <w:r>
+        <w:t xml:space="preserve">“</w:t>
+      </w:r>
+      <w:r>
+        <w:t xml:space="preserve">toto1</w:t>
+      </w:r>
+      <w:r>
+        <w:t xml:space="preserve">”</w:t>
+      </w:r>
+      <w:r>
+        <w:t xml:space="preserve">,</w:t>
+      </w:r>
+      <w:r>
+        <w:t xml:space="preserve"> </w:t>
+      </w:r>
+      <w:r>
+        <w:t xml:space="preserve">“</w:t>
+      </w:r>
+      <w:r>
+        <w:t xml:space="preserve">toto2</w:t>
+      </w:r>
+      <w:r>
+        <w:t xml:space="preserve">”</w:t>
+      </w:r>
+      <w:r>
+        <w:t xml:space="preserve">…] et ages [1,2 …], les assembler dans une boucles pour former un dict() nom/age</w:t>
       </w:r>
     </w:p>
-    <w:bookmarkEnd w:id="24"/>
-    <w:bookmarkEnd w:id="25"/>
+    <w:p>
+      <w:pPr>
+        <w:numPr>
+          <w:ilvl w:val="0"/>
+          <w:numId w:val="1002"/>
+        </w:numPr>
+        <w:pStyle w:val="Compact"/>
+      </w:pPr>
+      <w:r>
+        <w:rPr>
+          <w:bCs/>
+          <w:b/>
+        </w:rPr>
+        <w:t xml:space="preserve">Exercice 3 :</w:t>
+      </w:r>
+      <w:r>
+        <w:t xml:space="preserve"> </w:t>
+      </w:r>
+      <w:r>
+        <w:t xml:space="preserve">Créer une liste de 10 valeurs aleatoires</w:t>
+      </w:r>
+      <w:r>
+        <w:t xml:space="preserve"> </w:t>
+      </w:r>
+      <w:r>
+        <w:rPr>
+          <w:rStyle w:val="VerbatimChar"/>
+        </w:rPr>
+        <w:t xml:space="preserve">random.randrange(100)</w:t>
+      </w:r>
+      <w:r>
+        <w:t xml:space="preserve">, parcourrir le tableau et créer deux tableaux contenants les paires et les impaires séparemment</w:t>
+      </w:r>
+    </w:p>
+    <w:bookmarkEnd w:id="36"/>
+    <w:bookmarkEnd w:id="37"/>
     <w:sectPr/>
   </w:body>
 </w:document>
@@ -1353,29 +5996,55 @@
   <w:style w:default="1" w:styleId="Normal" w:type="paragraph">
     <w:name w:val="Normal"/>
     <w:qFormat/>
+    <w:pPr>
+      <w:spacing w:line="300" w:lineRule="auto" w:after="160"/>
+    </w:pPr>
+    <w:rPr>
+      <w:rFonts w:ascii="Cambria" w:hAnsi="Cambria"/>
+      <w:color w:val="2F3542"/>
+      <w:sz w:val="23"/>
+    </w:rPr>
   </w:style>
   <w:style w:styleId="BodyText" w:type="paragraph">
     <w:name w:val="Body Text"/>
     <w:basedOn w:val="Normal"/>
     <w:link w:val="BodyTextChar"/>
     <w:pPr>
-      <w:spacing w:after="180" w:before="180"/>
+      <w:spacing w:after="160" w:before="180" w:line="300" w:lineRule="auto"/>
     </w:pPr>
     <w:qFormat/>
+    <w:rPr>
+      <w:rFonts w:ascii="Cambria" w:hAnsi="Cambria"/>
+      <w:color w:val="2F3542"/>
+      <w:sz w:val="23"/>
+    </w:rPr>
   </w:style>
   <w:style w:customStyle="1" w:styleId="FirstParagraph" w:type="paragraph">
     <w:name w:val="First Paragraph"/>
     <w:basedOn w:val="BodyText"/>
     <w:next w:val="BodyText"/>
     <w:qFormat/>
+    <w:pPr>
+      <w:spacing w:line="300" w:lineRule="auto" w:after="160"/>
+    </w:pPr>
+    <w:rPr>
+      <w:rFonts w:ascii="Cambria" w:hAnsi="Cambria"/>
+      <w:color w:val="2F3542"/>
+      <w:sz w:val="23"/>
+    </w:rPr>
   </w:style>
   <w:style w:customStyle="1" w:styleId="Compact" w:type="paragraph">
     <w:name w:val="Compact"/>
     <w:basedOn w:val="BodyText"/>
     <w:qFormat/>
     <w:pPr>
-      <w:spacing w:after="36" w:before="36"/>
+      <w:spacing w:after="160" w:before="36" w:line="300" w:lineRule="auto"/>
     </w:pPr>
+    <w:rPr>
+      <w:rFonts w:ascii="Cambria" w:hAnsi="Cambria"/>
+      <w:color w:val="2F3542"/>
+      <w:sz w:val="23"/>
+    </w:rPr>
   </w:style>
   <w:style w:styleId="Title" w:type="paragraph">
     <w:name w:val="Title"/>
@@ -1465,15 +6134,16 @@
     <w:pPr>
       <w:keepNext/>
       <w:keepLines/>
-      <w:spacing w:after="0" w:before="480"/>
+      <w:pageBreakBefore/>
+      <w:spacing w:after="360" w:before="0"/>
       <w:outlineLvl w:val="0"/>
     </w:pPr>
     <w:rPr>
-      <w:rFonts w:asciiTheme="majorHAnsi" w:cstheme="majorBidi" w:eastAsiaTheme="majorEastAsia" w:hAnsiTheme="majorHAnsi"/>
+      <w:rFonts w:asciiTheme="majorHAnsi" w:cstheme="majorBidi" w:eastAsiaTheme="majorEastAsia" w:hAnsiTheme="majorHAnsi" w:ascii="Calibri" w:hAnsi="Calibri"/>
       <w:b/>
       <w:bCs/>
-      <w:color w:themeColor="accent1" w:val="4F81BD"/>
-      <w:sz w:val="32"/>
+      <w:color w:val="2C3E50"/>
+      <w:sz w:val="52"/>
       <w:szCs w:val="32"/>
     </w:rPr>
   </w:style>
@@ -1487,15 +6157,15 @@
     <w:pPr>
       <w:keepNext/>
       <w:keepLines/>
-      <w:spacing w:after="0" w:before="200"/>
+      <w:spacing w:after="160" w:before="440"/>
       <w:outlineLvl w:val="1"/>
     </w:pPr>
     <w:rPr>
-      <w:rFonts w:asciiTheme="majorHAnsi" w:cstheme="majorBidi" w:eastAsiaTheme="majorEastAsia" w:hAnsiTheme="majorHAnsi"/>
+      <w:rFonts w:asciiTheme="majorHAnsi" w:cstheme="majorBidi" w:eastAsiaTheme="majorEastAsia" w:hAnsiTheme="majorHAnsi" w:ascii="Calibri" w:hAnsi="Calibri"/>
       <w:b/>
       <w:bCs/>
-      <w:color w:themeColor="accent1" w:val="4F81BD"/>
-      <w:sz w:val="28"/>
+      <w:color w:val="C0502D"/>
+      <w:sz w:val="30"/>
       <w:szCs w:val="28"/>
     </w:rPr>
   </w:style>
@@ -1655,6 +6325,12 @@
       <w:spacing w:after="100" w:before="100"/>
       <w:ind w:firstLine="0" w:left="480" w:right="480"/>
     </w:pPr>
+    <w:rPr>
+      <w:rFonts w:ascii="Calibri" w:hAnsi="Calibri"/>
+      <w:i/>
+      <w:color w:val="216E9C"/>
+      <w:sz w:val="22"/>
+    </w:rPr>
   </w:style>
   <w:style w:styleId="FootnoteText" w:type="paragraph">
     <w:name w:val="Footnote Text"/>
@@ -1806,6 +6482,11 @@
     <w:pPr>
       <w:wordWrap w:val="off"/>
     </w:pPr>
+    <w:rPr>
+      <w:rFonts w:ascii="Consolas" w:hAnsi="Consolas"/>
+      <w:color w:val="2F3542"/>
+      <w:sz w:val="19"/>
+    </w:rPr>
   </w:style>
   <w:style w:type="character" w:customStyle="1" w:styleId="KeywordTok">
     <w:name w:val="KeywordTok"/>

--- a/redaction/chapitre7/paragraphes.docx
+++ b/redaction/chapitre7/paragraphes.docx
@@ -2,14 +2,14 @@
 <file path=word/document.xml><?xml version="1.0" encoding="utf-8"?>
 <w:document xmlns:w="http://schemas.openxmlformats.org/wordprocessingml/2006/main" xmlns:m="http://schemas.openxmlformats.org/officeDocument/2006/math" xmlns:r="http://schemas.openxmlformats.org/officeDocument/2006/relationships" xmlns:o="urn:schemas-microsoft-com:office:office" xmlns:v="urn:schemas-microsoft-com:vml" xmlns:w10="urn:schemas-microsoft-com:office:word" xmlns:a="http://schemas.openxmlformats.org/drawingml/2006/main" xmlns:pic="http://schemas.openxmlformats.org/drawingml/2006/picture" xmlns:wp="http://schemas.openxmlformats.org/drawingml/2006/wordprocessingDrawing">
   <w:body>
-    <w:bookmarkStart w:id="37" w:name="X75f17c22aca9a351ad7a235f97b0b5ee5c5ffe0"/>
+    <w:bookmarkStart w:id="37" w:name="X50d2a5fcae0c940bce4f1efbbe41625a8caeb95"/>
     <w:p>
       <w:pPr>
         <w:pStyle w:val="Heading1"/>
         <w:pageBreakBefore/>
       </w:pPr>
       <w:r>
-        <w:t xml:space="preserve">Chapitre 5 : Manipulation des données structurées - list, dict et set</w:t>
+        <w:t xml:space="preserve">Chapitre 7 : Manipulation des données structurées - list, dict et set</w:t>
       </w:r>
     </w:p>
     <w:p>
@@ -5125,7 +5125,7 @@
     </w:p>
     <w:bookmarkEnd w:id="33"/>
     <w:bookmarkEnd w:id="34"/>
-    <w:bookmarkStart w:id="35" w:name="exemple-de-synthèse"/>
+    <w:bookmarkStart w:id="36" w:name="exemple-de-synthèse"/>
     <w:p>
       <w:pPr>
         <w:pStyle w:val="Heading2"/>
@@ -5540,14 +5540,13 @@
         <w:t xml:space="preserve">)</w:t>
       </w:r>
     </w:p>
-    <w:bookmarkEnd w:id="35"/>
-    <w:bookmarkStart w:id="36" w:name="exercices"/>
+    <w:bookmarkStart w:id="35" w:name="exercices-de-fin-de-chapitre"/>
     <w:p>
       <w:pPr>
-        <w:pStyle w:val="Heading2"/>
-      </w:pPr>
-      <w:r>
-        <w:t xml:space="preserve">Exercices</w:t>
+        <w:pStyle w:val="Heading3"/>
+      </w:pPr>
+      <w:r>
+        <w:t xml:space="preserve">Exercices de fin de chapitre</w:t>
       </w:r>
     </w:p>
     <w:p>
@@ -5667,6 +5666,7 @@
         <w:t xml:space="preserve">, parcourrir le tableau et créer deux tableaux contenants les paires et les impaires séparemment</w:t>
       </w:r>
     </w:p>
+    <w:bookmarkEnd w:id="35"/>
     <w:bookmarkEnd w:id="36"/>
     <w:bookmarkEnd w:id="37"/>
     <w:sectPr/>
